--- a/8.资源管理/2.运行记录类文件/080202-服务台应用提升情况说明(截止2025年12月).docx
+++ b/8.资源管理/2.运行记录类文件/080202-服务台应用提升情况说明(截止2025年12月).docx
@@ -1,10 +1,10 @@
 
 <file path=word/document.xml><?xml version="1.0" encoding="utf-8"?>
-<w:document xmlns:ve="http://schemas.openxmlformats.org/markup-compatibility/2006" xmlns:o="urn:schemas-microsoft-com:office:office" xmlns:r="http://schemas.openxmlformats.org/officeDocument/2006/relationships" xmlns:m="http://schemas.openxmlformats.org/officeDocument/2006/math" xmlns:v="urn:schemas-microsoft-com:vml" xmlns:wp="http://schemas.openxmlformats.org/drawingml/2006/wordprocessingDrawing" xmlns:w10="urn:schemas-microsoft-com:office:word" xmlns:w="http://schemas.openxmlformats.org/wordprocessingml/2006/main" xmlns:wne="http://schemas.microsoft.com/office/word/2006/wordml">
+<w:document xmlns:wpc="http://schemas.microsoft.com/office/word/2010/wordprocessingCanvas" xmlns:mc="http://schemas.openxmlformats.org/markup-compatibility/2006" xmlns:o="urn:schemas-microsoft-com:office:office" xmlns:r="http://schemas.openxmlformats.org/officeDocument/2006/relationships" xmlns:m="http://schemas.openxmlformats.org/officeDocument/2006/math" xmlns:v="urn:schemas-microsoft-com:vml" xmlns:wp14="http://schemas.microsoft.com/office/word/2010/wordprocessingDrawing" xmlns:wp="http://schemas.openxmlformats.org/drawingml/2006/wordprocessingDrawing" xmlns:w="http://schemas.openxmlformats.org/wordprocessingml/2006/main" xmlns:w14="http://schemas.microsoft.com/office/word/2010/wordml" xmlns:w10="urn:schemas-microsoft-com:office:word" xmlns:w15="http://schemas.microsoft.com/office/word/2012/wordml" xmlns:wpg="http://schemas.microsoft.com/office/word/2010/wordprocessingGroup" xmlns:wpi="http://schemas.microsoft.com/office/word/2010/wordprocessingInk" xmlns:wne="http://schemas.microsoft.com/office/word/2006/wordml" xmlns:wps="http://schemas.microsoft.com/office/word/2010/wordprocessingShape" xmlns:wpsCustomData="http://www.wps.cn/officeDocument/2013/wpsCustomData" mc:Ignorable="w14 w15 wp14">
   <w:body>
     <w:p>
       <w:pPr>
-        <w:pStyle w:val="ad"/>
+        <w:pStyle w:val="32"/>
         <w:spacing w:after="1440"/>
         <w:rPr>
           <w:rFonts w:hint="default"/>
@@ -14,7 +14,7 @@
     </w:p>
     <w:p>
       <w:pPr>
-        <w:pStyle w:val="ad"/>
+        <w:pStyle w:val="32"/>
         <w:spacing w:after="1440"/>
         <w:rPr>
           <w:rFonts w:hint="default"/>
@@ -23,31 +23,27 @@
     </w:p>
     <w:p>
       <w:pPr>
-        <w:pStyle w:val="ad"/>
+        <w:pStyle w:val="32"/>
         <w:spacing w:after="1440"/>
         <w:rPr>
           <w:rFonts w:hint="default"/>
         </w:rPr>
       </w:pPr>
-      <w:proofErr w:type="spellStart"/>
       <w:r>
         <w:t>服务台应用提升情况说明</w:t>
       </w:r>
       <w:bookmarkEnd w:id="0"/>
-      <w:proofErr w:type="spellEnd"/>
     </w:p>
     <w:p>
       <w:pPr>
-        <w:pStyle w:val="ae"/>
+        <w:pStyle w:val="33"/>
         <w:spacing w:after="2160"/>
       </w:pPr>
       <w:bookmarkStart w:id="1" w:name="_Toc13503"/>
-      <w:proofErr w:type="spellStart"/>
       <w:r>
         <w:t>江苏云储智能科技有限公司</w:t>
       </w:r>
       <w:bookmarkEnd w:id="1"/>
-      <w:proofErr w:type="spellEnd"/>
     </w:p>
     <w:p>
       <w:pPr>
@@ -70,7 +66,7 @@
       </w:r>
       <w:r>
         <w:rPr>
-          <w:rFonts w:ascii="宋体" w:hAnsi="宋体" w:cs="宋体" w:hint="eastAsia"/>
+          <w:rFonts w:hint="eastAsia" w:ascii="宋体" w:hAnsi="宋体" w:cs="宋体"/>
           <w:spacing w:val="-10"/>
           <w:sz w:val="36"/>
           <w:szCs w:val="36"/>
@@ -97,10 +93,10 @@
           <w:szCs w:val="36"/>
         </w:rPr>
         <w:sectPr>
-          <w:headerReference w:type="default" r:id="rId8"/>
+          <w:headerReference r:id="rId5" w:type="default"/>
           <w:pgSz w:w="11906" w:h="16839"/>
           <w:pgMar w:top="1097" w:right="1767" w:bottom="0" w:left="1768" w:header="1082" w:footer="0" w:gutter="0"/>
-          <w:cols w:space="720"/>
+          <w:cols w:space="720" w:num="1"/>
         </w:sectPr>
       </w:pPr>
     </w:p>
@@ -116,7 +112,6 @@
         </w:rPr>
       </w:pPr>
       <w:bookmarkStart w:id="2" w:name="_Toc9532"/>
-      <w:proofErr w:type="spellStart"/>
       <w:r>
         <w:rPr>
           <w:rFonts w:ascii="宋体" w:hAnsi="宋体" w:cs="宋体"/>
@@ -124,27 +119,30 @@
           <w:sz w:val="28"/>
           <w:szCs w:val="28"/>
         </w:rPr>
-        <w:lastRenderedPageBreak/>
         <w:t>文档信息</w:t>
       </w:r>
       <w:bookmarkEnd w:id="2"/>
-      <w:proofErr w:type="spellEnd"/>
     </w:p>
     <w:tbl>
       <w:tblPr>
-        <w:tblStyle w:val="TableNormal0"/>
+        <w:tblStyle w:val="25"/>
         <w:tblW w:w="8639" w:type="dxa"/>
         <w:tblInd w:w="5" w:type="dxa"/>
         <w:tblBorders>
-          <w:top w:val="single" w:sz="4" w:space="0" w:color="000000"/>
-          <w:left w:val="single" w:sz="4" w:space="0" w:color="000000"/>
-          <w:bottom w:val="single" w:sz="4" w:space="0" w:color="000000"/>
-          <w:right w:val="single" w:sz="4" w:space="0" w:color="000000"/>
-          <w:insideH w:val="single" w:sz="4" w:space="0" w:color="000000"/>
-          <w:insideV w:val="single" w:sz="4" w:space="0" w:color="000000"/>
+          <w:top w:val="single" w:color="000000" w:sz="4" w:space="0"/>
+          <w:left w:val="single" w:color="000000" w:sz="4" w:space="0"/>
+          <w:bottom w:val="single" w:color="000000" w:sz="4" w:space="0"/>
+          <w:right w:val="single" w:color="000000" w:sz="4" w:space="0"/>
+          <w:insideH w:val="single" w:color="000000" w:sz="4" w:space="0"/>
+          <w:insideV w:val="single" w:color="000000" w:sz="4" w:space="0"/>
         </w:tblBorders>
         <w:tblLayout w:type="fixed"/>
-        <w:tblLook w:val="04A0"/>
+        <w:tblCellMar>
+          <w:top w:w="0" w:type="dxa"/>
+          <w:left w:w="0" w:type="dxa"/>
+          <w:bottom w:w="0" w:type="dxa"/>
+          <w:right w:w="0" w:type="dxa"/>
+        </w:tblCellMar>
       </w:tblPr>
       <w:tblGrid>
         <w:gridCol w:w="1702"/>
@@ -154,8 +152,24 @@
         <w:gridCol w:w="1561"/>
       </w:tblGrid>
       <w:tr>
+        <w:tblPrEx>
+          <w:tblBorders>
+            <w:top w:val="single" w:color="000000" w:sz="4" w:space="0"/>
+            <w:left w:val="single" w:color="000000" w:sz="4" w:space="0"/>
+            <w:bottom w:val="single" w:color="000000" w:sz="4" w:space="0"/>
+            <w:right w:val="single" w:color="000000" w:sz="4" w:space="0"/>
+            <w:insideH w:val="single" w:color="000000" w:sz="4" w:space="0"/>
+            <w:insideV w:val="single" w:color="000000" w:sz="4" w:space="0"/>
+          </w:tblBorders>
+          <w:tblCellMar>
+            <w:top w:w="0" w:type="dxa"/>
+            <w:left w:w="0" w:type="dxa"/>
+            <w:bottom w:w="0" w:type="dxa"/>
+            <w:right w:w="0" w:type="dxa"/>
+          </w:tblCellMar>
+        </w:tblPrEx>
         <w:trPr>
-          <w:trHeight w:val="611"/>
+          <w:trHeight w:val="611" w:hRule="atLeast"/>
         </w:trPr>
         <w:tc>
           <w:tcPr>
@@ -163,18 +177,16 @@
           </w:tcPr>
           <w:p>
             <w:pPr>
-              <w:pStyle w:val="TableText"/>
+              <w:pStyle w:val="26"/>
               <w:spacing w:before="139" w:line="220" w:lineRule="auto"/>
               <w:ind w:left="224"/>
             </w:pPr>
-            <w:proofErr w:type="spellStart"/>
             <w:r>
               <w:rPr>
                 <w:spacing w:val="-2"/>
               </w:rPr>
               <w:t>文档名称编号</w:t>
             </w:r>
-            <w:proofErr w:type="spellEnd"/>
           </w:p>
         </w:tc>
         <w:tc>
@@ -184,24 +196,38 @@
           </w:tcPr>
           <w:p>
             <w:pPr>
-              <w:pStyle w:val="TableText"/>
+              <w:pStyle w:val="26"/>
               <w:spacing w:before="139" w:line="220" w:lineRule="auto"/>
               <w:ind w:left="108"/>
             </w:pPr>
-            <w:proofErr w:type="spellStart"/>
             <w:r>
               <w:rPr>
                 <w:spacing w:val="-1"/>
               </w:rPr>
               <w:t>服务台应用提升情况说明</w:t>
             </w:r>
-            <w:proofErr w:type="spellEnd"/>
           </w:p>
         </w:tc>
       </w:tr>
       <w:tr>
+        <w:tblPrEx>
+          <w:tblBorders>
+            <w:top w:val="single" w:color="000000" w:sz="4" w:space="0"/>
+            <w:left w:val="single" w:color="000000" w:sz="4" w:space="0"/>
+            <w:bottom w:val="single" w:color="000000" w:sz="4" w:space="0"/>
+            <w:right w:val="single" w:color="000000" w:sz="4" w:space="0"/>
+            <w:insideH w:val="single" w:color="000000" w:sz="4" w:space="0"/>
+            <w:insideV w:val="single" w:color="000000" w:sz="4" w:space="0"/>
+          </w:tblBorders>
+          <w:tblCellMar>
+            <w:top w:w="0" w:type="dxa"/>
+            <w:left w:w="0" w:type="dxa"/>
+            <w:bottom w:w="0" w:type="dxa"/>
+            <w:right w:w="0" w:type="dxa"/>
+          </w:tblCellMar>
+        </w:tblPrEx>
         <w:trPr>
-          <w:trHeight w:val="606"/>
+          <w:trHeight w:val="606" w:hRule="atLeast"/>
         </w:trPr>
         <w:tc>
           <w:tcPr>
@@ -209,18 +235,16 @@
           </w:tcPr>
           <w:p>
             <w:pPr>
-              <w:pStyle w:val="TableText"/>
+              <w:pStyle w:val="26"/>
               <w:spacing w:before="136" w:line="220" w:lineRule="auto"/>
               <w:ind w:left="434"/>
             </w:pPr>
-            <w:proofErr w:type="spellStart"/>
             <w:r>
               <w:rPr>
                 <w:spacing w:val="-2"/>
               </w:rPr>
               <w:t>编制单位</w:t>
             </w:r>
-            <w:proofErr w:type="spellEnd"/>
           </w:p>
         </w:tc>
         <w:tc>
@@ -230,24 +254,38 @@
           </w:tcPr>
           <w:p>
             <w:pPr>
-              <w:pStyle w:val="TableText"/>
+              <w:pStyle w:val="26"/>
               <w:spacing w:before="137" w:line="219" w:lineRule="auto"/>
               <w:ind w:left="108"/>
             </w:pPr>
-            <w:proofErr w:type="spellStart"/>
             <w:r>
               <w:rPr>
                 <w:spacing w:val="-1"/>
               </w:rPr>
               <w:t>江苏云储智能科技有限公司</w:t>
             </w:r>
-            <w:proofErr w:type="spellEnd"/>
           </w:p>
         </w:tc>
       </w:tr>
       <w:tr>
+        <w:tblPrEx>
+          <w:tblBorders>
+            <w:top w:val="single" w:color="000000" w:sz="4" w:space="0"/>
+            <w:left w:val="single" w:color="000000" w:sz="4" w:space="0"/>
+            <w:bottom w:val="single" w:color="000000" w:sz="4" w:space="0"/>
+            <w:right w:val="single" w:color="000000" w:sz="4" w:space="0"/>
+            <w:insideH w:val="single" w:color="000000" w:sz="4" w:space="0"/>
+            <w:insideV w:val="single" w:color="000000" w:sz="4" w:space="0"/>
+          </w:tblBorders>
+          <w:tblCellMar>
+            <w:top w:w="0" w:type="dxa"/>
+            <w:left w:w="0" w:type="dxa"/>
+            <w:bottom w:w="0" w:type="dxa"/>
+            <w:right w:w="0" w:type="dxa"/>
+          </w:tblCellMar>
+        </w:tblPrEx>
         <w:trPr>
-          <w:trHeight w:val="606"/>
+          <w:trHeight w:val="606" w:hRule="atLeast"/>
         </w:trPr>
         <w:tc>
           <w:tcPr>
@@ -255,18 +293,16 @@
           </w:tcPr>
           <w:p>
             <w:pPr>
-              <w:pStyle w:val="TableText"/>
+              <w:pStyle w:val="26"/>
               <w:spacing w:before="139" w:line="219" w:lineRule="auto"/>
               <w:ind w:left="434"/>
             </w:pPr>
-            <w:proofErr w:type="spellStart"/>
             <w:r>
               <w:rPr>
                 <w:spacing w:val="-2"/>
               </w:rPr>
               <w:t>文档版本</w:t>
             </w:r>
-            <w:proofErr w:type="spellEnd"/>
           </w:p>
         </w:tc>
         <w:tc>
@@ -275,18 +311,16 @@
           </w:tcPr>
           <w:p>
             <w:pPr>
-              <w:pStyle w:val="TableText"/>
+              <w:pStyle w:val="26"/>
               <w:spacing w:before="139" w:line="219" w:lineRule="auto"/>
               <w:ind w:left="360"/>
             </w:pPr>
-            <w:proofErr w:type="spellStart"/>
             <w:r>
               <w:rPr>
                 <w:spacing w:val="-2"/>
               </w:rPr>
               <w:t>版本日期</w:t>
             </w:r>
-            <w:proofErr w:type="spellEnd"/>
           </w:p>
         </w:tc>
         <w:tc>
@@ -295,18 +329,16 @@
           </w:tcPr>
           <w:p>
             <w:pPr>
-              <w:pStyle w:val="TableText"/>
+              <w:pStyle w:val="26"/>
               <w:spacing w:before="139" w:line="219" w:lineRule="auto"/>
               <w:ind w:left="645"/>
             </w:pPr>
-            <w:proofErr w:type="spellStart"/>
             <w:r>
               <w:rPr>
                 <w:spacing w:val="-2"/>
               </w:rPr>
               <w:t>版本说明</w:t>
             </w:r>
-            <w:proofErr w:type="spellEnd"/>
           </w:p>
         </w:tc>
         <w:tc>
@@ -315,7 +347,7 @@
           </w:tcPr>
           <w:p>
             <w:pPr>
-              <w:pStyle w:val="TableText"/>
+              <w:pStyle w:val="26"/>
               <w:spacing w:before="139" w:line="220" w:lineRule="auto"/>
               <w:ind w:left="593"/>
             </w:pPr>
@@ -345,24 +377,38 @@
           </w:tcPr>
           <w:p>
             <w:pPr>
-              <w:pStyle w:val="TableText"/>
+              <w:pStyle w:val="26"/>
               <w:spacing w:before="139" w:line="220" w:lineRule="auto"/>
               <w:ind w:left="586"/>
             </w:pPr>
-            <w:proofErr w:type="spellStart"/>
             <w:r>
               <w:rPr>
                 <w:spacing w:val="-5"/>
               </w:rPr>
               <w:t>审核</w:t>
             </w:r>
-            <w:proofErr w:type="spellEnd"/>
           </w:p>
         </w:tc>
       </w:tr>
       <w:tr>
+        <w:tblPrEx>
+          <w:tblBorders>
+            <w:top w:val="single" w:color="000000" w:sz="4" w:space="0"/>
+            <w:left w:val="single" w:color="000000" w:sz="4" w:space="0"/>
+            <w:bottom w:val="single" w:color="000000" w:sz="4" w:space="0"/>
+            <w:right w:val="single" w:color="000000" w:sz="4" w:space="0"/>
+            <w:insideH w:val="single" w:color="000000" w:sz="4" w:space="0"/>
+            <w:insideV w:val="single" w:color="000000" w:sz="4" w:space="0"/>
+          </w:tblBorders>
+          <w:tblCellMar>
+            <w:top w:w="0" w:type="dxa"/>
+            <w:left w:w="0" w:type="dxa"/>
+            <w:bottom w:w="0" w:type="dxa"/>
+            <w:right w:w="0" w:type="dxa"/>
+          </w:tblCellMar>
+        </w:tblPrEx>
         <w:trPr>
-          <w:trHeight w:val="474"/>
+          <w:trHeight w:val="474" w:hRule="atLeast"/>
         </w:trPr>
         <w:tc>
           <w:tcPr>
@@ -370,7 +416,7 @@
           </w:tcPr>
           <w:p>
             <w:pPr>
-              <w:pStyle w:val="TableText"/>
+              <w:pStyle w:val="26"/>
               <w:spacing w:before="104" w:line="239" w:lineRule="auto"/>
               <w:ind w:left="637"/>
             </w:pPr>
@@ -388,7 +434,7 @@
           </w:tcPr>
           <w:p>
             <w:pPr>
-              <w:pStyle w:val="TableText"/>
+              <w:pStyle w:val="26"/>
               <w:spacing w:before="104"/>
               <w:ind w:left="362"/>
               <w:rPr>
@@ -431,18 +477,16 @@
           </w:tcPr>
           <w:p>
             <w:pPr>
-              <w:pStyle w:val="TableText"/>
+              <w:pStyle w:val="26"/>
               <w:spacing w:before="74" w:line="219" w:lineRule="auto"/>
               <w:ind w:left="647"/>
             </w:pPr>
-            <w:proofErr w:type="spellStart"/>
             <w:r>
               <w:rPr>
                 <w:spacing w:val="-3"/>
               </w:rPr>
               <w:t>发布版本</w:t>
             </w:r>
-            <w:proofErr w:type="spellEnd"/>
           </w:p>
         </w:tc>
         <w:tc>
@@ -451,7 +495,7 @@
           </w:tcPr>
           <w:p>
             <w:pPr>
-              <w:pStyle w:val="TableText"/>
+              <w:pStyle w:val="26"/>
               <w:spacing w:before="75" w:line="220" w:lineRule="auto"/>
               <w:ind w:left="550"/>
               <w:rPr>
@@ -473,24 +517,38 @@
           </w:tcPr>
           <w:p>
             <w:pPr>
-              <w:pStyle w:val="TableText"/>
+              <w:pStyle w:val="26"/>
               <w:spacing w:before="74" w:line="220" w:lineRule="auto"/>
               <w:ind w:left="476"/>
             </w:pPr>
-            <w:proofErr w:type="spellStart"/>
             <w:r>
               <w:rPr>
                 <w:spacing w:val="-3"/>
               </w:rPr>
               <w:t>史晓玲</w:t>
             </w:r>
-            <w:proofErr w:type="spellEnd"/>
           </w:p>
         </w:tc>
       </w:tr>
       <w:tr>
+        <w:tblPrEx>
+          <w:tblBorders>
+            <w:top w:val="single" w:color="000000" w:sz="4" w:space="0"/>
+            <w:left w:val="single" w:color="000000" w:sz="4" w:space="0"/>
+            <w:bottom w:val="single" w:color="000000" w:sz="4" w:space="0"/>
+            <w:right w:val="single" w:color="000000" w:sz="4" w:space="0"/>
+            <w:insideH w:val="single" w:color="000000" w:sz="4" w:space="0"/>
+            <w:insideV w:val="single" w:color="000000" w:sz="4" w:space="0"/>
+          </w:tblBorders>
+          <w:tblCellMar>
+            <w:top w:w="0" w:type="dxa"/>
+            <w:left w:w="0" w:type="dxa"/>
+            <w:bottom w:w="0" w:type="dxa"/>
+            <w:right w:w="0" w:type="dxa"/>
+          </w:tblCellMar>
+        </w:tblPrEx>
         <w:trPr>
-          <w:trHeight w:val="474"/>
+          <w:trHeight w:val="474" w:hRule="atLeast"/>
         </w:trPr>
         <w:tc>
           <w:tcPr>
@@ -524,8 +582,24 @@
         </w:tc>
       </w:tr>
       <w:tr>
+        <w:tblPrEx>
+          <w:tblBorders>
+            <w:top w:val="single" w:color="000000" w:sz="4" w:space="0"/>
+            <w:left w:val="single" w:color="000000" w:sz="4" w:space="0"/>
+            <w:bottom w:val="single" w:color="000000" w:sz="4" w:space="0"/>
+            <w:right w:val="single" w:color="000000" w:sz="4" w:space="0"/>
+            <w:insideH w:val="single" w:color="000000" w:sz="4" w:space="0"/>
+            <w:insideV w:val="single" w:color="000000" w:sz="4" w:space="0"/>
+          </w:tblBorders>
+          <w:tblCellMar>
+            <w:top w:w="0" w:type="dxa"/>
+            <w:left w:w="0" w:type="dxa"/>
+            <w:bottom w:w="0" w:type="dxa"/>
+            <w:right w:w="0" w:type="dxa"/>
+          </w:tblCellMar>
+        </w:tblPrEx>
         <w:trPr>
-          <w:trHeight w:val="528"/>
+          <w:trHeight w:val="528" w:hRule="atLeast"/>
         </w:trPr>
         <w:tc>
           <w:tcPr>
@@ -559,8 +633,24 @@
         </w:tc>
       </w:tr>
       <w:tr>
+        <w:tblPrEx>
+          <w:tblBorders>
+            <w:top w:val="single" w:color="000000" w:sz="4" w:space="0"/>
+            <w:left w:val="single" w:color="000000" w:sz="4" w:space="0"/>
+            <w:bottom w:val="single" w:color="000000" w:sz="4" w:space="0"/>
+            <w:right w:val="single" w:color="000000" w:sz="4" w:space="0"/>
+            <w:insideH w:val="single" w:color="000000" w:sz="4" w:space="0"/>
+            <w:insideV w:val="single" w:color="000000" w:sz="4" w:space="0"/>
+          </w:tblBorders>
+          <w:tblCellMar>
+            <w:top w:w="0" w:type="dxa"/>
+            <w:left w:w="0" w:type="dxa"/>
+            <w:bottom w:w="0" w:type="dxa"/>
+            <w:right w:w="0" w:type="dxa"/>
+          </w:tblCellMar>
+        </w:tblPrEx>
         <w:trPr>
-          <w:trHeight w:val="589"/>
+          <w:trHeight w:val="589" w:hRule="atLeast"/>
         </w:trPr>
         <w:tc>
           <w:tcPr>
@@ -596,16 +686,16 @@
     </w:tbl>
     <w:p>
       <w:pPr>
-        <w:pStyle w:val="a4"/>
+        <w:pStyle w:val="12"/>
       </w:pPr>
     </w:p>
     <w:p>
       <w:pPr>
         <w:sectPr>
-          <w:headerReference w:type="default" r:id="rId9"/>
+          <w:headerReference r:id="rId6" w:type="default"/>
           <w:pgSz w:w="11906" w:h="16839"/>
           <w:pgMar w:top="1097" w:right="1627" w:bottom="0" w:left="1628" w:header="1082" w:footer="0" w:gutter="0"/>
-          <w:cols w:space="720"/>
+          <w:cols w:space="720" w:num="1"/>
         </w:sectPr>
       </w:pPr>
     </w:p>
@@ -622,7 +712,7 @@
       </w:sdtPr>
       <w:sdtEndPr>
         <w:rPr>
-          <w:rFonts w:ascii="Cambria" w:eastAsia="Cambria" w:hAnsi="Cambria" w:cs="Cambria"/>
+          <w:rFonts w:ascii="Cambria" w:hAnsi="Cambria" w:eastAsia="Cambria" w:cs="Cambria"/>
           <w:szCs w:val="24"/>
         </w:rPr>
       </w:sdtEndPr>
@@ -632,336 +722,402 @@
             <w:spacing w:line="240" w:lineRule="auto"/>
             <w:jc w:val="center"/>
             <w:rPr>
-              <w:rFonts w:ascii="Microsoft JhengHei" w:eastAsia="Microsoft JhengHei" w:hAnsi="Microsoft JhengHei" w:cs="Microsoft JhengHei"/>
+              <w:rFonts w:ascii="Microsoft JhengHei" w:hAnsi="Microsoft JhengHei" w:eastAsia="Microsoft JhengHei" w:cs="Microsoft JhengHei"/>
               <w:sz w:val="24"/>
               <w:szCs w:val="24"/>
             </w:rPr>
           </w:pPr>
-          <w:proofErr w:type="spellStart"/>
           <w:r>
             <w:rPr>
-              <w:rFonts w:ascii="Microsoft JhengHei" w:eastAsia="Microsoft JhengHei" w:hAnsi="Microsoft JhengHei" w:cs="Microsoft JhengHei" w:hint="eastAsia"/>
+              <w:rFonts w:hint="eastAsia" w:ascii="Microsoft JhengHei" w:hAnsi="Microsoft JhengHei" w:eastAsia="Microsoft JhengHei" w:cs="Microsoft JhengHei"/>
               <w:sz w:val="24"/>
               <w:szCs w:val="24"/>
             </w:rPr>
             <w:t>目录</w:t>
           </w:r>
-          <w:proofErr w:type="spellEnd"/>
         </w:p>
         <w:p>
           <w:pPr>
-            <w:pStyle w:val="10"/>
+            <w:pStyle w:val="17"/>
             <w:tabs>
               <w:tab w:val="right" w:leader="dot" w:pos="9724"/>
             </w:tabs>
           </w:pPr>
           <w:r>
             <w:rPr>
-              <w:rFonts w:ascii="Microsoft JhengHei" w:hAnsi="Microsoft JhengHei" w:cs="Microsoft JhengHei" w:hint="eastAsia"/>
+              <w:rFonts w:hint="eastAsia" w:ascii="Microsoft JhengHei" w:hAnsi="Microsoft JhengHei" w:cs="Microsoft JhengHei"/>
               <w:szCs w:val="24"/>
             </w:rPr>
             <w:fldChar w:fldCharType="begin"/>
           </w:r>
           <w:r>
             <w:rPr>
-              <w:rFonts w:ascii="Microsoft JhengHei" w:hAnsi="Microsoft JhengHei" w:cs="Microsoft JhengHei" w:hint="eastAsia"/>
+              <w:rFonts w:hint="eastAsia" w:ascii="Microsoft JhengHei" w:hAnsi="Microsoft JhengHei" w:cs="Microsoft JhengHei"/>
               <w:szCs w:val="24"/>
             </w:rPr>
             <w:instrText xml:space="preserve">TOC \o "1-3" \h \u </w:instrText>
           </w:r>
           <w:r>
             <w:rPr>
-              <w:rFonts w:ascii="Microsoft JhengHei" w:hAnsi="Microsoft JhengHei" w:cs="Microsoft JhengHei" w:hint="eastAsia"/>
+              <w:rFonts w:hint="eastAsia" w:ascii="Microsoft JhengHei" w:hAnsi="Microsoft JhengHei" w:cs="Microsoft JhengHei"/>
               <w:szCs w:val="24"/>
             </w:rPr>
             <w:fldChar w:fldCharType="separate"/>
           </w:r>
-          <w:hyperlink w:anchor="_Toc28766" w:history="1">
-            <w:r>
-              <w:t>服务台应用提升情况说明</w:t>
-            </w:r>
-            <w:r>
-              <w:tab/>
-            </w:r>
-            <w:r>
-              <w:fldChar w:fldCharType="begin"/>
-            </w:r>
-            <w:r>
-              <w:instrText xml:space="preserve"> PAGEREF _Toc28766 \h </w:instrText>
-            </w:r>
-            <w:r>
-              <w:fldChar w:fldCharType="separate"/>
-            </w:r>
-            <w:r>
-              <w:t>1</w:t>
-            </w:r>
-            <w:r>
-              <w:fldChar w:fldCharType="end"/>
-            </w:r>
-          </w:hyperlink>
+          <w:r>
+            <w:fldChar w:fldCharType="begin"/>
+          </w:r>
+          <w:r>
+            <w:instrText xml:space="preserve"> HYPERLINK \l "_Toc28766" </w:instrText>
+          </w:r>
+          <w:r>
+            <w:fldChar w:fldCharType="separate"/>
+          </w:r>
+          <w:r>
+            <w:t>服务台应用提升情况说明</w:t>
+          </w:r>
+          <w:r>
+            <w:tab/>
+          </w:r>
+          <w:r>
+            <w:fldChar w:fldCharType="begin"/>
+          </w:r>
+          <w:r>
+            <w:instrText xml:space="preserve"> PAGEREF _Toc28766 \h </w:instrText>
+          </w:r>
+          <w:r>
+            <w:fldChar w:fldCharType="separate"/>
+          </w:r>
+          <w:r>
+            <w:t>1</w:t>
+          </w:r>
+          <w:r>
+            <w:fldChar w:fldCharType="end"/>
+          </w:r>
+          <w:r>
+            <w:fldChar w:fldCharType="end"/>
+          </w:r>
         </w:p>
         <w:p>
           <w:pPr>
-            <w:pStyle w:val="10"/>
+            <w:pStyle w:val="17"/>
             <w:tabs>
               <w:tab w:val="right" w:leader="dot" w:pos="9724"/>
             </w:tabs>
           </w:pPr>
-          <w:hyperlink w:anchor="_Toc13503" w:history="1">
-            <w:r>
-              <w:t>江苏云储智能科技有限公司</w:t>
-            </w:r>
-            <w:r>
-              <w:tab/>
-            </w:r>
-            <w:r>
-              <w:fldChar w:fldCharType="begin"/>
-            </w:r>
-            <w:r>
-              <w:instrText xml:space="preserve"> PAGEREF _Toc13503 \h </w:instrText>
-            </w:r>
-            <w:r>
-              <w:fldChar w:fldCharType="separate"/>
-            </w:r>
-            <w:r>
-              <w:t>1</w:t>
-            </w:r>
-            <w:r>
-              <w:fldChar w:fldCharType="end"/>
-            </w:r>
-          </w:hyperlink>
+          <w:r>
+            <w:fldChar w:fldCharType="begin"/>
+          </w:r>
+          <w:r>
+            <w:instrText xml:space="preserve"> HYPERLINK \l "_Toc13503" </w:instrText>
+          </w:r>
+          <w:r>
+            <w:fldChar w:fldCharType="separate"/>
+          </w:r>
+          <w:r>
+            <w:t>江苏云储智能科技有限公司</w:t>
+          </w:r>
+          <w:r>
+            <w:tab/>
+          </w:r>
+          <w:r>
+            <w:fldChar w:fldCharType="begin"/>
+          </w:r>
+          <w:r>
+            <w:instrText xml:space="preserve"> PAGEREF _Toc13503 \h </w:instrText>
+          </w:r>
+          <w:r>
+            <w:fldChar w:fldCharType="separate"/>
+          </w:r>
+          <w:r>
+            <w:t>1</w:t>
+          </w:r>
+          <w:r>
+            <w:fldChar w:fldCharType="end"/>
+          </w:r>
+          <w:r>
+            <w:fldChar w:fldCharType="end"/>
+          </w:r>
         </w:p>
         <w:p>
           <w:pPr>
-            <w:pStyle w:val="10"/>
+            <w:pStyle w:val="17"/>
             <w:tabs>
               <w:tab w:val="right" w:leader="dot" w:pos="9724"/>
             </w:tabs>
           </w:pPr>
-          <w:hyperlink w:anchor="_Toc9532" w:history="1">
-            <w:r>
-              <w:rPr>
-                <w:rFonts w:ascii="宋体" w:eastAsia="宋体" w:hAnsi="宋体" w:cs="宋体"/>
-                <w:spacing w:val="-3"/>
-                <w:szCs w:val="28"/>
-              </w:rPr>
-              <w:t>文档信息</w:t>
-            </w:r>
-            <w:r>
-              <w:tab/>
-            </w:r>
-            <w:r>
-              <w:fldChar w:fldCharType="begin"/>
-            </w:r>
-            <w:r>
-              <w:instrText xml:space="preserve"> PAGEREF _Toc9532 \h </w:instrText>
-            </w:r>
-            <w:r>
-              <w:fldChar w:fldCharType="separate"/>
-            </w:r>
-            <w:r>
-              <w:t>2</w:t>
-            </w:r>
-            <w:r>
-              <w:fldChar w:fldCharType="end"/>
-            </w:r>
-          </w:hyperlink>
+          <w:r>
+            <w:fldChar w:fldCharType="begin"/>
+          </w:r>
+          <w:r>
+            <w:instrText xml:space="preserve"> HYPERLINK \l "_Toc9532" </w:instrText>
+          </w:r>
+          <w:r>
+            <w:fldChar w:fldCharType="separate"/>
+          </w:r>
+          <w:r>
+            <w:rPr>
+              <w:rFonts w:ascii="宋体" w:hAnsi="宋体" w:eastAsia="宋体" w:cs="宋体"/>
+              <w:spacing w:val="-3"/>
+              <w:szCs w:val="28"/>
+            </w:rPr>
+            <w:t>文档信息</w:t>
+          </w:r>
+          <w:r>
+            <w:tab/>
+          </w:r>
+          <w:r>
+            <w:fldChar w:fldCharType="begin"/>
+          </w:r>
+          <w:r>
+            <w:instrText xml:space="preserve"> PAGEREF _Toc9532 \h </w:instrText>
+          </w:r>
+          <w:r>
+            <w:fldChar w:fldCharType="separate"/>
+          </w:r>
+          <w:r>
+            <w:t>2</w:t>
+          </w:r>
+          <w:r>
+            <w:fldChar w:fldCharType="end"/>
+          </w:r>
+          <w:r>
+            <w:fldChar w:fldCharType="end"/>
+          </w:r>
         </w:p>
         <w:p>
           <w:pPr>
-            <w:pStyle w:val="10"/>
+            <w:pStyle w:val="17"/>
             <w:tabs>
               <w:tab w:val="right" w:leader="dot" w:pos="9724"/>
             </w:tabs>
           </w:pPr>
-          <w:hyperlink w:anchor="_Toc11543" w:history="1">
-            <w:r>
-              <w:t xml:space="preserve">1. </w:t>
-            </w:r>
-            <w:r>
-              <w:t>服务台概况</w:t>
-            </w:r>
-            <w:r>
-              <w:tab/>
-            </w:r>
-            <w:r>
-              <w:fldChar w:fldCharType="begin"/>
-            </w:r>
-            <w:r>
-              <w:instrText xml:space="preserve"> PAGEREF _Toc11543 \h </w:instrText>
-            </w:r>
-            <w:r>
-              <w:fldChar w:fldCharType="separate"/>
-            </w:r>
-            <w:r>
-              <w:t>4</w:t>
-            </w:r>
-            <w:r>
-              <w:fldChar w:fldCharType="end"/>
-            </w:r>
-          </w:hyperlink>
+          <w:r>
+            <w:fldChar w:fldCharType="begin"/>
+          </w:r>
+          <w:r>
+            <w:instrText xml:space="preserve"> HYPERLINK \l "_Toc11543" </w:instrText>
+          </w:r>
+          <w:r>
+            <w:fldChar w:fldCharType="separate"/>
+          </w:r>
+          <w:r>
+            <w:t>1. 服务台概况</w:t>
+          </w:r>
+          <w:r>
+            <w:tab/>
+          </w:r>
+          <w:r>
+            <w:fldChar w:fldCharType="begin"/>
+          </w:r>
+          <w:r>
+            <w:instrText xml:space="preserve"> PAGEREF _Toc11543 \h </w:instrText>
+          </w:r>
+          <w:r>
+            <w:fldChar w:fldCharType="separate"/>
+          </w:r>
+          <w:r>
+            <w:t>4</w:t>
+          </w:r>
+          <w:r>
+            <w:fldChar w:fldCharType="end"/>
+          </w:r>
+          <w:r>
+            <w:fldChar w:fldCharType="end"/>
+          </w:r>
         </w:p>
         <w:p>
           <w:pPr>
-            <w:pStyle w:val="10"/>
+            <w:pStyle w:val="17"/>
             <w:tabs>
               <w:tab w:val="right" w:leader="dot" w:pos="9724"/>
             </w:tabs>
           </w:pPr>
-          <w:hyperlink w:anchor="_Toc4860" w:history="1">
-            <w:r>
-              <w:t xml:space="preserve">2. </w:t>
-            </w:r>
-            <w:r>
-              <w:t>严格要求服务台工作</w:t>
-            </w:r>
-            <w:r>
-              <w:tab/>
-            </w:r>
-            <w:r>
-              <w:fldChar w:fldCharType="begin"/>
-            </w:r>
-            <w:r>
-              <w:instrText xml:space="preserve"> PAGEREF _Toc4860 \h </w:instrText>
-            </w:r>
-            <w:r>
-              <w:fldChar w:fldCharType="separate"/>
-            </w:r>
-            <w:r>
-              <w:t>4</w:t>
-            </w:r>
-            <w:r>
-              <w:fldChar w:fldCharType="end"/>
-            </w:r>
-          </w:hyperlink>
+          <w:r>
+            <w:fldChar w:fldCharType="begin"/>
+          </w:r>
+          <w:r>
+            <w:instrText xml:space="preserve"> HYPERLINK \l "_Toc4860" </w:instrText>
+          </w:r>
+          <w:r>
+            <w:fldChar w:fldCharType="separate"/>
+          </w:r>
+          <w:r>
+            <w:t>2. 严格要求服务台工作</w:t>
+          </w:r>
+          <w:r>
+            <w:tab/>
+          </w:r>
+          <w:r>
+            <w:fldChar w:fldCharType="begin"/>
+          </w:r>
+          <w:r>
+            <w:instrText xml:space="preserve"> PAGEREF _Toc4860 \h </w:instrText>
+          </w:r>
+          <w:r>
+            <w:fldChar w:fldCharType="separate"/>
+          </w:r>
+          <w:r>
+            <w:t>4</w:t>
+          </w:r>
+          <w:r>
+            <w:fldChar w:fldCharType="end"/>
+          </w:r>
+          <w:r>
+            <w:fldChar w:fldCharType="end"/>
+          </w:r>
         </w:p>
         <w:p>
           <w:pPr>
-            <w:pStyle w:val="20"/>
+            <w:pStyle w:val="18"/>
             <w:tabs>
               <w:tab w:val="right" w:leader="dot" w:pos="9724"/>
             </w:tabs>
           </w:pPr>
-          <w:hyperlink w:anchor="_Toc3229" w:history="1">
-            <w:r>
-              <w:t xml:space="preserve">2.1. </w:t>
-            </w:r>
-            <w:r>
-              <w:t>提升服务台工作效率</w:t>
-            </w:r>
-            <w:r>
-              <w:tab/>
-            </w:r>
-            <w:r>
-              <w:fldChar w:fldCharType="begin"/>
-            </w:r>
-            <w:r>
-              <w:instrText xml:space="preserve"> PAGEREF _Toc3229 \h </w:instrText>
-            </w:r>
-            <w:r>
-              <w:fldChar w:fldCharType="separate"/>
-            </w:r>
-            <w:r>
-              <w:t>4</w:t>
-            </w:r>
-            <w:r>
-              <w:fldChar w:fldCharType="end"/>
-            </w:r>
-          </w:hyperlink>
+          <w:r>
+            <w:fldChar w:fldCharType="begin"/>
+          </w:r>
+          <w:r>
+            <w:instrText xml:space="preserve"> HYPERLINK \l "_Toc3229" </w:instrText>
+          </w:r>
+          <w:r>
+            <w:fldChar w:fldCharType="separate"/>
+          </w:r>
+          <w:r>
+            <w:t>2.1. 提升服务台工作效率</w:t>
+          </w:r>
+          <w:r>
+            <w:tab/>
+          </w:r>
+          <w:r>
+            <w:fldChar w:fldCharType="begin"/>
+          </w:r>
+          <w:r>
+            <w:instrText xml:space="preserve"> PAGEREF _Toc3229 \h </w:instrText>
+          </w:r>
+          <w:r>
+            <w:fldChar w:fldCharType="separate"/>
+          </w:r>
+          <w:r>
+            <w:t>4</w:t>
+          </w:r>
+          <w:r>
+            <w:fldChar w:fldCharType="end"/>
+          </w:r>
+          <w:r>
+            <w:fldChar w:fldCharType="end"/>
+          </w:r>
         </w:p>
         <w:p>
           <w:pPr>
-            <w:pStyle w:val="20"/>
+            <w:pStyle w:val="18"/>
             <w:tabs>
               <w:tab w:val="right" w:leader="dot" w:pos="9724"/>
             </w:tabs>
           </w:pPr>
-          <w:hyperlink w:anchor="_Toc29369" w:history="1">
-            <w:r>
-              <w:t xml:space="preserve">2.2. </w:t>
-            </w:r>
-            <w:r>
-              <w:t>服务台</w:t>
-            </w:r>
-            <w:r>
-              <w:rPr>
-                <w:rFonts w:hint="eastAsia"/>
-                <w:lang w:eastAsia="zh-CN"/>
-              </w:rPr>
-              <w:t>指标完成情况</w:t>
-            </w:r>
-            <w:r>
-              <w:tab/>
-            </w:r>
-            <w:r>
-              <w:fldChar w:fldCharType="begin"/>
-            </w:r>
-            <w:r>
-              <w:instrText xml:space="preserve"> PAGEREF _Toc29369 \h </w:instrText>
-            </w:r>
-            <w:r>
-              <w:fldChar w:fldCharType="separate"/>
-            </w:r>
-            <w:r>
-              <w:t>5</w:t>
-            </w:r>
-            <w:r>
-              <w:fldChar w:fldCharType="end"/>
-            </w:r>
-          </w:hyperlink>
+          <w:r>
+            <w:fldChar w:fldCharType="begin"/>
+          </w:r>
+          <w:r>
+            <w:instrText xml:space="preserve"> HYPERLINK \l "_Toc29369" </w:instrText>
+          </w:r>
+          <w:r>
+            <w:fldChar w:fldCharType="separate"/>
+          </w:r>
+          <w:r>
+            <w:t>2.2. 服务台</w:t>
+          </w:r>
+          <w:r>
+            <w:rPr>
+              <w:rFonts w:hint="eastAsia"/>
+              <w:lang w:eastAsia="zh-CN"/>
+            </w:rPr>
+            <w:t>指标完成情况</w:t>
+          </w:r>
+          <w:r>
+            <w:tab/>
+          </w:r>
+          <w:r>
+            <w:fldChar w:fldCharType="begin"/>
+          </w:r>
+          <w:r>
+            <w:instrText xml:space="preserve"> PAGEREF _Toc29369 \h </w:instrText>
+          </w:r>
+          <w:r>
+            <w:fldChar w:fldCharType="separate"/>
+          </w:r>
+          <w:r>
+            <w:t>5</w:t>
+          </w:r>
+          <w:r>
+            <w:fldChar w:fldCharType="end"/>
+          </w:r>
+          <w:r>
+            <w:fldChar w:fldCharType="end"/>
+          </w:r>
         </w:p>
         <w:p>
           <w:pPr>
-            <w:pStyle w:val="10"/>
+            <w:pStyle w:val="17"/>
             <w:tabs>
               <w:tab w:val="right" w:leader="dot" w:pos="9724"/>
             </w:tabs>
           </w:pPr>
-          <w:hyperlink w:anchor="_Toc2201" w:history="1">
-            <w:r>
-              <w:rPr>
-                <w:lang w:eastAsia="zh-CN"/>
-              </w:rPr>
-              <w:t xml:space="preserve">3. </w:t>
-            </w:r>
-            <w:r>
-              <w:rPr>
-                <w:rFonts w:hint="eastAsia"/>
-                <w:lang w:eastAsia="zh-CN"/>
-              </w:rPr>
-              <w:t>总结</w:t>
-            </w:r>
-            <w:r>
-              <w:tab/>
-            </w:r>
-            <w:r>
-              <w:fldChar w:fldCharType="begin"/>
-            </w:r>
-            <w:r>
-              <w:instrText xml:space="preserve"> PAGEREF _Toc2201 \h </w:instrText>
-            </w:r>
-            <w:r>
-              <w:fldChar w:fldCharType="separate"/>
-            </w:r>
-            <w:r>
-              <w:t>5</w:t>
-            </w:r>
-            <w:r>
-              <w:fldChar w:fldCharType="end"/>
-            </w:r>
-          </w:hyperlink>
+          <w:r>
+            <w:fldChar w:fldCharType="begin"/>
+          </w:r>
+          <w:r>
+            <w:instrText xml:space="preserve"> HYPERLINK \l "_Toc2201" </w:instrText>
+          </w:r>
+          <w:r>
+            <w:fldChar w:fldCharType="separate"/>
+          </w:r>
+          <w:r>
+            <w:rPr>
+              <w:lang w:eastAsia="zh-CN"/>
+            </w:rPr>
+            <w:t xml:space="preserve">3. </w:t>
+          </w:r>
+          <w:r>
+            <w:rPr>
+              <w:rFonts w:hint="eastAsia"/>
+              <w:lang w:eastAsia="zh-CN"/>
+            </w:rPr>
+            <w:t>总结</w:t>
+          </w:r>
+          <w:r>
+            <w:tab/>
+          </w:r>
+          <w:r>
+            <w:fldChar w:fldCharType="begin"/>
+          </w:r>
+          <w:r>
+            <w:instrText xml:space="preserve"> PAGEREF _Toc2201 \h </w:instrText>
+          </w:r>
+          <w:r>
+            <w:fldChar w:fldCharType="separate"/>
+          </w:r>
+          <w:r>
+            <w:t>5</w:t>
+          </w:r>
+          <w:r>
+            <w:fldChar w:fldCharType="end"/>
+          </w:r>
+          <w:r>
+            <w:fldChar w:fldCharType="end"/>
+          </w:r>
         </w:p>
         <w:p>
           <w:pPr>
             <w:spacing w:line="220" w:lineRule="auto"/>
             <w:rPr>
-              <w:rFonts w:ascii="Cambria" w:eastAsia="Cambria" w:hAnsi="Cambria" w:cs="Cambria"/>
+              <w:rFonts w:ascii="Cambria" w:hAnsi="Cambria" w:eastAsia="Cambria" w:cs="Cambria"/>
               <w:szCs w:val="24"/>
             </w:rPr>
           </w:pPr>
           <w:r>
             <w:rPr>
-              <w:rFonts w:ascii="Microsoft JhengHei" w:eastAsia="Microsoft JhengHei" w:hAnsi="Microsoft JhengHei" w:cs="Microsoft JhengHei" w:hint="eastAsia"/>
+              <w:rFonts w:hint="eastAsia" w:ascii="Microsoft JhengHei" w:hAnsi="Microsoft JhengHei" w:eastAsia="Microsoft JhengHei" w:cs="Microsoft JhengHei"/>
               <w:szCs w:val="24"/>
             </w:rPr>
             <w:fldChar w:fldCharType="end"/>
@@ -973,36 +1129,33 @@
       <w:pPr>
         <w:spacing w:line="220" w:lineRule="auto"/>
         <w:rPr>
-          <w:rFonts w:ascii="Cambria" w:eastAsia="Cambria" w:hAnsi="Cambria" w:cs="Cambria"/>
+          <w:rFonts w:ascii="Cambria" w:hAnsi="Cambria" w:eastAsia="Cambria" w:cs="Cambria"/>
           <w:szCs w:val="24"/>
         </w:rPr>
         <w:sectPr>
-          <w:headerReference w:type="default" r:id="rId10"/>
-          <w:footerReference w:type="default" r:id="rId11"/>
+          <w:headerReference r:id="rId7" w:type="default"/>
+          <w:footerReference r:id="rId8" w:type="default"/>
           <w:pgSz w:w="11906" w:h="16839"/>
           <w:pgMar w:top="1660" w:right="1090" w:bottom="1157" w:left="1092" w:header="0" w:footer="990" w:gutter="0"/>
-          <w:cols w:space="720"/>
+          <w:cols w:space="720" w:num="1"/>
         </w:sectPr>
       </w:pPr>
     </w:p>
     <w:p>
       <w:pPr>
-        <w:pStyle w:val="11"/>
+        <w:pStyle w:val="27"/>
       </w:pPr>
       <w:bookmarkStart w:id="3" w:name="bookmark1"/>
+      <w:bookmarkEnd w:id="3"/>
       <w:bookmarkStart w:id="4" w:name="_Toc11543"/>
-      <w:bookmarkEnd w:id="3"/>
-      <w:proofErr w:type="spellStart"/>
       <w:r>
-        <w:lastRenderedPageBreak/>
         <w:t>服务台概况</w:t>
       </w:r>
       <w:bookmarkEnd w:id="4"/>
-      <w:proofErr w:type="spellEnd"/>
     </w:p>
     <w:p>
       <w:pPr>
-        <w:ind w:firstLineChars="200" w:firstLine="560"/>
+        <w:ind w:firstLine="560" w:firstLineChars="200"/>
         <w:rPr>
           <w:rFonts w:ascii="宋体" w:hAnsi="宋体" w:cs="宋体"/>
           <w:sz w:val="28"/>
@@ -1012,7 +1165,7 @@
       </w:pPr>
       <w:r>
         <w:rPr>
-          <w:rFonts w:ascii="宋体" w:hAnsi="宋体" w:cs="宋体" w:hint="eastAsia"/>
+          <w:rFonts w:hint="eastAsia" w:ascii="宋体" w:hAnsi="宋体" w:cs="宋体"/>
           <w:sz w:val="28"/>
           <w:szCs w:val="28"/>
           <w:lang w:eastAsia="zh-CN"/>
@@ -1022,7 +1175,7 @@
     </w:p>
     <w:p>
       <w:pPr>
-        <w:ind w:firstLineChars="200" w:firstLine="560"/>
+        <w:ind w:firstLine="560" w:firstLineChars="200"/>
         <w:rPr>
           <w:rFonts w:ascii="宋体" w:hAnsi="宋体" w:cs="宋体"/>
           <w:sz w:val="28"/>
@@ -1032,7 +1185,7 @@
       </w:pPr>
       <w:r>
         <w:rPr>
-          <w:rFonts w:ascii="宋体" w:hAnsi="宋体" w:cs="宋体" w:hint="eastAsia"/>
+          <w:rFonts w:hint="eastAsia" w:ascii="宋体" w:hAnsi="宋体" w:cs="宋体"/>
           <w:sz w:val="28"/>
           <w:szCs w:val="28"/>
           <w:lang w:eastAsia="zh-CN"/>
@@ -1042,7 +1195,7 @@
     </w:p>
     <w:p>
       <w:pPr>
-        <w:ind w:firstLineChars="200" w:firstLine="560"/>
+        <w:ind w:firstLine="560" w:firstLineChars="200"/>
         <w:rPr>
           <w:rFonts w:ascii="宋体" w:hAnsi="宋体" w:cs="宋体"/>
           <w:sz w:val="28"/>
@@ -1052,31 +1205,27 @@
       </w:pPr>
       <w:r>
         <w:rPr>
-          <w:rFonts w:ascii="宋体" w:hAnsi="宋体" w:cs="宋体" w:hint="eastAsia"/>
+          <w:rFonts w:hint="eastAsia" w:ascii="宋体" w:hAnsi="宋体" w:cs="宋体"/>
           <w:sz w:val="28"/>
           <w:szCs w:val="28"/>
           <w:lang w:eastAsia="zh-CN"/>
         </w:rPr>
         <w:t>服务台的基本功能是接收用户的各类使用问题请求，并在规定时间内为用户直接远程解决相关问题，如遇复杂问题则转交二线支持，同时还需跟踪解决情况并及时反馈以便最终解决用户问题。在此基础上，服务台还要对服务过程和结果进行记录，以便分析总结，提高问题解决速度，保证服务SLA的达成。</w:t>
       </w:r>
-      <w:bookmarkStart w:id="5" w:name="_GoBack"/>
+    </w:p>
+    <w:p>
+      <w:pPr>
+        <w:pStyle w:val="27"/>
+      </w:pPr>
+      <w:bookmarkStart w:id="5" w:name="_Toc4860"/>
+      <w:r>
+        <w:t>严格要求服务台工作</w:t>
+      </w:r>
       <w:bookmarkEnd w:id="5"/>
     </w:p>
     <w:p>
       <w:pPr>
-        <w:pStyle w:val="11"/>
-      </w:pPr>
-      <w:bookmarkStart w:id="6" w:name="_Toc4860"/>
-      <w:proofErr w:type="spellStart"/>
-      <w:r>
-        <w:t>严格要求服务台工作</w:t>
-      </w:r>
-      <w:bookmarkEnd w:id="6"/>
-      <w:proofErr w:type="spellEnd"/>
-    </w:p>
-    <w:p>
-      <w:pPr>
-        <w:ind w:firstLineChars="200" w:firstLine="560"/>
+        <w:ind w:firstLine="560" w:firstLineChars="200"/>
         <w:rPr>
           <w:rFonts w:ascii="宋体" w:hAnsi="宋体" w:cs="宋体"/>
           <w:sz w:val="28"/>
@@ -1086,7 +1235,7 @@
       </w:pPr>
       <w:r>
         <w:rPr>
-          <w:rFonts w:ascii="宋体" w:hAnsi="宋体" w:cs="宋体" w:hint="eastAsia"/>
+          <w:rFonts w:hint="eastAsia" w:ascii="宋体" w:hAnsi="宋体" w:cs="宋体"/>
           <w:sz w:val="28"/>
           <w:szCs w:val="28"/>
           <w:lang w:eastAsia="zh-CN"/>
@@ -1096,19 +1245,17 @@
     </w:p>
     <w:p>
       <w:pPr>
-        <w:pStyle w:val="21"/>
-      </w:pPr>
-      <w:bookmarkStart w:id="7" w:name="_Toc3229"/>
-      <w:proofErr w:type="spellStart"/>
+        <w:pStyle w:val="29"/>
+      </w:pPr>
+      <w:bookmarkStart w:id="6" w:name="_Toc3229"/>
       <w:r>
         <w:t>提升服务台工作效率</w:t>
       </w:r>
-      <w:bookmarkEnd w:id="7"/>
-      <w:proofErr w:type="spellEnd"/>
+      <w:bookmarkEnd w:id="6"/>
     </w:p>
     <w:p>
       <w:pPr>
-        <w:ind w:firstLineChars="200" w:firstLine="560"/>
+        <w:ind w:firstLine="560" w:firstLineChars="200"/>
         <w:rPr>
           <w:rFonts w:ascii="宋体" w:hAnsi="宋体" w:cs="宋体"/>
           <w:sz w:val="28"/>
@@ -1118,7 +1265,7 @@
       </w:pPr>
       <w:r>
         <w:rPr>
-          <w:rFonts w:ascii="宋体" w:hAnsi="宋体" w:cs="宋体" w:hint="eastAsia"/>
+          <w:rFonts w:hint="eastAsia" w:ascii="宋体" w:hAnsi="宋体" w:cs="宋体"/>
           <w:sz w:val="28"/>
           <w:szCs w:val="28"/>
           <w:lang w:eastAsia="zh-CN"/>
@@ -1128,7 +1275,7 @@
     </w:p>
     <w:p>
       <w:pPr>
-        <w:ind w:firstLineChars="200" w:firstLine="560"/>
+        <w:ind w:firstLine="560" w:firstLineChars="200"/>
         <w:rPr>
           <w:rFonts w:ascii="宋体" w:hAnsi="宋体" w:cs="宋体"/>
           <w:sz w:val="28"/>
@@ -1138,27 +1285,17 @@
       </w:pPr>
       <w:r>
         <w:rPr>
-          <w:rFonts w:ascii="宋体" w:hAnsi="宋体" w:cs="宋体" w:hint="eastAsia"/>
+          <w:rFonts w:hint="eastAsia" w:ascii="宋体" w:hAnsi="宋体" w:cs="宋体"/>
           <w:sz w:val="28"/>
           <w:szCs w:val="28"/>
           <w:lang w:eastAsia="zh-CN"/>
         </w:rPr>
-        <w:t>实现服务水平协议(SLA)的标准化管理:在运维项目立项或签订合同时，就与用户商定好各类故障和问题的不同级别和响应时间，根据服务级别来有</w:t>
-      </w:r>
-      <w:r>
-        <w:rPr>
-          <w:rFonts w:ascii="宋体" w:hAnsi="宋体" w:cs="宋体" w:hint="eastAsia"/>
-          <w:sz w:val="28"/>
-          <w:szCs w:val="28"/>
-          <w:lang w:eastAsia="zh-CN"/>
-        </w:rPr>
-        <w:lastRenderedPageBreak/>
-        <w:t>序解决。在明确双方要求的基础上，大幅提高客户满意度，并为运维团队提供考核依据。</w:t>
+        <w:t>实现服务水平协议(SLA)的标准化管理：在运维项目立项或签订合同时，就与用户商定好各类故障和问题的不同级别和响应时间，根据服务级别来有序解决。在明确双方要求的基础上，大幅提高客户满意度，并为运维团队提供考核依据。</w:t>
       </w:r>
     </w:p>
     <w:p>
       <w:pPr>
-        <w:ind w:firstLineChars="200" w:firstLine="560"/>
+        <w:ind w:firstLine="560" w:firstLineChars="200"/>
         <w:rPr>
           <w:rFonts w:ascii="宋体" w:hAnsi="宋体" w:cs="宋体"/>
           <w:sz w:val="28"/>
@@ -1168,17 +1305,17 @@
       </w:pPr>
       <w:r>
         <w:rPr>
-          <w:rFonts w:ascii="宋体" w:hAnsi="宋体" w:cs="宋体" w:hint="eastAsia"/>
+          <w:rFonts w:hint="eastAsia" w:ascii="宋体" w:hAnsi="宋体" w:cs="宋体"/>
           <w:sz w:val="28"/>
           <w:szCs w:val="28"/>
           <w:lang w:eastAsia="zh-CN"/>
         </w:rPr>
-        <w:t>随着运维项目的增加，客户需求与问题增多，为提升服务效率，增加坐席人员。实现流程、运维软件和人员的集成:服务台承担起监控管理和主动改善IT现状的职责，结合运维管理平台实现整个运维过程的可视化和可追溯管理。在运维管理平台的辅助下，结合服务台记录的数据和专家团队的经验可快速给出服务台运营报告，并提出改进建议，避免常见问题重复发生，主动防患运维风险，使运维服务变被动为主动改善。</w:t>
+        <w:t>随着运维项目的增加，客户需求与问题增多，为提升服务效率，增加坐席人员。实现流程、运维软件和人员的集成：服务台承担起监控管理和主动改善IT现状的职责，结合运维管理平台实现整个运维过程的可视化和可追溯管理。在运维管理平台的辅助下，结合服务台记录的数据和专家团队的经验可快速给出服务台运营报告，并提出改进建议，避免常见问题重复发生，主动防患运维风险，使运维服务变被动为主动改善。</w:t>
       </w:r>
     </w:p>
     <w:p>
       <w:pPr>
-        <w:ind w:firstLineChars="200" w:firstLine="560"/>
+        <w:ind w:firstLine="560" w:firstLineChars="200"/>
         <w:rPr>
           <w:rFonts w:ascii="宋体" w:hAnsi="宋体" w:cs="宋体"/>
           <w:sz w:val="28"/>
@@ -1188,7 +1325,7 @@
       </w:pPr>
       <w:r>
         <w:rPr>
-          <w:rFonts w:ascii="宋体" w:hAnsi="宋体" w:cs="宋体" w:hint="eastAsia"/>
+          <w:rFonts w:hint="eastAsia" w:ascii="宋体" w:hAnsi="宋体" w:cs="宋体"/>
           <w:sz w:val="28"/>
           <w:szCs w:val="28"/>
           <w:lang w:eastAsia="zh-CN"/>
@@ -1198,7 +1335,26 @@
     </w:p>
     <w:p>
       <w:pPr>
-        <w:ind w:firstLineChars="200" w:firstLine="560"/>
+        <w:pStyle w:val="29"/>
+      </w:pPr>
+      <w:bookmarkStart w:id="7" w:name="_Toc29369"/>
+      <w:bookmarkStart w:id="9" w:name="_GoBack"/>
+      <w:bookmarkEnd w:id="9"/>
+      <w:r>
+        <w:t>服务台</w:t>
+      </w:r>
+      <w:r>
+        <w:rPr>
+          <w:rFonts w:hint="eastAsia"/>
+          <w:lang w:eastAsia="zh-CN"/>
+        </w:rPr>
+        <w:t>指标完成情况</w:t>
+      </w:r>
+      <w:bookmarkEnd w:id="7"/>
+    </w:p>
+    <w:p>
+      <w:pPr>
+        <w:ind w:firstLine="560" w:firstLineChars="200"/>
         <w:rPr>
           <w:rFonts w:ascii="宋体" w:hAnsi="宋体" w:cs="宋体"/>
           <w:sz w:val="28"/>
@@ -1208,36 +1364,34 @@
       </w:pPr>
       <w:r>
         <w:rPr>
-          <w:rFonts w:ascii="宋体" w:hAnsi="宋体" w:cs="宋体" w:hint="eastAsia"/>
+          <w:rFonts w:hint="eastAsia" w:ascii="宋体" w:hAnsi="宋体" w:cs="宋体"/>
           <w:sz w:val="28"/>
           <w:szCs w:val="28"/>
           <w:lang w:eastAsia="zh-CN"/>
         </w:rPr>
-        <w:t>实现运维服务入口的统一，并达到服务台的标准化和规范化:所有运维请求，都需通过服务台，由服务台首先接单，然后统一分派人员解决问题，使服务台成为真正的唯一联系点，方便为客户提供服务。</w:t>
+        <w:t>由于实现了服务台的标准化及制度化，并将运维人员分级管理，方便服务台人员对派单，因此服务台录入事件的完整率逐年提升，2025年设定的目标均为95%，经过2025年季度KPI跟踪，2025年第一、二、三和四季度服务台录入事件的完整率均达到100%。</w:t>
       </w:r>
     </w:p>
     <w:p>
       <w:pPr>
-        <w:pStyle w:val="21"/>
-      </w:pPr>
-      <w:bookmarkStart w:id="8" w:name="_Toc29369"/>
-      <w:proofErr w:type="spellStart"/>
-      <w:r>
-        <w:t>服务台</w:t>
-      </w:r>
-      <w:proofErr w:type="spellEnd"/>
+        <w:pStyle w:val="27"/>
+        <w:rPr>
+          <w:lang w:eastAsia="zh-CN"/>
+        </w:rPr>
+      </w:pPr>
+      <w:bookmarkStart w:id="8" w:name="_Toc2201"/>
       <w:r>
         <w:rPr>
           <w:rFonts w:hint="eastAsia"/>
           <w:lang w:eastAsia="zh-CN"/>
         </w:rPr>
-        <w:t>指标完成情况</w:t>
+        <w:t>总结</w:t>
       </w:r>
       <w:bookmarkEnd w:id="8"/>
     </w:p>
     <w:p>
       <w:pPr>
-        <w:ind w:firstLineChars="200" w:firstLine="560"/>
+        <w:ind w:firstLine="560" w:firstLineChars="200"/>
         <w:rPr>
           <w:rFonts w:ascii="宋体" w:hAnsi="宋体" w:cs="宋体"/>
           <w:sz w:val="28"/>
@@ -1247,62 +1401,7 @@
       </w:pPr>
       <w:r>
         <w:rPr>
-          <w:rFonts w:ascii="宋体" w:hAnsi="宋体" w:cs="宋体" w:hint="eastAsia"/>
-          <w:sz w:val="28"/>
-          <w:szCs w:val="28"/>
-          <w:lang w:eastAsia="zh-CN"/>
-        </w:rPr>
-        <w:t>由于实现了服务台的标准化及制度化，并将运维人员分级管理，方便服务台人员对派单，因此服务台录入事件的完整率逐年提升，2025年设定的目标均为95%，经过2025年季度KPI跟踪，2025年第一、二</w:t>
-      </w:r>
-      <w:r>
-        <w:rPr>
-          <w:rFonts w:ascii="宋体" w:hAnsi="宋体" w:cs="宋体" w:hint="eastAsia"/>
-          <w:sz w:val="28"/>
-          <w:szCs w:val="28"/>
-          <w:lang w:eastAsia="zh-CN"/>
-        </w:rPr>
-        <w:t>、三和四</w:t>
-      </w:r>
-      <w:r>
-        <w:rPr>
-          <w:rFonts w:ascii="宋体" w:hAnsi="宋体" w:cs="宋体" w:hint="eastAsia"/>
-          <w:sz w:val="28"/>
-          <w:szCs w:val="28"/>
-          <w:lang w:eastAsia="zh-CN"/>
-        </w:rPr>
-        <w:t>季度服务台录入事件的完整率均达到100%。</w:t>
-      </w:r>
-    </w:p>
-    <w:p>
-      <w:pPr>
-        <w:pStyle w:val="11"/>
-        <w:rPr>
-          <w:lang w:eastAsia="zh-CN"/>
-        </w:rPr>
-      </w:pPr>
-      <w:bookmarkStart w:id="9" w:name="_Toc2201"/>
-      <w:r>
-        <w:rPr>
-          <w:rFonts w:hint="eastAsia"/>
-          <w:lang w:eastAsia="zh-CN"/>
-        </w:rPr>
-        <w:t>总结</w:t>
-      </w:r>
-      <w:bookmarkEnd w:id="9"/>
-    </w:p>
-    <w:p>
-      <w:pPr>
-        <w:ind w:firstLineChars="200" w:firstLine="560"/>
-        <w:rPr>
-          <w:rFonts w:ascii="宋体" w:hAnsi="宋体" w:cs="宋体"/>
-          <w:sz w:val="28"/>
-          <w:szCs w:val="28"/>
-          <w:lang w:eastAsia="zh-CN"/>
-        </w:rPr>
-      </w:pPr>
-      <w:r>
-        <w:rPr>
-          <w:rFonts w:ascii="宋体" w:hAnsi="宋体" w:cs="宋体" w:hint="eastAsia"/>
+          <w:rFonts w:hint="eastAsia" w:ascii="宋体" w:hAnsi="宋体" w:cs="宋体"/>
           <w:sz w:val="28"/>
           <w:szCs w:val="28"/>
           <w:lang w:eastAsia="zh-CN"/>
@@ -1311,19 +1410,19 @@
       </w:r>
     </w:p>
     <w:sectPr>
-      <w:headerReference w:type="default" r:id="rId12"/>
-      <w:footerReference w:type="default" r:id="rId13"/>
+      <w:headerReference r:id="rId9" w:type="default"/>
+      <w:footerReference r:id="rId10" w:type="default"/>
       <w:pgSz w:w="11906" w:h="16839"/>
       <w:pgMar w:top="1240" w:right="1305" w:bottom="885" w:left="1088" w:header="0" w:footer="720" w:gutter="0"/>
-      <w:cols w:space="720"/>
+      <w:cols w:space="720" w:num="1"/>
     </w:sectPr>
   </w:body>
 </w:document>
 </file>
 
 <file path=word/endnotes.xml><?xml version="1.0" encoding="utf-8"?>
-<w:endnotes xmlns:ve="http://schemas.openxmlformats.org/markup-compatibility/2006" xmlns:o="urn:schemas-microsoft-com:office:office" xmlns:r="http://schemas.openxmlformats.org/officeDocument/2006/relationships" xmlns:m="http://schemas.openxmlformats.org/officeDocument/2006/math" xmlns:v="urn:schemas-microsoft-com:vml" xmlns:wp="http://schemas.openxmlformats.org/drawingml/2006/wordprocessingDrawing" xmlns:w10="urn:schemas-microsoft-com:office:word" xmlns:w="http://schemas.openxmlformats.org/wordprocessingml/2006/main" xmlns:wne="http://schemas.microsoft.com/office/word/2006/wordml">
-  <w:endnote w:type="separator" w:id="-1">
+<w:endnotes xmlns:wpc="http://schemas.microsoft.com/office/word/2010/wordprocessingCanvas" xmlns:mc="http://schemas.openxmlformats.org/markup-compatibility/2006" xmlns:o="urn:schemas-microsoft-com:office:office" xmlns:r="http://schemas.openxmlformats.org/officeDocument/2006/relationships" xmlns:m="http://schemas.openxmlformats.org/officeDocument/2006/math" xmlns:v="urn:schemas-microsoft-com:vml" xmlns:wp14="http://schemas.microsoft.com/office/word/2010/wordprocessingDrawing" xmlns:wp="http://schemas.openxmlformats.org/drawingml/2006/wordprocessingDrawing" xmlns:w="http://schemas.openxmlformats.org/wordprocessingml/2006/main" xmlns:w14="http://schemas.microsoft.com/office/word/2010/wordml" xmlns:w15="http://schemas.microsoft.com/office/word/2012/wordml" xmlns:w10="urn:schemas-microsoft-com:office:word" xmlns:wpg="http://schemas.microsoft.com/office/word/2010/wordprocessingGroup" xmlns:wpi="http://schemas.microsoft.com/office/word/2010/wordprocessingInk" xmlns:wne="http://schemas.microsoft.com/office/word/2006/wordml" xmlns:wps="http://schemas.microsoft.com/office/word/2010/wordprocessingShape" xmlns:wpsCustomData="http://www.wps.cn/officeDocument/2013/wpsCustomData" mc:Ignorable="w14 w15 wp14">
+  <w:endnote w:type="separator" w:id="0">
     <w:p>
       <w:pPr>
         <w:spacing w:line="240" w:lineRule="auto"/>
@@ -1333,7 +1432,7 @@
       </w:r>
     </w:p>
   </w:endnote>
-  <w:endnote w:type="continuationSeparator" w:id="0">
+  <w:endnote w:type="continuationSeparator" w:id="1">
     <w:p>
       <w:pPr>
         <w:spacing w:line="240" w:lineRule="auto"/>
@@ -1347,20 +1446,20 @@
 </file>
 
 <file path=word/footer1.xml><?xml version="1.0" encoding="utf-8"?>
-<w:ftr xmlns:ve="http://schemas.openxmlformats.org/markup-compatibility/2006" xmlns:o="urn:schemas-microsoft-com:office:office" xmlns:r="http://schemas.openxmlformats.org/officeDocument/2006/relationships" xmlns:m="http://schemas.openxmlformats.org/officeDocument/2006/math" xmlns:v="urn:schemas-microsoft-com:vml" xmlns:wp="http://schemas.openxmlformats.org/drawingml/2006/wordprocessingDrawing" xmlns:w10="urn:schemas-microsoft-com:office:word" xmlns:w="http://schemas.openxmlformats.org/wordprocessingml/2006/main" xmlns:wne="http://schemas.microsoft.com/office/word/2006/wordml">
+<w:ftr xmlns:wpc="http://schemas.microsoft.com/office/word/2010/wordprocessingCanvas" xmlns:mc="http://schemas.openxmlformats.org/markup-compatibility/2006" xmlns:o="urn:schemas-microsoft-com:office:office" xmlns:r="http://schemas.openxmlformats.org/officeDocument/2006/relationships" xmlns:m="http://schemas.openxmlformats.org/officeDocument/2006/math" xmlns:v="urn:schemas-microsoft-com:vml" xmlns:wp14="http://schemas.microsoft.com/office/word/2010/wordprocessingDrawing" xmlns:wp="http://schemas.openxmlformats.org/drawingml/2006/wordprocessingDrawing" xmlns:w10="urn:schemas-microsoft-com:office:word" xmlns:w="http://schemas.openxmlformats.org/wordprocessingml/2006/main" xmlns:w14="http://schemas.microsoft.com/office/word/2010/wordml" xmlns:w15="http://schemas.microsoft.com/office/word/2012/wordml" xmlns:wpg="http://schemas.microsoft.com/office/word/2010/wordprocessingGroup" xmlns:wpi="http://schemas.microsoft.com/office/word/2010/wordprocessingInk" xmlns:wne="http://schemas.microsoft.com/office/word/2006/wordml" xmlns:wps="http://schemas.microsoft.com/office/word/2010/wordprocessingShape" xmlns:wpsCustomData="http://www.wps.cn/officeDocument/2013/wpsCustomData" mc:Ignorable="w14 w15 wp14">
   <w:p>
     <w:pPr>
       <w:spacing w:line="178" w:lineRule="auto"/>
       <w:ind w:left="4822"/>
       <w:rPr>
-        <w:rFonts w:ascii="Cambria" w:eastAsia="Cambria" w:hAnsi="Cambria" w:cs="Cambria"/>
+        <w:rFonts w:ascii="Cambria" w:hAnsi="Cambria" w:eastAsia="Cambria" w:cs="Cambria"/>
         <w:sz w:val="18"/>
         <w:szCs w:val="18"/>
       </w:rPr>
     </w:pPr>
     <w:r>
       <w:rPr>
-        <w:rFonts w:ascii="Cambria" w:eastAsia="Cambria" w:hAnsi="Cambria" w:cs="Cambria"/>
+        <w:rFonts w:ascii="Cambria" w:hAnsi="Cambria" w:eastAsia="Cambria" w:cs="Cambria"/>
         <w:sz w:val="18"/>
         <w:szCs w:val="18"/>
       </w:rPr>
@@ -1371,20 +1470,20 @@
 </file>
 
 <file path=word/footer2.xml><?xml version="1.0" encoding="utf-8"?>
-<w:ftr xmlns:ve="http://schemas.openxmlformats.org/markup-compatibility/2006" xmlns:o="urn:schemas-microsoft-com:office:office" xmlns:r="http://schemas.openxmlformats.org/officeDocument/2006/relationships" xmlns:m="http://schemas.openxmlformats.org/officeDocument/2006/math" xmlns:v="urn:schemas-microsoft-com:vml" xmlns:wp="http://schemas.openxmlformats.org/drawingml/2006/wordprocessingDrawing" xmlns:w10="urn:schemas-microsoft-com:office:word" xmlns:w="http://schemas.openxmlformats.org/wordprocessingml/2006/main" xmlns:wne="http://schemas.microsoft.com/office/word/2006/wordml">
+<w:ftr xmlns:wpc="http://schemas.microsoft.com/office/word/2010/wordprocessingCanvas" xmlns:mc="http://schemas.openxmlformats.org/markup-compatibility/2006" xmlns:o="urn:schemas-microsoft-com:office:office" xmlns:r="http://schemas.openxmlformats.org/officeDocument/2006/relationships" xmlns:m="http://schemas.openxmlformats.org/officeDocument/2006/math" xmlns:v="urn:schemas-microsoft-com:vml" xmlns:wp14="http://schemas.microsoft.com/office/word/2010/wordprocessingDrawing" xmlns:wp="http://schemas.openxmlformats.org/drawingml/2006/wordprocessingDrawing" xmlns:w10="urn:schemas-microsoft-com:office:word" xmlns:w="http://schemas.openxmlformats.org/wordprocessingml/2006/main" xmlns:w14="http://schemas.microsoft.com/office/word/2010/wordml" xmlns:w15="http://schemas.microsoft.com/office/word/2012/wordml" xmlns:wpg="http://schemas.microsoft.com/office/word/2010/wordprocessingGroup" xmlns:wpi="http://schemas.microsoft.com/office/word/2010/wordprocessingInk" xmlns:wne="http://schemas.microsoft.com/office/word/2006/wordml" xmlns:wps="http://schemas.microsoft.com/office/word/2010/wordprocessingShape" xmlns:wpsCustomData="http://www.wps.cn/officeDocument/2013/wpsCustomData" mc:Ignorable="w14 w15 wp14">
   <w:p>
     <w:pPr>
       <w:spacing w:line="177" w:lineRule="auto"/>
       <w:ind w:left="4827"/>
       <w:rPr>
-        <w:rFonts w:ascii="Cambria" w:eastAsia="Cambria" w:hAnsi="Cambria" w:cs="Cambria"/>
+        <w:rFonts w:ascii="Cambria" w:hAnsi="Cambria" w:eastAsia="Cambria" w:cs="Cambria"/>
         <w:sz w:val="18"/>
         <w:szCs w:val="18"/>
       </w:rPr>
     </w:pPr>
     <w:r>
       <w:rPr>
-        <w:rFonts w:ascii="Cambria" w:eastAsia="Cambria" w:hAnsi="Cambria" w:cs="Cambria"/>
+        <w:rFonts w:ascii="Cambria" w:hAnsi="Cambria" w:eastAsia="Cambria" w:cs="Cambria"/>
         <w:sz w:val="18"/>
         <w:szCs w:val="18"/>
       </w:rPr>
@@ -1395,21 +1494,21 @@
 </file>
 
 <file path=word/footnotes.xml><?xml version="1.0" encoding="utf-8"?>
-<w:footnotes xmlns:ve="http://schemas.openxmlformats.org/markup-compatibility/2006" xmlns:o="urn:schemas-microsoft-com:office:office" xmlns:r="http://schemas.openxmlformats.org/officeDocument/2006/relationships" xmlns:m="http://schemas.openxmlformats.org/officeDocument/2006/math" xmlns:v="urn:schemas-microsoft-com:vml" xmlns:wp="http://schemas.openxmlformats.org/drawingml/2006/wordprocessingDrawing" xmlns:w10="urn:schemas-microsoft-com:office:word" xmlns:w="http://schemas.openxmlformats.org/wordprocessingml/2006/main" xmlns:wne="http://schemas.microsoft.com/office/word/2006/wordml">
-  <w:footnote w:type="separator" w:id="-1">
+<w:footnotes xmlns:wpc="http://schemas.microsoft.com/office/word/2010/wordprocessingCanvas" xmlns:mc="http://schemas.openxmlformats.org/markup-compatibility/2006" xmlns:o="urn:schemas-microsoft-com:office:office" xmlns:r="http://schemas.openxmlformats.org/officeDocument/2006/relationships" xmlns:m="http://schemas.openxmlformats.org/officeDocument/2006/math" xmlns:v="urn:schemas-microsoft-com:vml" xmlns:wp14="http://schemas.microsoft.com/office/word/2010/wordprocessingDrawing" xmlns:wp="http://schemas.openxmlformats.org/drawingml/2006/wordprocessingDrawing" xmlns:w="http://schemas.openxmlformats.org/wordprocessingml/2006/main" xmlns:w14="http://schemas.microsoft.com/office/word/2010/wordml" xmlns:w15="http://schemas.microsoft.com/office/word/2012/wordml" xmlns:w10="urn:schemas-microsoft-com:office:word" xmlns:wpg="http://schemas.microsoft.com/office/word/2010/wordprocessingGroup" xmlns:wpi="http://schemas.microsoft.com/office/word/2010/wordprocessingInk" xmlns:wne="http://schemas.microsoft.com/office/word/2006/wordml" xmlns:wps="http://schemas.microsoft.com/office/word/2010/wordprocessingShape" xmlns:wpsCustomData="http://www.wps.cn/officeDocument/2013/wpsCustomData" mc:Ignorable="w14 w15 wp14">
+  <w:footnote w:type="separator" w:id="0">
     <w:p>
       <w:pPr>
-        <w:spacing w:line="240" w:lineRule="auto"/>
+        <w:spacing w:line="360" w:lineRule="auto"/>
       </w:pPr>
       <w:r>
         <w:separator/>
       </w:r>
     </w:p>
   </w:footnote>
-  <w:footnote w:type="continuationSeparator" w:id="0">
+  <w:footnote w:type="continuationSeparator" w:id="1">
     <w:p>
       <w:pPr>
-        <w:spacing w:line="240" w:lineRule="auto"/>
+        <w:spacing w:line="360" w:lineRule="auto"/>
       </w:pPr>
       <w:r>
         <w:continuationSeparator/>
@@ -1420,10 +1519,10 @@
 </file>
 
 <file path=word/header1.xml><?xml version="1.0" encoding="utf-8"?>
-<w:hdr xmlns:ve="http://schemas.openxmlformats.org/markup-compatibility/2006" xmlns:o="urn:schemas-microsoft-com:office:office" xmlns:r="http://schemas.openxmlformats.org/officeDocument/2006/relationships" xmlns:m="http://schemas.openxmlformats.org/officeDocument/2006/math" xmlns:v="urn:schemas-microsoft-com:vml" xmlns:wp="http://schemas.openxmlformats.org/drawingml/2006/wordprocessingDrawing" xmlns:w10="urn:schemas-microsoft-com:office:word" xmlns:w="http://schemas.openxmlformats.org/wordprocessingml/2006/main" xmlns:wne="http://schemas.microsoft.com/office/word/2006/wordml">
+<w:hdr xmlns:wpc="http://schemas.microsoft.com/office/word/2010/wordprocessingCanvas" xmlns:mc="http://schemas.openxmlformats.org/markup-compatibility/2006" xmlns:o="urn:schemas-microsoft-com:office:office" xmlns:r="http://schemas.openxmlformats.org/officeDocument/2006/relationships" xmlns:m="http://schemas.openxmlformats.org/officeDocument/2006/math" xmlns:v="urn:schemas-microsoft-com:vml" xmlns:wp14="http://schemas.microsoft.com/office/word/2010/wordprocessingDrawing" xmlns:wp="http://schemas.openxmlformats.org/drawingml/2006/wordprocessingDrawing" xmlns:w10="urn:schemas-microsoft-com:office:word" xmlns:w="http://schemas.openxmlformats.org/wordprocessingml/2006/main" xmlns:w14="http://schemas.microsoft.com/office/word/2010/wordml" xmlns:w15="http://schemas.microsoft.com/office/word/2012/wordml" xmlns:wpg="http://schemas.microsoft.com/office/word/2010/wordprocessingGroup" xmlns:wpi="http://schemas.microsoft.com/office/word/2010/wordprocessingInk" xmlns:wne="http://schemas.microsoft.com/office/word/2006/wordml" xmlns:wps="http://schemas.microsoft.com/office/word/2010/wordprocessingShape" xmlns:wpsCustomData="http://www.wps.cn/officeDocument/2013/wpsCustomData" mc:Ignorable="w14 w15 wp14">
   <w:p>
     <w:pPr>
-      <w:pStyle w:val="a4"/>
+      <w:pStyle w:val="12"/>
       <w:spacing w:line="52" w:lineRule="auto"/>
       <w:rPr>
         <w:sz w:val="2"/>
@@ -1431,9 +1530,11 @@
     </w:pPr>
     <w:r>
       <w:pict>
-        <v:shape id="_x0000_s4097" style="position:absolute;margin-left:88.4pt;margin-top:54.45pt;width:418.45pt;height:0;z-index:251658240;mso-position-horizontal-relative:page;mso-position-vertical-relative:page;mso-width-relative:page;mso-height-relative:page" coordsize="8370,15" o:allowincell="f" path="m,l8370,e" filled="f">
+        <v:shape id="_x0000_s4097" o:spid="_x0000_s4097" style="position:absolute;left:0pt;margin-left:88.4pt;margin-top:54.45pt;height:0pt;width:418.45pt;mso-position-horizontal-relative:page;mso-position-vertical-relative:page;z-index:251659264;mso-width-relative:page;mso-height-relative:page;" filled="f" coordsize="8370,15" o:allowincell="f" path="m0,0l8370,0e">
+          <v:fill on="f" focussize="0,0"/>
           <v:stroke joinstyle="miter"/>
-          <w10:wrap anchorx="page" anchory="page"/>
+          <v:imagedata o:title=""/>
+          <o:lock v:ext="edit"/>
         </v:shape>
       </w:pict>
     </w:r>
@@ -1442,10 +1543,10 @@
 </file>
 
 <file path=word/header2.xml><?xml version="1.0" encoding="utf-8"?>
-<w:hdr xmlns:ve="http://schemas.openxmlformats.org/markup-compatibility/2006" xmlns:o="urn:schemas-microsoft-com:office:office" xmlns:r="http://schemas.openxmlformats.org/officeDocument/2006/relationships" xmlns:m="http://schemas.openxmlformats.org/officeDocument/2006/math" xmlns:v="urn:schemas-microsoft-com:vml" xmlns:wp="http://schemas.openxmlformats.org/drawingml/2006/wordprocessingDrawing" xmlns:w10="urn:schemas-microsoft-com:office:word" xmlns:w="http://schemas.openxmlformats.org/wordprocessingml/2006/main" xmlns:wne="http://schemas.microsoft.com/office/word/2006/wordml">
+<w:hdr xmlns:wpc="http://schemas.microsoft.com/office/word/2010/wordprocessingCanvas" xmlns:mc="http://schemas.openxmlformats.org/markup-compatibility/2006" xmlns:o="urn:schemas-microsoft-com:office:office" xmlns:r="http://schemas.openxmlformats.org/officeDocument/2006/relationships" xmlns:m="http://schemas.openxmlformats.org/officeDocument/2006/math" xmlns:v="urn:schemas-microsoft-com:vml" xmlns:wp14="http://schemas.microsoft.com/office/word/2010/wordprocessingDrawing" xmlns:wp="http://schemas.openxmlformats.org/drawingml/2006/wordprocessingDrawing" xmlns:w10="urn:schemas-microsoft-com:office:word" xmlns:w="http://schemas.openxmlformats.org/wordprocessingml/2006/main" xmlns:w14="http://schemas.microsoft.com/office/word/2010/wordml" xmlns:w15="http://schemas.microsoft.com/office/word/2012/wordml" xmlns:wpg="http://schemas.microsoft.com/office/word/2010/wordprocessingGroup" xmlns:wpi="http://schemas.microsoft.com/office/word/2010/wordprocessingInk" xmlns:wne="http://schemas.microsoft.com/office/word/2006/wordml" xmlns:wps="http://schemas.microsoft.com/office/word/2010/wordprocessingShape" xmlns:wpsCustomData="http://www.wps.cn/officeDocument/2013/wpsCustomData" mc:Ignorable="w14 w15 wp14">
   <w:p>
     <w:pPr>
-      <w:pStyle w:val="a4"/>
+      <w:pStyle w:val="12"/>
       <w:spacing w:line="52" w:lineRule="auto"/>
       <w:rPr>
         <w:sz w:val="2"/>
@@ -1453,9 +1554,11 @@
     </w:pPr>
     <w:r>
       <w:pict>
-        <v:shape id="_x0000_s4098" style="position:absolute;margin-left:88.4pt;margin-top:54.45pt;width:418.45pt;height:0;z-index:251659264;mso-position-horizontal-relative:page;mso-position-vertical-relative:page;mso-width-relative:page;mso-height-relative:page" coordsize="8370,15" o:allowincell="f" path="m,l8370,e" filled="f">
+        <v:shape id="_x0000_s4098" o:spid="_x0000_s4098" style="position:absolute;left:0pt;margin-left:88.4pt;margin-top:54.45pt;height:0pt;width:418.45pt;mso-position-horizontal-relative:page;mso-position-vertical-relative:page;z-index:251660288;mso-width-relative:page;mso-height-relative:page;" filled="f" coordsize="8370,15" o:allowincell="f" path="m0,0l8370,0e">
+          <v:fill on="f" focussize="0,0"/>
           <v:stroke joinstyle="miter"/>
-          <w10:wrap anchorx="page" anchory="page"/>
+          <v:imagedata o:title=""/>
+          <o:lock v:ext="edit"/>
         </v:shape>
       </w:pict>
     </w:r>
@@ -1464,10 +1567,10 @@
 </file>
 
 <file path=word/header3.xml><?xml version="1.0" encoding="utf-8"?>
-<w:hdr xmlns:ve="http://schemas.openxmlformats.org/markup-compatibility/2006" xmlns:o="urn:schemas-microsoft-com:office:office" xmlns:r="http://schemas.openxmlformats.org/officeDocument/2006/relationships" xmlns:m="http://schemas.openxmlformats.org/officeDocument/2006/math" xmlns:v="urn:schemas-microsoft-com:vml" xmlns:wp="http://schemas.openxmlformats.org/drawingml/2006/wordprocessingDrawing" xmlns:w10="urn:schemas-microsoft-com:office:word" xmlns:w="http://schemas.openxmlformats.org/wordprocessingml/2006/main" xmlns:wne="http://schemas.microsoft.com/office/word/2006/wordml">
+<w:hdr xmlns:wpc="http://schemas.microsoft.com/office/word/2010/wordprocessingCanvas" xmlns:mc="http://schemas.openxmlformats.org/markup-compatibility/2006" xmlns:o="urn:schemas-microsoft-com:office:office" xmlns:r="http://schemas.openxmlformats.org/officeDocument/2006/relationships" xmlns:m="http://schemas.openxmlformats.org/officeDocument/2006/math" xmlns:v="urn:schemas-microsoft-com:vml" xmlns:wp14="http://schemas.microsoft.com/office/word/2010/wordprocessingDrawing" xmlns:wp="http://schemas.openxmlformats.org/drawingml/2006/wordprocessingDrawing" xmlns:w10="urn:schemas-microsoft-com:office:word" xmlns:w="http://schemas.openxmlformats.org/wordprocessingml/2006/main" xmlns:w14="http://schemas.microsoft.com/office/word/2010/wordml" xmlns:w15="http://schemas.microsoft.com/office/word/2012/wordml" xmlns:wpg="http://schemas.microsoft.com/office/word/2010/wordprocessingGroup" xmlns:wpi="http://schemas.microsoft.com/office/word/2010/wordprocessingInk" xmlns:wne="http://schemas.microsoft.com/office/word/2006/wordml" xmlns:wps="http://schemas.microsoft.com/office/word/2010/wordprocessingShape" xmlns:wpsCustomData="http://www.wps.cn/officeDocument/2013/wpsCustomData" mc:Ignorable="w14 w15 wp14">
   <w:p>
     <w:pPr>
-      <w:pStyle w:val="a4"/>
+      <w:pStyle w:val="12"/>
       <w:spacing w:line="14" w:lineRule="auto"/>
       <w:rPr>
         <w:sz w:val="2"/>
@@ -1478,10 +1581,10 @@
 </file>
 
 <file path=word/header4.xml><?xml version="1.0" encoding="utf-8"?>
-<w:hdr xmlns:ve="http://schemas.openxmlformats.org/markup-compatibility/2006" xmlns:o="urn:schemas-microsoft-com:office:office" xmlns:r="http://schemas.openxmlformats.org/officeDocument/2006/relationships" xmlns:m="http://schemas.openxmlformats.org/officeDocument/2006/math" xmlns:v="urn:schemas-microsoft-com:vml" xmlns:wp="http://schemas.openxmlformats.org/drawingml/2006/wordprocessingDrawing" xmlns:w10="urn:schemas-microsoft-com:office:word" xmlns:w="http://schemas.openxmlformats.org/wordprocessingml/2006/main" xmlns:wne="http://schemas.microsoft.com/office/word/2006/wordml">
+<w:hdr xmlns:wpc="http://schemas.microsoft.com/office/word/2010/wordprocessingCanvas" xmlns:mc="http://schemas.openxmlformats.org/markup-compatibility/2006" xmlns:o="urn:schemas-microsoft-com:office:office" xmlns:r="http://schemas.openxmlformats.org/officeDocument/2006/relationships" xmlns:m="http://schemas.openxmlformats.org/officeDocument/2006/math" xmlns:v="urn:schemas-microsoft-com:vml" xmlns:wp14="http://schemas.microsoft.com/office/word/2010/wordprocessingDrawing" xmlns:wp="http://schemas.openxmlformats.org/drawingml/2006/wordprocessingDrawing" xmlns:w10="urn:schemas-microsoft-com:office:word" xmlns:w="http://schemas.openxmlformats.org/wordprocessingml/2006/main" xmlns:w14="http://schemas.microsoft.com/office/word/2010/wordml" xmlns:w15="http://schemas.microsoft.com/office/word/2012/wordml" xmlns:wpg="http://schemas.microsoft.com/office/word/2010/wordprocessingGroup" xmlns:wpi="http://schemas.microsoft.com/office/word/2010/wordprocessingInk" xmlns:wne="http://schemas.microsoft.com/office/word/2006/wordml" xmlns:wps="http://schemas.microsoft.com/office/word/2010/wordprocessingShape" xmlns:wpsCustomData="http://www.wps.cn/officeDocument/2013/wpsCustomData" mc:Ignorable="w14 w15 wp14">
   <w:p>
     <w:pPr>
-      <w:pStyle w:val="a4"/>
+      <w:pStyle w:val="12"/>
       <w:spacing w:line="14" w:lineRule="auto"/>
       <w:rPr>
         <w:sz w:val="2"/>
@@ -1492,15 +1595,15 @@
 </file>
 
 <file path=word/numbering.xml><?xml version="1.0" encoding="utf-8"?>
-<w:numbering xmlns:ve="http://schemas.openxmlformats.org/markup-compatibility/2006" xmlns:o="urn:schemas-microsoft-com:office:office" xmlns:r="http://schemas.openxmlformats.org/officeDocument/2006/relationships" xmlns:m="http://schemas.openxmlformats.org/officeDocument/2006/math" xmlns:v="urn:schemas-microsoft-com:vml" xmlns:wp="http://schemas.openxmlformats.org/drawingml/2006/wordprocessingDrawing" xmlns:w10="urn:schemas-microsoft-com:office:word" xmlns:w="http://schemas.openxmlformats.org/wordprocessingml/2006/main" xmlns:wne="http://schemas.microsoft.com/office/word/2006/wordml">
+<w:numbering xmlns:wpc="http://schemas.microsoft.com/office/word/2010/wordprocessingCanvas" xmlns:mc="http://schemas.openxmlformats.org/markup-compatibility/2006" xmlns:o="urn:schemas-microsoft-com:office:office" xmlns:r="http://schemas.openxmlformats.org/officeDocument/2006/relationships" xmlns:m="http://schemas.openxmlformats.org/officeDocument/2006/math" xmlns:v="urn:schemas-microsoft-com:vml" xmlns:wp14="http://schemas.microsoft.com/office/word/2010/wordprocessingDrawing" xmlns:wp="http://schemas.openxmlformats.org/drawingml/2006/wordprocessingDrawing" xmlns:w10="urn:schemas-microsoft-com:office:word" xmlns:w="http://schemas.openxmlformats.org/wordprocessingml/2006/main" xmlns:w14="http://schemas.microsoft.com/office/word/2010/wordml" xmlns:wpg="http://schemas.microsoft.com/office/word/2010/wordprocessingGroup" xmlns:wpi="http://schemas.microsoft.com/office/word/2010/wordprocessingInk" xmlns:wne="http://schemas.microsoft.com/office/word/2006/wordml" xmlns:wps="http://schemas.microsoft.com/office/word/2010/wordprocessingShape" xmlns:wpsCustomData="http://www.wps.cn/officeDocument/2013/wpsCustomData" mc:Ignorable="w14 wp14">
   <w:abstractNum w:abstractNumId="0">
     <w:nsid w:val="8E964DCE"/>
     <w:multiLevelType w:val="multilevel"/>
     <w:tmpl w:val="8E964DCE"/>
-    <w:lvl w:ilvl="0">
+    <w:lvl w:ilvl="0" w:tentative="0">
       <w:start w:val="1"/>
       <w:numFmt w:val="decimal"/>
-      <w:pStyle w:val="1"/>
+      <w:pStyle w:val="2"/>
       <w:lvlText w:val="%1."/>
       <w:lvlJc w:val="left"/>
       <w:pPr>
@@ -1510,10 +1613,10 @@
         <w:rFonts w:hint="default"/>
       </w:rPr>
     </w:lvl>
-    <w:lvl w:ilvl="1">
+    <w:lvl w:ilvl="1" w:tentative="0">
       <w:start w:val="1"/>
       <w:numFmt w:val="decimal"/>
-      <w:pStyle w:val="2"/>
+      <w:pStyle w:val="3"/>
       <w:lvlText w:val="%1.%2."/>
       <w:lvlJc w:val="left"/>
       <w:pPr>
@@ -1523,10 +1626,10 @@
         <w:rFonts w:hint="default"/>
       </w:rPr>
     </w:lvl>
-    <w:lvl w:ilvl="2">
+    <w:lvl w:ilvl="2" w:tentative="0">
       <w:start w:val="1"/>
       <w:numFmt w:val="decimal"/>
-      <w:pStyle w:val="3"/>
+      <w:pStyle w:val="4"/>
       <w:lvlText w:val="%1.%2.%3."/>
       <w:lvlJc w:val="left"/>
       <w:pPr>
@@ -1536,10 +1639,10 @@
         <w:rFonts w:hint="default"/>
       </w:rPr>
     </w:lvl>
-    <w:lvl w:ilvl="3">
+    <w:lvl w:ilvl="3" w:tentative="0">
       <w:start w:val="1"/>
       <w:numFmt w:val="decimal"/>
-      <w:pStyle w:val="4"/>
+      <w:pStyle w:val="5"/>
       <w:lvlText w:val="%1.%2.%3.%4."/>
       <w:lvlJc w:val="left"/>
       <w:pPr>
@@ -1549,10 +1652,10 @@
         <w:rFonts w:hint="default"/>
       </w:rPr>
     </w:lvl>
-    <w:lvl w:ilvl="4">
+    <w:lvl w:ilvl="4" w:tentative="0">
       <w:start w:val="1"/>
       <w:numFmt w:val="decimal"/>
-      <w:pStyle w:val="5"/>
+      <w:pStyle w:val="6"/>
       <w:lvlText w:val="%1.%2.%3.%4.%5."/>
       <w:lvlJc w:val="left"/>
       <w:pPr>
@@ -1562,10 +1665,10 @@
         <w:rFonts w:hint="default"/>
       </w:rPr>
     </w:lvl>
-    <w:lvl w:ilvl="5">
+    <w:lvl w:ilvl="5" w:tentative="0">
       <w:start w:val="1"/>
       <w:numFmt w:val="decimal"/>
-      <w:pStyle w:val="6"/>
+      <w:pStyle w:val="7"/>
       <w:lvlText w:val="%1.%2.%3.%4.%5.%6."/>
       <w:lvlJc w:val="left"/>
       <w:pPr>
@@ -1575,10 +1678,10 @@
         <w:rFonts w:hint="default"/>
       </w:rPr>
     </w:lvl>
-    <w:lvl w:ilvl="6">
+    <w:lvl w:ilvl="6" w:tentative="0">
       <w:start w:val="1"/>
       <w:numFmt w:val="decimal"/>
-      <w:pStyle w:val="7"/>
+      <w:pStyle w:val="8"/>
       <w:lvlText w:val="%1.%2.%3.%4.%5.%6.%7."/>
       <w:lvlJc w:val="left"/>
       <w:pPr>
@@ -1588,10 +1691,10 @@
         <w:rFonts w:hint="default"/>
       </w:rPr>
     </w:lvl>
-    <w:lvl w:ilvl="7">
+    <w:lvl w:ilvl="7" w:tentative="0">
       <w:start w:val="1"/>
       <w:numFmt w:val="decimal"/>
-      <w:pStyle w:val="8"/>
+      <w:pStyle w:val="9"/>
       <w:lvlText w:val="%1.%2.%3.%4.%5.%6.%7.%8."/>
       <w:lvlJc w:val="left"/>
       <w:pPr>
@@ -1601,10 +1704,10 @@
         <w:rFonts w:hint="default"/>
       </w:rPr>
     </w:lvl>
-    <w:lvl w:ilvl="8">
+    <w:lvl w:ilvl="8" w:tentative="0">
       <w:start w:val="1"/>
       <w:numFmt w:val="decimal"/>
-      <w:pStyle w:val="9"/>
+      <w:pStyle w:val="10"/>
       <w:lvlText w:val="%1.%2.%3.%4.%5.%6.%7.%8.%9."/>
       <w:lvlJc w:val="left"/>
       <w:pPr>
@@ -1622,166 +1725,269 @@
 </file>
 
 <file path=word/styles.xml><?xml version="1.0" encoding="utf-8"?>
-<w:styles xmlns:r="http://schemas.openxmlformats.org/officeDocument/2006/relationships" xmlns:w="http://schemas.openxmlformats.org/wordprocessingml/2006/main">
+<w:styles xmlns:mc="http://schemas.openxmlformats.org/markup-compatibility/2006" xmlns:o="urn:schemas-microsoft-com:office:office" xmlns:r="http://schemas.openxmlformats.org/officeDocument/2006/relationships" xmlns:m="http://schemas.openxmlformats.org/officeDocument/2006/math" xmlns:v="urn:schemas-microsoft-com:vml" xmlns:w="http://schemas.openxmlformats.org/wordprocessingml/2006/main" xmlns:w14="http://schemas.microsoft.com/office/word/2010/wordml" xmlns:w10="urn:schemas-microsoft-com:office:word" xmlns:sl="http://schemas.openxmlformats.org/schemaLibrary/2006/main" xmlns:wpsCustomData="http://www.wps.cn/officeDocument/2013/wpsCustomData" mc:Ignorable="w14">
   <w:docDefaults>
     <w:rPrDefault>
       <w:rPr>
-        <w:rFonts w:ascii="Arial" w:eastAsiaTheme="minorEastAsia" w:hAnsi="Arial" w:cs="Arial"/>
-        <w:lang w:val="en-US" w:eastAsia="zh-CN" w:bidi="ar-SA"/>
+        <w:rFonts w:ascii="Arial" w:hAnsi="Arial" w:eastAsiaTheme="minorEastAsia" w:cs="Arial"/>
       </w:rPr>
     </w:rPrDefault>
     <w:pPrDefault/>
   </w:docDefaults>
-  <w:latentStyles w:defLockedState="0" w:defUIPriority="0" w:defSemiHidden="0" w:defUnhideWhenUsed="0" w:defQFormat="0" w:count="267">
-    <w:lsdException w:name="Normal" w:qFormat="1"/>
-    <w:lsdException w:name="heading 1" w:qFormat="1"/>
-    <w:lsdException w:name="heading 2" w:unhideWhenUsed="1" w:qFormat="1"/>
-    <w:lsdException w:name="heading 3" w:semiHidden="1" w:unhideWhenUsed="1" w:qFormat="1"/>
-    <w:lsdException w:name="heading 4" w:unhideWhenUsed="1" w:qFormat="1"/>
-    <w:lsdException w:name="heading 5" w:semiHidden="1" w:unhideWhenUsed="1" w:qFormat="1"/>
-    <w:lsdException w:name="heading 6" w:semiHidden="1" w:unhideWhenUsed="1" w:qFormat="1"/>
-    <w:lsdException w:name="heading 7" w:semiHidden="1" w:unhideWhenUsed="1" w:qFormat="1"/>
-    <w:lsdException w:name="heading 8" w:semiHidden="1" w:unhideWhenUsed="1" w:qFormat="1"/>
-    <w:lsdException w:name="heading 9" w:semiHidden="1" w:unhideWhenUsed="1" w:qFormat="1"/>
-    <w:lsdException w:name="toc 1" w:qFormat="1"/>
-    <w:lsdException w:name="toc 2" w:qFormat="1"/>
-    <w:lsdException w:name="toc 3" w:qFormat="1"/>
-    <w:lsdException w:name="annotation text" w:qFormat="1"/>
-    <w:lsdException w:name="header" w:qFormat="1"/>
-    <w:lsdException w:name="footer" w:qFormat="1"/>
-    <w:lsdException w:name="caption" w:semiHidden="1" w:unhideWhenUsed="1" w:qFormat="1"/>
-    <w:lsdException w:name="Title" w:qFormat="1"/>
-    <w:lsdException w:name="Default Paragraph Font" w:semiHidden="1" w:qFormat="1"/>
-    <w:lsdException w:name="Body Text" w:semiHidden="1" w:qFormat="1"/>
-    <w:lsdException w:name="Subtitle" w:qFormat="1"/>
-    <w:lsdException w:name="Note Heading" w:semiHidden="1" w:uiPriority="99" w:unhideWhenUsed="1"/>
-    <w:lsdException w:name="Strong" w:qFormat="1"/>
-    <w:lsdException w:name="Emphasis" w:qFormat="1"/>
-    <w:lsdException w:name="HTML Top of Form" w:semiHidden="1" w:uiPriority="99" w:unhideWhenUsed="1"/>
-    <w:lsdException w:name="HTML Bottom of Form" w:semiHidden="1" w:uiPriority="99" w:unhideWhenUsed="1"/>
-    <w:lsdException w:name="Normal (Web)" w:qFormat="1"/>
-    <w:lsdException w:name="Normal Table" w:semiHidden="1" w:qFormat="1"/>
-    <w:lsdException w:name="No List" w:semiHidden="1" w:uiPriority="99" w:unhideWhenUsed="1"/>
-    <w:lsdException w:name="Outline List 1" w:semiHidden="1" w:uiPriority="99" w:unhideWhenUsed="1"/>
-    <w:lsdException w:name="Outline List 2" w:semiHidden="1" w:uiPriority="99" w:unhideWhenUsed="1"/>
-    <w:lsdException w:name="Outline List 3" w:semiHidden="1" w:uiPriority="99" w:unhideWhenUsed="1"/>
-    <w:lsdException w:name="Table Grid" w:qFormat="1"/>
-    <w:lsdException w:name="Placeholder Text" w:semiHidden="1" w:uiPriority="99" w:unhideWhenUsed="1"/>
-    <w:lsdException w:name="No Spacing" w:semiHidden="1" w:uiPriority="99" w:unhideWhenUsed="1"/>
-    <w:lsdException w:name="Light Shading" w:uiPriority="60"/>
-    <w:lsdException w:name="Light List" w:uiPriority="61"/>
-    <w:lsdException w:name="Light Grid" w:uiPriority="62"/>
-    <w:lsdException w:name="Medium Shading 1" w:uiPriority="63"/>
-    <w:lsdException w:name="Medium Shading 2" w:uiPriority="64"/>
-    <w:lsdException w:name="Medium List 1" w:uiPriority="65"/>
-    <w:lsdException w:name="Medium List 2" w:uiPriority="66"/>
-    <w:lsdException w:name="Medium Grid 1" w:uiPriority="67"/>
-    <w:lsdException w:name="Medium Grid 2" w:uiPriority="68"/>
-    <w:lsdException w:name="Medium Grid 3" w:uiPriority="69"/>
-    <w:lsdException w:name="Dark List" w:uiPriority="70"/>
-    <w:lsdException w:name="Colorful Shading" w:uiPriority="71"/>
-    <w:lsdException w:name="Colorful List" w:uiPriority="72"/>
-    <w:lsdException w:name="Colorful Grid" w:uiPriority="73"/>
-    <w:lsdException w:name="Light Shading Accent 1" w:uiPriority="60"/>
-    <w:lsdException w:name="Light List Accent 1" w:uiPriority="61"/>
-    <w:lsdException w:name="Light Grid Accent 1" w:uiPriority="62"/>
-    <w:lsdException w:name="Medium Shading 1 Accent 1" w:uiPriority="63"/>
-    <w:lsdException w:name="Medium Shading 2 Accent 1" w:uiPriority="64"/>
-    <w:lsdException w:name="Medium List 1 Accent 1" w:uiPriority="65"/>
-    <w:lsdException w:name="Revision" w:semiHidden="1" w:uiPriority="99" w:unhideWhenUsed="1"/>
-    <w:lsdException w:name="List Paragraph" w:semiHidden="1" w:uiPriority="99" w:unhideWhenUsed="1"/>
-    <w:lsdException w:name="Quote" w:semiHidden="1" w:uiPriority="99" w:unhideWhenUsed="1"/>
-    <w:lsdException w:name="Intense Quote" w:semiHidden="1" w:uiPriority="99" w:unhideWhenUsed="1"/>
-    <w:lsdException w:name="Medium List 2 Accent 1" w:uiPriority="66"/>
-    <w:lsdException w:name="Medium Grid 1 Accent 1" w:uiPriority="67"/>
-    <w:lsdException w:name="Medium Grid 2 Accent 1" w:uiPriority="68"/>
-    <w:lsdException w:name="Medium Grid 3 Accent 1" w:uiPriority="69"/>
-    <w:lsdException w:name="Dark List Accent 1" w:uiPriority="70"/>
-    <w:lsdException w:name="Colorful Shading Accent 1" w:uiPriority="71"/>
-    <w:lsdException w:name="Colorful List Accent 1" w:uiPriority="72"/>
-    <w:lsdException w:name="Colorful Grid Accent 1" w:uiPriority="73"/>
-    <w:lsdException w:name="Light Shading Accent 2" w:uiPriority="60"/>
-    <w:lsdException w:name="Light List Accent 2" w:uiPriority="61"/>
-    <w:lsdException w:name="Light Grid Accent 2" w:uiPriority="62"/>
-    <w:lsdException w:name="Medium Shading 1 Accent 2" w:uiPriority="63"/>
-    <w:lsdException w:name="Medium Shading 2 Accent 2" w:uiPriority="64"/>
-    <w:lsdException w:name="Medium List 1 Accent 2" w:uiPriority="65"/>
-    <w:lsdException w:name="Medium List 2 Accent 2" w:uiPriority="66"/>
-    <w:lsdException w:name="Medium Grid 1 Accent 2" w:uiPriority="67"/>
-    <w:lsdException w:name="Medium Grid 2 Accent 2" w:uiPriority="68"/>
-    <w:lsdException w:name="Medium Grid 3 Accent 2" w:uiPriority="69"/>
-    <w:lsdException w:name="Dark List Accent 2" w:uiPriority="70"/>
-    <w:lsdException w:name="Colorful Shading Accent 2" w:uiPriority="71"/>
-    <w:lsdException w:name="Colorful List Accent 2" w:uiPriority="72"/>
-    <w:lsdException w:name="Colorful Grid Accent 2" w:uiPriority="73"/>
-    <w:lsdException w:name="Light Shading Accent 3" w:uiPriority="60"/>
-    <w:lsdException w:name="Light List Accent 3" w:uiPriority="61"/>
-    <w:lsdException w:name="Light Grid Accent 3" w:uiPriority="62"/>
-    <w:lsdException w:name="Medium Shading 1 Accent 3" w:uiPriority="63"/>
-    <w:lsdException w:name="Medium Shading 2 Accent 3" w:uiPriority="64"/>
-    <w:lsdException w:name="Medium List 1 Accent 3" w:uiPriority="65"/>
-    <w:lsdException w:name="Medium List 2 Accent 3" w:uiPriority="66"/>
-    <w:lsdException w:name="Medium Grid 1 Accent 3" w:uiPriority="67"/>
-    <w:lsdException w:name="Medium Grid 2 Accent 3" w:uiPriority="68"/>
-    <w:lsdException w:name="Medium Grid 3 Accent 3" w:uiPriority="69"/>
-    <w:lsdException w:name="Dark List Accent 3" w:uiPriority="70"/>
-    <w:lsdException w:name="Colorful Shading Accent 3" w:uiPriority="71"/>
-    <w:lsdException w:name="Colorful List Accent 3" w:uiPriority="72"/>
-    <w:lsdException w:name="Colorful Grid Accent 3" w:uiPriority="73"/>
-    <w:lsdException w:name="Light Shading Accent 4" w:uiPriority="60"/>
-    <w:lsdException w:name="Light List Accent 4" w:uiPriority="61"/>
-    <w:lsdException w:name="Light Grid Accent 4" w:uiPriority="62"/>
-    <w:lsdException w:name="Medium Shading 1 Accent 4" w:uiPriority="63"/>
-    <w:lsdException w:name="Medium Shading 2 Accent 4" w:uiPriority="64"/>
-    <w:lsdException w:name="Medium List 1 Accent 4" w:uiPriority="65"/>
-    <w:lsdException w:name="Medium List 2 Accent 4" w:uiPriority="66"/>
-    <w:lsdException w:name="Medium Grid 1 Accent 4" w:uiPriority="67"/>
-    <w:lsdException w:name="Medium Grid 2 Accent 4" w:uiPriority="68"/>
-    <w:lsdException w:name="Medium Grid 3 Accent 4" w:uiPriority="69"/>
-    <w:lsdException w:name="Dark List Accent 4" w:uiPriority="70"/>
-    <w:lsdException w:name="Colorful Shading Accent 4" w:uiPriority="71"/>
-    <w:lsdException w:name="Colorful List Accent 4" w:uiPriority="72"/>
-    <w:lsdException w:name="Colorful Grid Accent 4" w:uiPriority="73"/>
-    <w:lsdException w:name="Light Shading Accent 5" w:uiPriority="60"/>
-    <w:lsdException w:name="Light List Accent 5" w:uiPriority="61"/>
-    <w:lsdException w:name="Light Grid Accent 5" w:uiPriority="62"/>
-    <w:lsdException w:name="Medium Shading 1 Accent 5" w:uiPriority="63"/>
-    <w:lsdException w:name="Medium Shading 2 Accent 5" w:uiPriority="64"/>
-    <w:lsdException w:name="Medium List 1 Accent 5" w:uiPriority="65"/>
-    <w:lsdException w:name="Medium List 2 Accent 5" w:uiPriority="66"/>
-    <w:lsdException w:name="Medium Grid 1 Accent 5" w:uiPriority="67"/>
-    <w:lsdException w:name="Medium Grid 2 Accent 5" w:uiPriority="68"/>
-    <w:lsdException w:name="Medium Grid 3 Accent 5" w:uiPriority="69"/>
-    <w:lsdException w:name="Dark List Accent 5" w:uiPriority="70"/>
-    <w:lsdException w:name="Colorful Shading Accent 5" w:uiPriority="71"/>
-    <w:lsdException w:name="Colorful List Accent 5" w:uiPriority="72"/>
-    <w:lsdException w:name="Colorful Grid Accent 5" w:uiPriority="73"/>
-    <w:lsdException w:name="Light Shading Accent 6" w:uiPriority="60"/>
-    <w:lsdException w:name="Light List Accent 6" w:uiPriority="61"/>
-    <w:lsdException w:name="Light Grid Accent 6" w:uiPriority="62"/>
-    <w:lsdException w:name="Medium Shading 1 Accent 6" w:uiPriority="63"/>
-    <w:lsdException w:name="Medium Shading 2 Accent 6" w:uiPriority="64"/>
-    <w:lsdException w:name="Medium List 1 Accent 6" w:uiPriority="65"/>
-    <w:lsdException w:name="Medium List 2 Accent 6" w:uiPriority="66"/>
-    <w:lsdException w:name="Medium Grid 1 Accent 6" w:uiPriority="67"/>
-    <w:lsdException w:name="Medium Grid 2 Accent 6" w:uiPriority="68"/>
-    <w:lsdException w:name="Medium Grid 3 Accent 6" w:uiPriority="69"/>
-    <w:lsdException w:name="Dark List Accent 6" w:uiPriority="70"/>
-    <w:lsdException w:name="Colorful Shading Accent 6" w:uiPriority="71"/>
-    <w:lsdException w:name="Colorful List Accent 6" w:uiPriority="72"/>
-    <w:lsdException w:name="Colorful Grid Accent 6" w:uiPriority="73"/>
-    <w:lsdException w:name="Subtle Emphasis" w:uiPriority="19" w:qFormat="1"/>
-    <w:lsdException w:name="Intense Emphasis" w:uiPriority="21" w:qFormat="1"/>
-    <w:lsdException w:name="Subtle Reference" w:uiPriority="31" w:qFormat="1"/>
-    <w:lsdException w:name="Intense Reference" w:uiPriority="32" w:qFormat="1"/>
-    <w:lsdException w:name="Book Title" w:uiPriority="33" w:qFormat="1"/>
-    <w:lsdException w:name="Bibliography" w:semiHidden="1" w:uiPriority="37" w:unhideWhenUsed="1"/>
-    <w:lsdException w:name="TOC Heading" w:semiHidden="1" w:uiPriority="39" w:unhideWhenUsed="1" w:qFormat="1"/>
+  <w:latentStyles w:count="260" w:defQFormat="0" w:defUnhideWhenUsed="1" w:defSemiHidden="1" w:defUIPriority="99" w:defLockedState="0">
+    <w:lsdException w:qFormat="1" w:unhideWhenUsed="0" w:uiPriority="0" w:semiHidden="0" w:name="Normal"/>
+    <w:lsdException w:qFormat="1" w:unhideWhenUsed="0" w:uiPriority="0" w:semiHidden="0" w:name="heading 1"/>
+    <w:lsdException w:qFormat="1" w:uiPriority="0" w:semiHidden="0" w:name="heading 2"/>
+    <w:lsdException w:qFormat="1" w:uiPriority="0" w:name="heading 3"/>
+    <w:lsdException w:qFormat="1" w:uiPriority="0" w:semiHidden="0" w:name="heading 4"/>
+    <w:lsdException w:qFormat="1" w:uiPriority="0" w:name="heading 5"/>
+    <w:lsdException w:qFormat="1" w:uiPriority="0" w:name="heading 6"/>
+    <w:lsdException w:qFormat="1" w:uiPriority="0" w:name="heading 7"/>
+    <w:lsdException w:qFormat="1" w:uiPriority="0" w:name="heading 8"/>
+    <w:lsdException w:qFormat="1" w:uiPriority="0" w:name="heading 9"/>
+    <w:lsdException w:unhideWhenUsed="0" w:uiPriority="0" w:semiHidden="0" w:name="index 1"/>
+    <w:lsdException w:unhideWhenUsed="0" w:uiPriority="0" w:semiHidden="0" w:name="index 2"/>
+    <w:lsdException w:unhideWhenUsed="0" w:uiPriority="0" w:semiHidden="0" w:name="index 3"/>
+    <w:lsdException w:unhideWhenUsed="0" w:uiPriority="0" w:semiHidden="0" w:name="index 4"/>
+    <w:lsdException w:unhideWhenUsed="0" w:uiPriority="0" w:semiHidden="0" w:name="index 5"/>
+    <w:lsdException w:unhideWhenUsed="0" w:uiPriority="0" w:semiHidden="0" w:name="index 6"/>
+    <w:lsdException w:unhideWhenUsed="0" w:uiPriority="0" w:semiHidden="0" w:name="index 7"/>
+    <w:lsdException w:unhideWhenUsed="0" w:uiPriority="0" w:semiHidden="0" w:name="index 8"/>
+    <w:lsdException w:unhideWhenUsed="0" w:uiPriority="0" w:semiHidden="0" w:name="index 9"/>
+    <w:lsdException w:qFormat="1" w:unhideWhenUsed="0" w:uiPriority="0" w:semiHidden="0" w:name="toc 1"/>
+    <w:lsdException w:qFormat="1" w:unhideWhenUsed="0" w:uiPriority="0" w:semiHidden="0" w:name="toc 2"/>
+    <w:lsdException w:qFormat="1" w:unhideWhenUsed="0" w:uiPriority="0" w:semiHidden="0" w:name="toc 3"/>
+    <w:lsdException w:unhideWhenUsed="0" w:uiPriority="0" w:semiHidden="0" w:name="toc 4"/>
+    <w:lsdException w:unhideWhenUsed="0" w:uiPriority="0" w:semiHidden="0" w:name="toc 5"/>
+    <w:lsdException w:unhideWhenUsed="0" w:uiPriority="0" w:semiHidden="0" w:name="toc 6"/>
+    <w:lsdException w:unhideWhenUsed="0" w:uiPriority="0" w:semiHidden="0" w:name="toc 7"/>
+    <w:lsdException w:unhideWhenUsed="0" w:uiPriority="0" w:semiHidden="0" w:name="toc 8"/>
+    <w:lsdException w:unhideWhenUsed="0" w:uiPriority="0" w:semiHidden="0" w:name="toc 9"/>
+    <w:lsdException w:unhideWhenUsed="0" w:uiPriority="0" w:semiHidden="0" w:name="Normal Indent"/>
+    <w:lsdException w:unhideWhenUsed="0" w:uiPriority="0" w:semiHidden="0" w:name="footnote text"/>
+    <w:lsdException w:qFormat="1" w:unhideWhenUsed="0" w:uiPriority="0" w:semiHidden="0" w:name="annotation text"/>
+    <w:lsdException w:qFormat="1" w:unhideWhenUsed="0" w:uiPriority="0" w:semiHidden="0" w:name="header"/>
+    <w:lsdException w:qFormat="1" w:unhideWhenUsed="0" w:uiPriority="0" w:semiHidden="0" w:name="footer"/>
+    <w:lsdException w:unhideWhenUsed="0" w:uiPriority="0" w:semiHidden="0" w:name="index heading"/>
+    <w:lsdException w:qFormat="1" w:uiPriority="0" w:name="caption"/>
+    <w:lsdException w:unhideWhenUsed="0" w:uiPriority="0" w:semiHidden="0" w:name="table of figures"/>
+    <w:lsdException w:unhideWhenUsed="0" w:uiPriority="0" w:semiHidden="0" w:name="envelope address"/>
+    <w:lsdException w:unhideWhenUsed="0" w:uiPriority="0" w:semiHidden="0" w:name="envelope return"/>
+    <w:lsdException w:unhideWhenUsed="0" w:uiPriority="0" w:semiHidden="0" w:name="footnote reference"/>
+    <w:lsdException w:unhideWhenUsed="0" w:uiPriority="0" w:semiHidden="0" w:name="annotation reference"/>
+    <w:lsdException w:unhideWhenUsed="0" w:uiPriority="0" w:semiHidden="0" w:name="line number"/>
+    <w:lsdException w:unhideWhenUsed="0" w:uiPriority="0" w:semiHidden="0" w:name="page number"/>
+    <w:lsdException w:unhideWhenUsed="0" w:uiPriority="0" w:semiHidden="0" w:name="endnote reference"/>
+    <w:lsdException w:unhideWhenUsed="0" w:uiPriority="0" w:semiHidden="0" w:name="endnote text"/>
+    <w:lsdException w:unhideWhenUsed="0" w:uiPriority="0" w:semiHidden="0" w:name="table of authorities"/>
+    <w:lsdException w:unhideWhenUsed="0" w:uiPriority="0" w:semiHidden="0" w:name="macro"/>
+    <w:lsdException w:unhideWhenUsed="0" w:uiPriority="0" w:semiHidden="0" w:name="toa heading"/>
+    <w:lsdException w:unhideWhenUsed="0" w:uiPriority="0" w:semiHidden="0" w:name="List"/>
+    <w:lsdException w:unhideWhenUsed="0" w:uiPriority="0" w:semiHidden="0" w:name="List Bullet"/>
+    <w:lsdException w:unhideWhenUsed="0" w:uiPriority="0" w:semiHidden="0" w:name="List Number"/>
+    <w:lsdException w:unhideWhenUsed="0" w:uiPriority="0" w:semiHidden="0" w:name="List 2"/>
+    <w:lsdException w:unhideWhenUsed="0" w:uiPriority="0" w:semiHidden="0" w:name="List 3"/>
+    <w:lsdException w:unhideWhenUsed="0" w:uiPriority="0" w:semiHidden="0" w:name="List 4"/>
+    <w:lsdException w:unhideWhenUsed="0" w:uiPriority="0" w:semiHidden="0" w:name="List 5"/>
+    <w:lsdException w:unhideWhenUsed="0" w:uiPriority="0" w:semiHidden="0" w:name="List Bullet 2"/>
+    <w:lsdException w:unhideWhenUsed="0" w:uiPriority="0" w:semiHidden="0" w:name="List Bullet 3"/>
+    <w:lsdException w:unhideWhenUsed="0" w:uiPriority="0" w:semiHidden="0" w:name="List Bullet 4"/>
+    <w:lsdException w:unhideWhenUsed="0" w:uiPriority="0" w:semiHidden="0" w:name="List Bullet 5"/>
+    <w:lsdException w:unhideWhenUsed="0" w:uiPriority="0" w:semiHidden="0" w:name="List Number 2"/>
+    <w:lsdException w:unhideWhenUsed="0" w:uiPriority="0" w:semiHidden="0" w:name="List Number 3"/>
+    <w:lsdException w:unhideWhenUsed="0" w:uiPriority="0" w:semiHidden="0" w:name="List Number 4"/>
+    <w:lsdException w:unhideWhenUsed="0" w:uiPriority="0" w:semiHidden="0" w:name="List Number 5"/>
+    <w:lsdException w:qFormat="1" w:unhideWhenUsed="0" w:uiPriority="0" w:semiHidden="0" w:name="Title"/>
+    <w:lsdException w:unhideWhenUsed="0" w:uiPriority="0" w:semiHidden="0" w:name="Closing"/>
+    <w:lsdException w:unhideWhenUsed="0" w:uiPriority="0" w:semiHidden="0" w:name="Signature"/>
+    <w:lsdException w:uiPriority="1" w:name="Default Paragraph Font"/>
+    <w:lsdException w:qFormat="1" w:unhideWhenUsed="0" w:uiPriority="0" w:name="Body Text"/>
+    <w:lsdException w:unhideWhenUsed="0" w:uiPriority="0" w:semiHidden="0" w:name="Body Text Indent"/>
+    <w:lsdException w:unhideWhenUsed="0" w:uiPriority="0" w:semiHidden="0" w:name="List Continue"/>
+    <w:lsdException w:unhideWhenUsed="0" w:uiPriority="0" w:semiHidden="0" w:name="List Continue 2"/>
+    <w:lsdException w:unhideWhenUsed="0" w:uiPriority="0" w:semiHidden="0" w:name="List Continue 3"/>
+    <w:lsdException w:unhideWhenUsed="0" w:uiPriority="0" w:semiHidden="0" w:name="List Continue 4"/>
+    <w:lsdException w:unhideWhenUsed="0" w:uiPriority="0" w:semiHidden="0" w:name="List Continue 5"/>
+    <w:lsdException w:unhideWhenUsed="0" w:uiPriority="0" w:semiHidden="0" w:name="Message Header"/>
+    <w:lsdException w:qFormat="1" w:unhideWhenUsed="0" w:uiPriority="0" w:semiHidden="0" w:name="Subtitle"/>
+    <w:lsdException w:unhideWhenUsed="0" w:uiPriority="0" w:semiHidden="0" w:name="Salutation"/>
+    <w:lsdException w:unhideWhenUsed="0" w:uiPriority="0" w:semiHidden="0" w:name="Date"/>
+    <w:lsdException w:unhideWhenUsed="0" w:uiPriority="0" w:semiHidden="0" w:name="Body Text First Indent"/>
+    <w:lsdException w:unhideWhenUsed="0" w:uiPriority="0" w:semiHidden="0" w:name="Body Text First Indent 2"/>
+    <w:lsdException w:uiPriority="99" w:name="Note Heading"/>
+    <w:lsdException w:unhideWhenUsed="0" w:uiPriority="0" w:semiHidden="0" w:name="Body Text 2"/>
+    <w:lsdException w:unhideWhenUsed="0" w:uiPriority="0" w:semiHidden="0" w:name="Body Text 3"/>
+    <w:lsdException w:unhideWhenUsed="0" w:uiPriority="0" w:semiHidden="0" w:name="Body Text Indent 2"/>
+    <w:lsdException w:unhideWhenUsed="0" w:uiPriority="0" w:semiHidden="0" w:name="Body Text Indent 3"/>
+    <w:lsdException w:unhideWhenUsed="0" w:uiPriority="0" w:semiHidden="0" w:name="Block Text"/>
+    <w:lsdException w:unhideWhenUsed="0" w:uiPriority="0" w:semiHidden="0" w:name="Hyperlink"/>
+    <w:lsdException w:unhideWhenUsed="0" w:uiPriority="0" w:semiHidden="0" w:name="FollowedHyperlink"/>
+    <w:lsdException w:qFormat="1" w:unhideWhenUsed="0" w:uiPriority="0" w:semiHidden="0" w:name="Strong"/>
+    <w:lsdException w:qFormat="1" w:unhideWhenUsed="0" w:uiPriority="0" w:semiHidden="0" w:name="Emphasis"/>
+    <w:lsdException w:unhideWhenUsed="0" w:uiPriority="0" w:semiHidden="0" w:name="Document Map"/>
+    <w:lsdException w:unhideWhenUsed="0" w:uiPriority="0" w:semiHidden="0" w:name="Plain Text"/>
+    <w:lsdException w:unhideWhenUsed="0" w:uiPriority="0" w:semiHidden="0" w:name="E-mail Signature"/>
+    <w:lsdException w:qFormat="1" w:unhideWhenUsed="0" w:uiPriority="0" w:semiHidden="0" w:name="Normal (Web)"/>
+    <w:lsdException w:unhideWhenUsed="0" w:uiPriority="0" w:semiHidden="0" w:name="HTML Acronym"/>
+    <w:lsdException w:unhideWhenUsed="0" w:uiPriority="0" w:semiHidden="0" w:name="HTML Address"/>
+    <w:lsdException w:unhideWhenUsed="0" w:uiPriority="0" w:semiHidden="0" w:name="HTML Cite"/>
+    <w:lsdException w:unhideWhenUsed="0" w:uiPriority="0" w:semiHidden="0" w:name="HTML Code"/>
+    <w:lsdException w:unhideWhenUsed="0" w:uiPriority="0" w:semiHidden="0" w:name="HTML Definition"/>
+    <w:lsdException w:unhideWhenUsed="0" w:uiPriority="0" w:semiHidden="0" w:name="HTML Keyboard"/>
+    <w:lsdException w:unhideWhenUsed="0" w:uiPriority="0" w:semiHidden="0" w:name="HTML Preformatted"/>
+    <w:lsdException w:unhideWhenUsed="0" w:uiPriority="0" w:semiHidden="0" w:name="HTML Sample"/>
+    <w:lsdException w:unhideWhenUsed="0" w:uiPriority="0" w:semiHidden="0" w:name="HTML Typewriter"/>
+    <w:lsdException w:unhideWhenUsed="0" w:uiPriority="0" w:semiHidden="0" w:name="HTML Variable"/>
+    <w:lsdException w:qFormat="1" w:uiPriority="99" w:name="Normal Table"/>
+    <w:lsdException w:unhideWhenUsed="0" w:uiPriority="0" w:semiHidden="0" w:name="annotation subject"/>
+    <w:lsdException w:unhideWhenUsed="0" w:uiPriority="0" w:semiHidden="0" w:name="Table Simple 1"/>
+    <w:lsdException w:unhideWhenUsed="0" w:uiPriority="0" w:semiHidden="0" w:name="Table Simple 2"/>
+    <w:lsdException w:unhideWhenUsed="0" w:uiPriority="0" w:semiHidden="0" w:name="Table Simple 3"/>
+    <w:lsdException w:unhideWhenUsed="0" w:uiPriority="0" w:semiHidden="0" w:name="Table Classic 1"/>
+    <w:lsdException w:unhideWhenUsed="0" w:uiPriority="0" w:semiHidden="0" w:name="Table Classic 2"/>
+    <w:lsdException w:unhideWhenUsed="0" w:uiPriority="0" w:semiHidden="0" w:name="Table Classic 3"/>
+    <w:lsdException w:unhideWhenUsed="0" w:uiPriority="0" w:semiHidden="0" w:name="Table Classic 4"/>
+    <w:lsdException w:unhideWhenUsed="0" w:uiPriority="0" w:semiHidden="0" w:name="Table Colorful 1"/>
+    <w:lsdException w:unhideWhenUsed="0" w:uiPriority="0" w:semiHidden="0" w:name="Table Colorful 2"/>
+    <w:lsdException w:unhideWhenUsed="0" w:uiPriority="0" w:semiHidden="0" w:name="Table Colorful 3"/>
+    <w:lsdException w:unhideWhenUsed="0" w:uiPriority="0" w:semiHidden="0" w:name="Table Columns 1"/>
+    <w:lsdException w:unhideWhenUsed="0" w:uiPriority="0" w:semiHidden="0" w:name="Table Columns 2"/>
+    <w:lsdException w:unhideWhenUsed="0" w:uiPriority="0" w:semiHidden="0" w:name="Table Columns 3"/>
+    <w:lsdException w:unhideWhenUsed="0" w:uiPriority="0" w:semiHidden="0" w:name="Table Columns 4"/>
+    <w:lsdException w:unhideWhenUsed="0" w:uiPriority="0" w:semiHidden="0" w:name="Table Columns 5"/>
+    <w:lsdException w:unhideWhenUsed="0" w:uiPriority="0" w:semiHidden="0" w:name="Table Grid 1"/>
+    <w:lsdException w:unhideWhenUsed="0" w:uiPriority="0" w:semiHidden="0" w:name="Table Grid 2"/>
+    <w:lsdException w:unhideWhenUsed="0" w:uiPriority="0" w:semiHidden="0" w:name="Table Grid 3"/>
+    <w:lsdException w:unhideWhenUsed="0" w:uiPriority="0" w:semiHidden="0" w:name="Table Grid 4"/>
+    <w:lsdException w:unhideWhenUsed="0" w:uiPriority="0" w:semiHidden="0" w:name="Table Grid 5"/>
+    <w:lsdException w:unhideWhenUsed="0" w:uiPriority="0" w:semiHidden="0" w:name="Table Grid 6"/>
+    <w:lsdException w:unhideWhenUsed="0" w:uiPriority="0" w:semiHidden="0" w:name="Table Grid 7"/>
+    <w:lsdException w:unhideWhenUsed="0" w:uiPriority="0" w:semiHidden="0" w:name="Table Grid 8"/>
+    <w:lsdException w:unhideWhenUsed="0" w:uiPriority="0" w:semiHidden="0" w:name="Table List 1"/>
+    <w:lsdException w:unhideWhenUsed="0" w:uiPriority="0" w:semiHidden="0" w:name="Table List 2"/>
+    <w:lsdException w:unhideWhenUsed="0" w:uiPriority="0" w:semiHidden="0" w:name="Table List 3"/>
+    <w:lsdException w:unhideWhenUsed="0" w:uiPriority="0" w:semiHidden="0" w:name="Table List 4"/>
+    <w:lsdException w:unhideWhenUsed="0" w:uiPriority="0" w:semiHidden="0" w:name="Table List 5"/>
+    <w:lsdException w:unhideWhenUsed="0" w:uiPriority="0" w:semiHidden="0" w:name="Table List 6"/>
+    <w:lsdException w:unhideWhenUsed="0" w:uiPriority="0" w:semiHidden="0" w:name="Table List 7"/>
+    <w:lsdException w:unhideWhenUsed="0" w:uiPriority="0" w:semiHidden="0" w:name="Table List 8"/>
+    <w:lsdException w:unhideWhenUsed="0" w:uiPriority="0" w:semiHidden="0" w:name="Table 3D effects 1"/>
+    <w:lsdException w:unhideWhenUsed="0" w:uiPriority="0" w:semiHidden="0" w:name="Table 3D effects 2"/>
+    <w:lsdException w:unhideWhenUsed="0" w:uiPriority="0" w:semiHidden="0" w:name="Table 3D effects 3"/>
+    <w:lsdException w:unhideWhenUsed="0" w:uiPriority="0" w:semiHidden="0" w:name="Table Contemporary"/>
+    <w:lsdException w:unhideWhenUsed="0" w:uiPriority="0" w:semiHidden="0" w:name="Table Elegant"/>
+    <w:lsdException w:unhideWhenUsed="0" w:uiPriority="0" w:semiHidden="0" w:name="Table Professional"/>
+    <w:lsdException w:unhideWhenUsed="0" w:uiPriority="0" w:semiHidden="0" w:name="Table Subtle 1"/>
+    <w:lsdException w:unhideWhenUsed="0" w:uiPriority="0" w:semiHidden="0" w:name="Table Subtle 2"/>
+    <w:lsdException w:unhideWhenUsed="0" w:uiPriority="0" w:semiHidden="0" w:name="Table Web 1"/>
+    <w:lsdException w:unhideWhenUsed="0" w:uiPriority="0" w:semiHidden="0" w:name="Table Web 2"/>
+    <w:lsdException w:unhideWhenUsed="0" w:uiPriority="0" w:semiHidden="0" w:name="Table Web 3"/>
+    <w:lsdException w:unhideWhenUsed="0" w:uiPriority="0" w:semiHidden="0" w:name="Balloon Text"/>
+    <w:lsdException w:qFormat="1" w:unhideWhenUsed="0" w:uiPriority="0" w:semiHidden="0" w:name="Table Grid"/>
+    <w:lsdException w:unhideWhenUsed="0" w:uiPriority="0" w:semiHidden="0" w:name="Table Theme"/>
+    <w:lsdException w:unhideWhenUsed="0" w:uiPriority="60" w:semiHidden="0" w:name="Light Shading"/>
+    <w:lsdException w:unhideWhenUsed="0" w:uiPriority="61" w:semiHidden="0" w:name="Light List"/>
+    <w:lsdException w:unhideWhenUsed="0" w:uiPriority="62" w:semiHidden="0" w:name="Light Grid"/>
+    <w:lsdException w:unhideWhenUsed="0" w:uiPriority="63" w:semiHidden="0" w:name="Medium Shading 1"/>
+    <w:lsdException w:unhideWhenUsed="0" w:uiPriority="64" w:semiHidden="0" w:name="Medium Shading 2"/>
+    <w:lsdException w:unhideWhenUsed="0" w:uiPriority="65" w:semiHidden="0" w:name="Medium List 1"/>
+    <w:lsdException w:unhideWhenUsed="0" w:uiPriority="66" w:semiHidden="0" w:name="Medium List 2"/>
+    <w:lsdException w:unhideWhenUsed="0" w:uiPriority="67" w:semiHidden="0" w:name="Medium Grid 1"/>
+    <w:lsdException w:unhideWhenUsed="0" w:uiPriority="68" w:semiHidden="0" w:name="Medium Grid 2"/>
+    <w:lsdException w:unhideWhenUsed="0" w:uiPriority="69" w:semiHidden="0" w:name="Medium Grid 3"/>
+    <w:lsdException w:unhideWhenUsed="0" w:uiPriority="70" w:semiHidden="0" w:name="Dark List"/>
+    <w:lsdException w:unhideWhenUsed="0" w:uiPriority="71" w:semiHidden="0" w:name="Colorful Shading"/>
+    <w:lsdException w:unhideWhenUsed="0" w:uiPriority="72" w:semiHidden="0" w:name="Colorful List"/>
+    <w:lsdException w:unhideWhenUsed="0" w:uiPriority="73" w:semiHidden="0" w:name="Colorful Grid"/>
+    <w:lsdException w:unhideWhenUsed="0" w:uiPriority="60" w:semiHidden="0" w:name="Light Shading Accent 1"/>
+    <w:lsdException w:unhideWhenUsed="0" w:uiPriority="61" w:semiHidden="0" w:name="Light List Accent 1"/>
+    <w:lsdException w:unhideWhenUsed="0" w:uiPriority="62" w:semiHidden="0" w:name="Light Grid Accent 1"/>
+    <w:lsdException w:unhideWhenUsed="0" w:uiPriority="63" w:semiHidden="0" w:name="Medium Shading 1 Accent 1"/>
+    <w:lsdException w:unhideWhenUsed="0" w:uiPriority="64" w:semiHidden="0" w:name="Medium Shading 2 Accent 1"/>
+    <w:lsdException w:unhideWhenUsed="0" w:uiPriority="65" w:semiHidden="0" w:name="Medium List 1 Accent 1"/>
+    <w:lsdException w:unhideWhenUsed="0" w:uiPriority="66" w:semiHidden="0" w:name="Medium List 2 Accent 1"/>
+    <w:lsdException w:unhideWhenUsed="0" w:uiPriority="67" w:semiHidden="0" w:name="Medium Grid 1 Accent 1"/>
+    <w:lsdException w:unhideWhenUsed="0" w:uiPriority="68" w:semiHidden="0" w:name="Medium Grid 2 Accent 1"/>
+    <w:lsdException w:unhideWhenUsed="0" w:uiPriority="69" w:semiHidden="0" w:name="Medium Grid 3 Accent 1"/>
+    <w:lsdException w:unhideWhenUsed="0" w:uiPriority="70" w:semiHidden="0" w:name="Dark List Accent 1"/>
+    <w:lsdException w:unhideWhenUsed="0" w:uiPriority="71" w:semiHidden="0" w:name="Colorful Shading Accent 1"/>
+    <w:lsdException w:unhideWhenUsed="0" w:uiPriority="72" w:semiHidden="0" w:name="Colorful List Accent 1"/>
+    <w:lsdException w:unhideWhenUsed="0" w:uiPriority="73" w:semiHidden="0" w:name="Colorful Grid Accent 1"/>
+    <w:lsdException w:unhideWhenUsed="0" w:uiPriority="60" w:semiHidden="0" w:name="Light Shading Accent 2"/>
+    <w:lsdException w:unhideWhenUsed="0" w:uiPriority="61" w:semiHidden="0" w:name="Light List Accent 2"/>
+    <w:lsdException w:unhideWhenUsed="0" w:uiPriority="62" w:semiHidden="0" w:name="Light Grid Accent 2"/>
+    <w:lsdException w:unhideWhenUsed="0" w:uiPriority="63" w:semiHidden="0" w:name="Medium Shading 1 Accent 2"/>
+    <w:lsdException w:unhideWhenUsed="0" w:uiPriority="64" w:semiHidden="0" w:name="Medium Shading 2 Accent 2"/>
+    <w:lsdException w:unhideWhenUsed="0" w:uiPriority="65" w:semiHidden="0" w:name="Medium List 1 Accent 2"/>
+    <w:lsdException w:unhideWhenUsed="0" w:uiPriority="66" w:semiHidden="0" w:name="Medium List 2 Accent 2"/>
+    <w:lsdException w:unhideWhenUsed="0" w:uiPriority="67" w:semiHidden="0" w:name="Medium Grid 1 Accent 2"/>
+    <w:lsdException w:unhideWhenUsed="0" w:uiPriority="68" w:semiHidden="0" w:name="Medium Grid 2 Accent 2"/>
+    <w:lsdException w:unhideWhenUsed="0" w:uiPriority="69" w:semiHidden="0" w:name="Medium Grid 3 Accent 2"/>
+    <w:lsdException w:unhideWhenUsed="0" w:uiPriority="70" w:semiHidden="0" w:name="Dark List Accent 2"/>
+    <w:lsdException w:unhideWhenUsed="0" w:uiPriority="71" w:semiHidden="0" w:name="Colorful Shading Accent 2"/>
+    <w:lsdException w:unhideWhenUsed="0" w:uiPriority="72" w:semiHidden="0" w:name="Colorful List Accent 2"/>
+    <w:lsdException w:unhideWhenUsed="0" w:uiPriority="73" w:semiHidden="0" w:name="Colorful Grid Accent 2"/>
+    <w:lsdException w:unhideWhenUsed="0" w:uiPriority="60" w:semiHidden="0" w:name="Light Shading Accent 3"/>
+    <w:lsdException w:unhideWhenUsed="0" w:uiPriority="61" w:semiHidden="0" w:name="Light List Accent 3"/>
+    <w:lsdException w:unhideWhenUsed="0" w:uiPriority="62" w:semiHidden="0" w:name="Light Grid Accent 3"/>
+    <w:lsdException w:unhideWhenUsed="0" w:uiPriority="63" w:semiHidden="0" w:name="Medium Shading 1 Accent 3"/>
+    <w:lsdException w:unhideWhenUsed="0" w:uiPriority="64" w:semiHidden="0" w:name="Medium Shading 2 Accent 3"/>
+    <w:lsdException w:unhideWhenUsed="0" w:uiPriority="65" w:semiHidden="0" w:name="Medium List 1 Accent 3"/>
+    <w:lsdException w:unhideWhenUsed="0" w:uiPriority="66" w:semiHidden="0" w:name="Medium List 2 Accent 3"/>
+    <w:lsdException w:unhideWhenUsed="0" w:uiPriority="67" w:semiHidden="0" w:name="Medium Grid 1 Accent 3"/>
+    <w:lsdException w:unhideWhenUsed="0" w:uiPriority="68" w:semiHidden="0" w:name="Medium Grid 2 Accent 3"/>
+    <w:lsdException w:unhideWhenUsed="0" w:uiPriority="69" w:semiHidden="0" w:name="Medium Grid 3 Accent 3"/>
+    <w:lsdException w:unhideWhenUsed="0" w:uiPriority="70" w:semiHidden="0" w:name="Dark List Accent 3"/>
+    <w:lsdException w:unhideWhenUsed="0" w:uiPriority="71" w:semiHidden="0" w:name="Colorful Shading Accent 3"/>
+    <w:lsdException w:unhideWhenUsed="0" w:uiPriority="72" w:semiHidden="0" w:name="Colorful List Accent 3"/>
+    <w:lsdException w:unhideWhenUsed="0" w:uiPriority="73" w:semiHidden="0" w:name="Colorful Grid Accent 3"/>
+    <w:lsdException w:unhideWhenUsed="0" w:uiPriority="60" w:semiHidden="0" w:name="Light Shading Accent 4"/>
+    <w:lsdException w:unhideWhenUsed="0" w:uiPriority="61" w:semiHidden="0" w:name="Light List Accent 4"/>
+    <w:lsdException w:unhideWhenUsed="0" w:uiPriority="62" w:semiHidden="0" w:name="Light Grid Accent 4"/>
+    <w:lsdException w:unhideWhenUsed="0" w:uiPriority="63" w:semiHidden="0" w:name="Medium Shading 1 Accent 4"/>
+    <w:lsdException w:unhideWhenUsed="0" w:uiPriority="64" w:semiHidden="0" w:name="Medium Shading 2 Accent 4"/>
+    <w:lsdException w:unhideWhenUsed="0" w:uiPriority="65" w:semiHidden="0" w:name="Medium List 1 Accent 4"/>
+    <w:lsdException w:unhideWhenUsed="0" w:uiPriority="66" w:semiHidden="0" w:name="Medium List 2 Accent 4"/>
+    <w:lsdException w:unhideWhenUsed="0" w:uiPriority="67" w:semiHidden="0" w:name="Medium Grid 1 Accent 4"/>
+    <w:lsdException w:unhideWhenUsed="0" w:uiPriority="68" w:semiHidden="0" w:name="Medium Grid 2 Accent 4"/>
+    <w:lsdException w:unhideWhenUsed="0" w:uiPriority="69" w:semiHidden="0" w:name="Medium Grid 3 Accent 4"/>
+    <w:lsdException w:unhideWhenUsed="0" w:uiPriority="70" w:semiHidden="0" w:name="Dark List Accent 4"/>
+    <w:lsdException w:unhideWhenUsed="0" w:uiPriority="71" w:semiHidden="0" w:name="Colorful Shading Accent 4"/>
+    <w:lsdException w:unhideWhenUsed="0" w:uiPriority="72" w:semiHidden="0" w:name="Colorful List Accent 4"/>
+    <w:lsdException w:unhideWhenUsed="0" w:uiPriority="73" w:semiHidden="0" w:name="Colorful Grid Accent 4"/>
+    <w:lsdException w:unhideWhenUsed="0" w:uiPriority="60" w:semiHidden="0" w:name="Light Shading Accent 5"/>
+    <w:lsdException w:unhideWhenUsed="0" w:uiPriority="61" w:semiHidden="0" w:name="Light List Accent 5"/>
+    <w:lsdException w:unhideWhenUsed="0" w:uiPriority="62" w:semiHidden="0" w:name="Light Grid Accent 5"/>
+    <w:lsdException w:unhideWhenUsed="0" w:uiPriority="63" w:semiHidden="0" w:name="Medium Shading 1 Accent 5"/>
+    <w:lsdException w:unhideWhenUsed="0" w:uiPriority="64" w:semiHidden="0" w:name="Medium Shading 2 Accent 5"/>
+    <w:lsdException w:unhideWhenUsed="0" w:uiPriority="65" w:semiHidden="0" w:name="Medium List 1 Accent 5"/>
+    <w:lsdException w:unhideWhenUsed="0" w:uiPriority="66" w:semiHidden="0" w:name="Medium List 2 Accent 5"/>
+    <w:lsdException w:unhideWhenUsed="0" w:uiPriority="67" w:semiHidden="0" w:name="Medium Grid 1 Accent 5"/>
+    <w:lsdException w:unhideWhenUsed="0" w:uiPriority="68" w:semiHidden="0" w:name="Medium Grid 2 Accent 5"/>
+    <w:lsdException w:unhideWhenUsed="0" w:uiPriority="69" w:semiHidden="0" w:name="Medium Grid 3 Accent 5"/>
+    <w:lsdException w:unhideWhenUsed="0" w:uiPriority="70" w:semiHidden="0" w:name="Dark List Accent 5"/>
+    <w:lsdException w:unhideWhenUsed="0" w:uiPriority="71" w:semiHidden="0" w:name="Colorful Shading Accent 5"/>
+    <w:lsdException w:unhideWhenUsed="0" w:uiPriority="72" w:semiHidden="0" w:name="Colorful List Accent 5"/>
+    <w:lsdException w:unhideWhenUsed="0" w:uiPriority="73" w:semiHidden="0" w:name="Colorful Grid Accent 5"/>
+    <w:lsdException w:unhideWhenUsed="0" w:uiPriority="60" w:semiHidden="0" w:name="Light Shading Accent 6"/>
+    <w:lsdException w:unhideWhenUsed="0" w:uiPriority="61" w:semiHidden="0" w:name="Light List Accent 6"/>
+    <w:lsdException w:unhideWhenUsed="0" w:uiPriority="62" w:semiHidden="0" w:name="Light Grid Accent 6"/>
+    <w:lsdException w:unhideWhenUsed="0" w:uiPriority="63" w:semiHidden="0" w:name="Medium Shading 1 Accent 6"/>
+    <w:lsdException w:unhideWhenUsed="0" w:uiPriority="64" w:semiHidden="0" w:name="Medium Shading 2 Accent 6"/>
+    <w:lsdException w:unhideWhenUsed="0" w:uiPriority="65" w:semiHidden="0" w:name="Medium List 1 Accent 6"/>
+    <w:lsdException w:unhideWhenUsed="0" w:uiPriority="66" w:semiHidden="0" w:name="Medium List 2 Accent 6"/>
+    <w:lsdException w:unhideWhenUsed="0" w:uiPriority="67" w:semiHidden="0" w:name="Medium Grid 1 Accent 6"/>
+    <w:lsdException w:unhideWhenUsed="0" w:uiPriority="68" w:semiHidden="0" w:name="Medium Grid 2 Accent 6"/>
+    <w:lsdException w:unhideWhenUsed="0" w:uiPriority="69" w:semiHidden="0" w:name="Medium Grid 3 Accent 6"/>
+    <w:lsdException w:unhideWhenUsed="0" w:uiPriority="70" w:semiHidden="0" w:name="Dark List Accent 6"/>
+    <w:lsdException w:unhideWhenUsed="0" w:uiPriority="71" w:semiHidden="0" w:name="Colorful Shading Accent 6"/>
+    <w:lsdException w:unhideWhenUsed="0" w:uiPriority="72" w:semiHidden="0" w:name="Colorful List Accent 6"/>
+    <w:lsdException w:unhideWhenUsed="0" w:uiPriority="73" w:semiHidden="0" w:name="Colorful Grid Accent 6"/>
   </w:latentStyles>
-  <w:style w:type="paragraph" w:default="1" w:styleId="a">
+  <w:style w:type="paragraph" w:default="1" w:styleId="1">
     <w:name w:val="Normal"/>
     <w:qFormat/>
-    <w:rsid w:val="00346313"/>
+    <w:uiPriority w:val="0"/>
     <w:pPr>
       <w:kinsoku w:val="0"/>
       <w:autoSpaceDE w:val="0"/>
@@ -1792,24 +1998,25 @@
       <w:textAlignment w:val="baseline"/>
     </w:pPr>
     <w:rPr>
-      <w:rFonts w:eastAsia="宋体"/>
+      <w:rFonts w:ascii="Arial" w:hAnsi="Arial" w:eastAsia="宋体" w:cs="Arial"/>
       <w:snapToGrid w:val="0"/>
       <w:color w:val="000000"/>
       <w:sz w:val="21"/>
       <w:szCs w:val="21"/>
-      <w:lang w:eastAsia="en-US"/>
-    </w:rPr>
-  </w:style>
-  <w:style w:type="paragraph" w:styleId="1">
+      <w:lang w:val="en-US" w:eastAsia="en-US" w:bidi="ar-SA"/>
+    </w:rPr>
+  </w:style>
+  <w:style w:type="paragraph" w:styleId="2">
     <w:name w:val="heading 1"/>
-    <w:basedOn w:val="a"/>
-    <w:next w:val="a"/>
-    <w:qFormat/>
-    <w:rsid w:val="00346313"/>
+    <w:basedOn w:val="1"/>
+    <w:next w:val="1"/>
+    <w:qFormat/>
+    <w:uiPriority w:val="0"/>
     <w:pPr>
       <w:keepNext/>
       <w:keepLines/>
       <w:numPr>
+        <w:ilvl w:val="0"/>
         <w:numId w:val="1"/>
       </w:numPr>
       <w:spacing w:line="576" w:lineRule="auto"/>
@@ -1821,13 +2028,13 @@
       <w:sz w:val="44"/>
     </w:rPr>
   </w:style>
-  <w:style w:type="paragraph" w:styleId="2">
+  <w:style w:type="paragraph" w:styleId="3">
     <w:name w:val="heading 2"/>
-    <w:basedOn w:val="a"/>
-    <w:next w:val="a"/>
+    <w:basedOn w:val="1"/>
+    <w:next w:val="1"/>
     <w:unhideWhenUsed/>
     <w:qFormat/>
-    <w:rsid w:val="00346313"/>
+    <w:uiPriority w:val="0"/>
     <w:pPr>
       <w:keepNext/>
       <w:keepLines/>
@@ -1844,14 +2051,14 @@
       <w:sz w:val="32"/>
     </w:rPr>
   </w:style>
-  <w:style w:type="paragraph" w:styleId="3">
+  <w:style w:type="paragraph" w:styleId="4">
     <w:name w:val="heading 3"/>
-    <w:basedOn w:val="a"/>
-    <w:next w:val="a"/>
+    <w:basedOn w:val="1"/>
+    <w:next w:val="1"/>
     <w:semiHidden/>
     <w:unhideWhenUsed/>
     <w:qFormat/>
-    <w:rsid w:val="00346313"/>
+    <w:uiPriority w:val="0"/>
     <w:pPr>
       <w:keepNext/>
       <w:keepLines/>
@@ -1867,13 +2074,13 @@
       <w:sz w:val="32"/>
     </w:rPr>
   </w:style>
-  <w:style w:type="paragraph" w:styleId="4">
+  <w:style w:type="paragraph" w:styleId="5">
     <w:name w:val="heading 4"/>
-    <w:basedOn w:val="a"/>
-    <w:next w:val="a"/>
+    <w:basedOn w:val="1"/>
+    <w:next w:val="1"/>
     <w:unhideWhenUsed/>
     <w:qFormat/>
-    <w:rsid w:val="00346313"/>
+    <w:uiPriority w:val="0"/>
     <w:pPr>
       <w:keepNext/>
       <w:keepLines/>
@@ -1890,14 +2097,14 @@
       <w:sz w:val="28"/>
     </w:rPr>
   </w:style>
-  <w:style w:type="paragraph" w:styleId="5">
+  <w:style w:type="paragraph" w:styleId="6">
     <w:name w:val="heading 5"/>
-    <w:basedOn w:val="a"/>
-    <w:next w:val="a"/>
+    <w:basedOn w:val="1"/>
+    <w:next w:val="1"/>
     <w:semiHidden/>
     <w:unhideWhenUsed/>
     <w:qFormat/>
-    <w:rsid w:val="00346313"/>
+    <w:uiPriority w:val="0"/>
     <w:pPr>
       <w:keepNext/>
       <w:keepLines/>
@@ -1913,14 +2120,14 @@
       <w:sz w:val="28"/>
     </w:rPr>
   </w:style>
-  <w:style w:type="paragraph" w:styleId="6">
+  <w:style w:type="paragraph" w:styleId="7">
     <w:name w:val="heading 6"/>
-    <w:basedOn w:val="a"/>
-    <w:next w:val="a"/>
+    <w:basedOn w:val="1"/>
+    <w:next w:val="1"/>
     <w:semiHidden/>
     <w:unhideWhenUsed/>
     <w:qFormat/>
-    <w:rsid w:val="00346313"/>
+    <w:uiPriority w:val="0"/>
     <w:pPr>
       <w:keepNext/>
       <w:keepLines/>
@@ -1937,14 +2144,14 @@
       <w:sz w:val="24"/>
     </w:rPr>
   </w:style>
-  <w:style w:type="paragraph" w:styleId="7">
+  <w:style w:type="paragraph" w:styleId="8">
     <w:name w:val="heading 7"/>
-    <w:basedOn w:val="a"/>
-    <w:next w:val="a"/>
+    <w:basedOn w:val="1"/>
+    <w:next w:val="1"/>
     <w:semiHidden/>
     <w:unhideWhenUsed/>
     <w:qFormat/>
-    <w:rsid w:val="00346313"/>
+    <w:uiPriority w:val="0"/>
     <w:pPr>
       <w:keepNext/>
       <w:keepLines/>
@@ -1960,14 +2167,14 @@
       <w:sz w:val="24"/>
     </w:rPr>
   </w:style>
-  <w:style w:type="paragraph" w:styleId="8">
+  <w:style w:type="paragraph" w:styleId="9">
     <w:name w:val="heading 8"/>
-    <w:basedOn w:val="a"/>
-    <w:next w:val="a"/>
+    <w:basedOn w:val="1"/>
+    <w:next w:val="1"/>
     <w:semiHidden/>
     <w:unhideWhenUsed/>
     <w:qFormat/>
-    <w:rsid w:val="00346313"/>
+    <w:uiPriority w:val="0"/>
     <w:pPr>
       <w:keepNext/>
       <w:keepLines/>
@@ -1983,14 +2190,14 @@
       <w:sz w:val="24"/>
     </w:rPr>
   </w:style>
-  <w:style w:type="paragraph" w:styleId="9">
+  <w:style w:type="paragraph" w:styleId="10">
     <w:name w:val="heading 9"/>
-    <w:basedOn w:val="a"/>
-    <w:next w:val="a"/>
+    <w:basedOn w:val="1"/>
+    <w:next w:val="1"/>
     <w:semiHidden/>
     <w:unhideWhenUsed/>
     <w:qFormat/>
-    <w:rsid w:val="00346313"/>
+    <w:uiPriority w:val="0"/>
     <w:pPr>
       <w:keepNext/>
       <w:keepLines/>
@@ -2005,20 +2212,19 @@
       <w:rFonts w:eastAsia="黑体"/>
     </w:rPr>
   </w:style>
-  <w:style w:type="character" w:default="1" w:styleId="a0">
+  <w:style w:type="character" w:default="1" w:styleId="23">
     <w:name w:val="Default Paragraph Font"/>
-    <w:uiPriority w:val="1"/>
     <w:semiHidden/>
     <w:unhideWhenUsed/>
-  </w:style>
-  <w:style w:type="table" w:default="1" w:styleId="a1">
+    <w:uiPriority w:val="1"/>
+  </w:style>
+  <w:style w:type="table" w:default="1" w:styleId="21">
     <w:name w:val="Normal Table"/>
-    <w:uiPriority w:val="99"/>
     <w:semiHidden/>
     <w:unhideWhenUsed/>
     <w:qFormat/>
+    <w:uiPriority w:val="99"/>
     <w:tblPr>
-      <w:tblInd w:w="0" w:type="dxa"/>
       <w:tblCellMar>
         <w:top w:w="0" w:type="dxa"/>
         <w:left w:w="108" w:type="dxa"/>
@@ -2027,43 +2233,50 @@
       </w:tblCellMar>
     </w:tblPr>
   </w:style>
-  <w:style w:type="numbering" w:default="1" w:styleId="a2">
-    <w:name w:val="No List"/>
-    <w:uiPriority w:val="99"/>
+  <w:style w:type="paragraph" w:styleId="11">
+    <w:name w:val="annotation text"/>
+    <w:basedOn w:val="1"/>
+    <w:qFormat/>
+    <w:uiPriority w:val="0"/>
+  </w:style>
+  <w:style w:type="paragraph" w:styleId="12">
+    <w:name w:val="Body Text"/>
+    <w:basedOn w:val="1"/>
     <w:semiHidden/>
-    <w:unhideWhenUsed/>
-  </w:style>
-  <w:style w:type="paragraph" w:styleId="a3">
-    <w:name w:val="annotation text"/>
-    <w:basedOn w:val="a"/>
-    <w:qFormat/>
-    <w:rsid w:val="00346313"/>
-  </w:style>
-  <w:style w:type="paragraph" w:styleId="a4">
-    <w:name w:val="Body Text"/>
-    <w:basedOn w:val="a"/>
-    <w:semiHidden/>
-    <w:qFormat/>
-    <w:rsid w:val="00346313"/>
+    <w:qFormat/>
+    <w:uiPriority w:val="0"/>
     <w:rPr>
       <w:rFonts w:eastAsia="Arial"/>
     </w:rPr>
   </w:style>
-  <w:style w:type="paragraph" w:styleId="30">
+  <w:style w:type="paragraph" w:styleId="13">
     <w:name w:val="toc 3"/>
-    <w:basedOn w:val="a"/>
-    <w:next w:val="a"/>
-    <w:qFormat/>
-    <w:rsid w:val="00346313"/>
-    <w:pPr>
-      <w:ind w:leftChars="400" w:left="840"/>
-    </w:pPr>
-  </w:style>
-  <w:style w:type="paragraph" w:styleId="a5">
+    <w:basedOn w:val="1"/>
+    <w:next w:val="1"/>
+    <w:qFormat/>
+    <w:uiPriority w:val="0"/>
+    <w:pPr>
+      <w:ind w:left="840" w:leftChars="400"/>
+    </w:pPr>
+  </w:style>
+  <w:style w:type="paragraph" w:styleId="14">
+    <w:name w:val="Balloon Text"/>
+    <w:basedOn w:val="1"/>
+    <w:link w:val="44"/>
+    <w:uiPriority w:val="0"/>
+    <w:pPr>
+      <w:spacing w:line="240" w:lineRule="auto"/>
+    </w:pPr>
+    <w:rPr>
+      <w:sz w:val="18"/>
+      <w:szCs w:val="18"/>
+    </w:rPr>
+  </w:style>
+  <w:style w:type="paragraph" w:styleId="15">
     <w:name w:val="footer"/>
-    <w:basedOn w:val="a"/>
-    <w:qFormat/>
-    <w:rsid w:val="00346313"/>
+    <w:basedOn w:val="1"/>
+    <w:qFormat/>
+    <w:uiPriority w:val="0"/>
     <w:pPr>
       <w:tabs>
         <w:tab w:val="center" w:pos="4153"/>
@@ -2074,17 +2287,17 @@
       <w:sz w:val="18"/>
     </w:rPr>
   </w:style>
-  <w:style w:type="paragraph" w:styleId="a6">
+  <w:style w:type="paragraph" w:styleId="16">
     <w:name w:val="header"/>
-    <w:basedOn w:val="a"/>
-    <w:qFormat/>
-    <w:rsid w:val="00346313"/>
+    <w:basedOn w:val="1"/>
+    <w:qFormat/>
+    <w:uiPriority w:val="0"/>
     <w:pPr>
       <w:pBdr>
-        <w:top w:val="nil"/>
-        <w:left w:val="nil"/>
-        <w:bottom w:val="nil"/>
-        <w:right w:val="nil"/>
+        <w:top w:val="none" w:color="auto" w:sz="0" w:space="0"/>
+        <w:left w:val="none" w:color="auto" w:sz="0" w:space="0"/>
+        <w:bottom w:val="none" w:color="auto" w:sz="0" w:space="0"/>
+        <w:right w:val="none" w:color="auto" w:sz="0" w:space="0"/>
       </w:pBdr>
       <w:tabs>
         <w:tab w:val="center" w:pos="4153"/>
@@ -2097,41 +2310,41 @@
       <w:sz w:val="18"/>
     </w:rPr>
   </w:style>
-  <w:style w:type="paragraph" w:styleId="10">
+  <w:style w:type="paragraph" w:styleId="17">
     <w:name w:val="toc 1"/>
-    <w:basedOn w:val="a"/>
-    <w:next w:val="a"/>
-    <w:qFormat/>
-    <w:rsid w:val="00346313"/>
+    <w:basedOn w:val="1"/>
+    <w:next w:val="1"/>
+    <w:qFormat/>
+    <w:uiPriority w:val="0"/>
     <w:rPr>
       <w:rFonts w:eastAsia="Microsoft JhengHei"/>
       <w:sz w:val="24"/>
     </w:rPr>
   </w:style>
+  <w:style w:type="paragraph" w:styleId="18">
+    <w:name w:val="toc 2"/>
+    <w:basedOn w:val="1"/>
+    <w:next w:val="1"/>
+    <w:qFormat/>
+    <w:uiPriority w:val="0"/>
+    <w:pPr>
+      <w:ind w:left="420" w:leftChars="200"/>
+    </w:pPr>
+  </w:style>
+  <w:style w:type="paragraph" w:styleId="19">
+    <w:name w:val="Normal (Web)"/>
+    <w:basedOn w:val="1"/>
+    <w:qFormat/>
+    <w:uiPriority w:val="0"/>
+    <w:rPr>
+      <w:sz w:val="24"/>
+    </w:rPr>
+  </w:style>
   <w:style w:type="paragraph" w:styleId="20">
-    <w:name w:val="toc 2"/>
-    <w:basedOn w:val="a"/>
-    <w:next w:val="a"/>
-    <w:qFormat/>
-    <w:rsid w:val="00346313"/>
-    <w:pPr>
-      <w:ind w:leftChars="200" w:left="420"/>
-    </w:pPr>
-  </w:style>
-  <w:style w:type="paragraph" w:styleId="a7">
-    <w:name w:val="Normal (Web)"/>
-    <w:basedOn w:val="a"/>
-    <w:qFormat/>
-    <w:rsid w:val="00346313"/>
-    <w:rPr>
-      <w:sz w:val="24"/>
-    </w:rPr>
-  </w:style>
-  <w:style w:type="paragraph" w:styleId="a8">
     <w:name w:val="Title"/>
-    <w:basedOn w:val="a"/>
-    <w:qFormat/>
-    <w:rsid w:val="00346313"/>
+    <w:basedOn w:val="1"/>
+    <w:qFormat/>
+    <w:uiPriority w:val="0"/>
     <w:pPr>
       <w:jc w:val="center"/>
       <w:outlineLvl w:val="0"/>
@@ -2141,24 +2354,23 @@
       <w:sz w:val="32"/>
     </w:rPr>
   </w:style>
-  <w:style w:type="table" w:styleId="a9">
+  <w:style w:type="table" w:styleId="22">
     <w:name w:val="Table Grid"/>
-    <w:basedOn w:val="a1"/>
-    <w:qFormat/>
-    <w:rsid w:val="00346313"/>
+    <w:basedOn w:val="21"/>
+    <w:qFormat/>
+    <w:uiPriority w:val="0"/>
     <w:pPr>
       <w:widowControl w:val="0"/>
       <w:jc w:val="both"/>
     </w:pPr>
     <w:tblPr>
-      <w:tblInd w:w="0" w:type="dxa"/>
       <w:tblBorders>
-        <w:top w:val="single" w:sz="4" w:space="0" w:color="auto"/>
-        <w:left w:val="single" w:sz="4" w:space="0" w:color="auto"/>
-        <w:bottom w:val="single" w:sz="4" w:space="0" w:color="auto"/>
-        <w:right w:val="single" w:sz="4" w:space="0" w:color="auto"/>
-        <w:insideH w:val="single" w:sz="4" w:space="0" w:color="auto"/>
-        <w:insideV w:val="single" w:sz="4" w:space="0" w:color="auto"/>
+        <w:top w:val="single" w:color="auto" w:sz="4" w:space="0"/>
+        <w:left w:val="single" w:color="auto" w:sz="4" w:space="0"/>
+        <w:bottom w:val="single" w:color="auto" w:sz="4" w:space="0"/>
+        <w:right w:val="single" w:color="auto" w:sz="4" w:space="0"/>
+        <w:insideH w:val="single" w:color="auto" w:sz="4" w:space="0"/>
+        <w:insideV w:val="single" w:color="auto" w:sz="4" w:space="0"/>
       </w:tblBorders>
       <w:tblCellMar>
         <w:top w:w="0" w:type="dxa"/>
@@ -2168,21 +2380,21 @@
       </w:tblCellMar>
     </w:tblPr>
   </w:style>
-  <w:style w:type="character" w:styleId="aa">
+  <w:style w:type="character" w:styleId="24">
     <w:name w:val="Strong"/>
-    <w:basedOn w:val="a0"/>
-    <w:qFormat/>
-    <w:rsid w:val="00346313"/>
+    <w:basedOn w:val="23"/>
+    <w:qFormat/>
+    <w:uiPriority w:val="0"/>
     <w:rPr>
       <w:b/>
     </w:rPr>
   </w:style>
-  <w:style w:type="table" w:customStyle="1" w:styleId="TableNormal0">
+  <w:style w:type="table" w:customStyle="1" w:styleId="25">
     <w:name w:val="Table Normal_0"/>
     <w:semiHidden/>
     <w:unhideWhenUsed/>
     <w:qFormat/>
-    <w:rsid w:val="00346313"/>
+    <w:uiPriority w:val="0"/>
     <w:tblPr>
       <w:tblCellMar>
         <w:top w:w="0" w:type="dxa"/>
@@ -2192,23 +2404,23 @@
       </w:tblCellMar>
     </w:tblPr>
   </w:style>
-  <w:style w:type="paragraph" w:customStyle="1" w:styleId="TableText">
+  <w:style w:type="paragraph" w:customStyle="1" w:styleId="26">
     <w:name w:val="Table Text"/>
-    <w:basedOn w:val="a"/>
+    <w:basedOn w:val="1"/>
     <w:semiHidden/>
     <w:qFormat/>
-    <w:rsid w:val="00346313"/>
+    <w:uiPriority w:val="0"/>
     <w:rPr>
       <w:rFonts w:ascii="宋体" w:hAnsi="宋体" w:cs="宋体"/>
     </w:rPr>
   </w:style>
-  <w:style w:type="paragraph" w:customStyle="1" w:styleId="11">
+  <w:style w:type="paragraph" w:customStyle="1" w:styleId="27">
     <w:name w:val="柴_标题1"/>
-    <w:basedOn w:val="1"/>
-    <w:next w:val="ab"/>
-    <w:link w:val="1Char"/>
-    <w:qFormat/>
-    <w:rsid w:val="00346313"/>
+    <w:basedOn w:val="2"/>
+    <w:next w:val="28"/>
+    <w:link w:val="39"/>
+    <w:qFormat/>
+    <w:uiPriority w:val="0"/>
     <w:pPr>
       <w:spacing w:before="100" w:after="90" w:line="360" w:lineRule="auto"/>
     </w:pPr>
@@ -2216,14 +2428,14 @@
       <w:sz w:val="32"/>
     </w:rPr>
   </w:style>
-  <w:style w:type="paragraph" w:customStyle="1" w:styleId="ab">
+  <w:style w:type="paragraph" w:customStyle="1" w:styleId="28">
     <w:name w:val="柴_正文"/>
-    <w:basedOn w:val="a4"/>
-    <w:link w:val="Char"/>
-    <w:qFormat/>
-    <w:rsid w:val="00346313"/>
-    <w:pPr>
-      <w:ind w:firstLineChars="200" w:firstLine="470"/>
+    <w:basedOn w:val="12"/>
+    <w:link w:val="43"/>
+    <w:qFormat/>
+    <w:uiPriority w:val="0"/>
+    <w:pPr>
+      <w:ind w:firstLine="470" w:firstLineChars="200"/>
     </w:pPr>
     <w:rPr>
       <w:rFonts w:eastAsia="宋体"/>
@@ -2231,12 +2443,12 @@
       <w:lang w:eastAsia="zh-CN"/>
     </w:rPr>
   </w:style>
-  <w:style w:type="paragraph" w:customStyle="1" w:styleId="21">
+  <w:style w:type="paragraph" w:customStyle="1" w:styleId="29">
     <w:name w:val="柴_标题2"/>
-    <w:basedOn w:val="2"/>
-    <w:next w:val="ab"/>
-    <w:qFormat/>
-    <w:rsid w:val="00346313"/>
+    <w:basedOn w:val="3"/>
+    <w:next w:val="28"/>
+    <w:qFormat/>
+    <w:uiPriority w:val="0"/>
     <w:pPr>
       <w:spacing w:line="360" w:lineRule="auto"/>
     </w:pPr>
@@ -2245,15 +2457,15 @@
       <w:sz w:val="28"/>
     </w:rPr>
   </w:style>
-  <w:style w:type="paragraph" w:customStyle="1" w:styleId="31">
+  <w:style w:type="paragraph" w:customStyle="1" w:styleId="30">
     <w:name w:val="柴_标题3"/>
-    <w:basedOn w:val="3"/>
-    <w:next w:val="ab"/>
-    <w:qFormat/>
-    <w:rsid w:val="00346313"/>
+    <w:basedOn w:val="4"/>
+    <w:next w:val="28"/>
+    <w:qFormat/>
+    <w:uiPriority w:val="0"/>
     <w:pPr>
       <w:spacing w:line="360" w:lineRule="auto"/>
-      <w:ind w:left="0" w:firstLineChars="200" w:firstLine="472"/>
+      <w:ind w:left="0" w:firstLine="472" w:firstLineChars="200"/>
     </w:pPr>
     <w:rPr>
       <w:rFonts w:ascii="宋体" w:hAnsi="宋体" w:cs="宋体"/>
@@ -2262,12 +2474,12 @@
       <w:szCs w:val="24"/>
     </w:rPr>
   </w:style>
-  <w:style w:type="paragraph" w:customStyle="1" w:styleId="ac">
+  <w:style w:type="paragraph" w:customStyle="1" w:styleId="31">
     <w:name w:val="柴_目录"/>
-    <w:basedOn w:val="a"/>
-    <w:next w:val="a4"/>
-    <w:qFormat/>
-    <w:rsid w:val="00346313"/>
+    <w:basedOn w:val="1"/>
+    <w:next w:val="12"/>
+    <w:qFormat/>
+    <w:uiPriority w:val="0"/>
     <w:pPr>
       <w:tabs>
         <w:tab w:val="right" w:leader="dot" w:pos="8442"/>
@@ -2278,83 +2490,86 @@
       <w:sz w:val="24"/>
     </w:rPr>
   </w:style>
-  <w:style w:type="paragraph" w:customStyle="1" w:styleId="ad">
+  <w:style w:type="paragraph" w:customStyle="1" w:styleId="32">
     <w:name w:val="柴_公司名"/>
-    <w:basedOn w:val="a8"/>
-    <w:qFormat/>
-    <w:rsid w:val="00346313"/>
+    <w:basedOn w:val="20"/>
+    <w:qFormat/>
+    <w:uiPriority w:val="0"/>
     <w:pPr>
       <w:spacing w:afterLines="600"/>
     </w:pPr>
     <w:rPr>
-      <w:rFonts w:ascii="宋体" w:hAnsi="宋体" w:cs="宋体" w:hint="eastAsia"/>
+      <w:rFonts w:hint="eastAsia" w:ascii="宋体" w:hAnsi="宋体" w:cs="宋体"/>
       <w:bCs/>
       <w:spacing w:val="-6"/>
       <w:sz w:val="52"/>
       <w:szCs w:val="52"/>
     </w:rPr>
   </w:style>
-  <w:style w:type="paragraph" w:customStyle="1" w:styleId="ae">
+  <w:style w:type="paragraph" w:customStyle="1" w:styleId="33">
     <w:name w:val="柴_文档名"/>
-    <w:basedOn w:val="a8"/>
-    <w:qFormat/>
-    <w:rsid w:val="00346313"/>
+    <w:basedOn w:val="20"/>
+    <w:qFormat/>
+    <w:uiPriority w:val="0"/>
     <w:pPr>
       <w:spacing w:afterLines="900"/>
     </w:pPr>
     <w:rPr>
-      <w:rFonts w:ascii="黑体" w:eastAsia="黑体" w:hAnsi="黑体" w:cs="黑体"/>
+      <w:rFonts w:ascii="黑体" w:hAnsi="黑体" w:eastAsia="黑体" w:cs="黑体"/>
       <w:bCs/>
       <w:spacing w:val="-7"/>
       <w:sz w:val="52"/>
       <w:szCs w:val="52"/>
     </w:rPr>
   </w:style>
-  <w:style w:type="paragraph" w:customStyle="1" w:styleId="WPSOffice1">
+  <w:style w:type="paragraph" w:customStyle="1" w:styleId="34">
     <w:name w:val="WPSOffice手动目录 1"/>
     <w:qFormat/>
-    <w:rsid w:val="00346313"/>
-    <w:rPr>
-      <w:rFonts w:ascii="Times New Roman" w:eastAsia="宋体" w:hAnsi="Times New Roman" w:cs="Times New Roman"/>
-    </w:rPr>
-  </w:style>
-  <w:style w:type="paragraph" w:customStyle="1" w:styleId="WPSOffice2">
+    <w:uiPriority w:val="0"/>
+    <w:rPr>
+      <w:rFonts w:ascii="Times New Roman" w:hAnsi="Times New Roman" w:eastAsia="宋体" w:cs="Times New Roman"/>
+      <w:lang w:val="en-US" w:eastAsia="zh-CN" w:bidi="ar-SA"/>
+    </w:rPr>
+  </w:style>
+  <w:style w:type="paragraph" w:customStyle="1" w:styleId="35">
     <w:name w:val="WPSOffice手动目录 2"/>
     <w:qFormat/>
-    <w:rsid w:val="00346313"/>
-    <w:pPr>
-      <w:ind w:leftChars="200" w:left="200"/>
-    </w:pPr>
-    <w:rPr>
-      <w:rFonts w:ascii="Times New Roman" w:eastAsia="宋体" w:hAnsi="Times New Roman" w:cs="Times New Roman"/>
-    </w:rPr>
-  </w:style>
-  <w:style w:type="paragraph" w:customStyle="1" w:styleId="WPSOffice3">
+    <w:uiPriority w:val="0"/>
+    <w:pPr>
+      <w:ind w:left="200" w:leftChars="200"/>
+    </w:pPr>
+    <w:rPr>
+      <w:rFonts w:ascii="Times New Roman" w:hAnsi="Times New Roman" w:eastAsia="宋体" w:cs="Times New Roman"/>
+      <w:lang w:val="en-US" w:eastAsia="zh-CN" w:bidi="ar-SA"/>
+    </w:rPr>
+  </w:style>
+  <w:style w:type="paragraph" w:customStyle="1" w:styleId="36">
     <w:name w:val="WPSOffice手动目录 3"/>
     <w:qFormat/>
-    <w:rsid w:val="00346313"/>
-    <w:pPr>
-      <w:ind w:leftChars="400" w:left="400"/>
-    </w:pPr>
-    <w:rPr>
-      <w:rFonts w:ascii="Times New Roman" w:eastAsia="宋体" w:hAnsi="Times New Roman" w:cs="Times New Roman"/>
-    </w:rPr>
-  </w:style>
-  <w:style w:type="paragraph" w:customStyle="1" w:styleId="Compact">
+    <w:uiPriority w:val="0"/>
+    <w:pPr>
+      <w:ind w:left="400" w:leftChars="400"/>
+    </w:pPr>
+    <w:rPr>
+      <w:rFonts w:ascii="Times New Roman" w:hAnsi="Times New Roman" w:eastAsia="宋体" w:cs="Times New Roman"/>
+      <w:lang w:val="en-US" w:eastAsia="zh-CN" w:bidi="ar-SA"/>
+    </w:rPr>
+  </w:style>
+  <w:style w:type="paragraph" w:customStyle="1" w:styleId="37">
     <w:name w:val="Compact"/>
-    <w:basedOn w:val="a4"/>
-    <w:qFormat/>
-    <w:rsid w:val="00346313"/>
+    <w:basedOn w:val="12"/>
+    <w:qFormat/>
+    <w:uiPriority w:val="0"/>
     <w:pPr>
       <w:spacing w:before="36" w:after="36"/>
     </w:pPr>
   </w:style>
-  <w:style w:type="table" w:customStyle="1" w:styleId="Table">
+  <w:style w:type="table" w:customStyle="1" w:styleId="38">
     <w:name w:val="Table"/>
     <w:semiHidden/>
     <w:unhideWhenUsed/>
     <w:qFormat/>
-    <w:rsid w:val="00346313"/>
+    <w:uiPriority w:val="0"/>
     <w:tblPr>
       <w:tblCellMar>
         <w:top w:w="0" w:type="dxa"/>
@@ -2364,31 +2579,30 @@
       </w:tblCellMar>
     </w:tblPr>
     <w:tblStylePr w:type="firstRow">
-      <w:tblPr/>
       <w:tcPr>
         <w:tcBorders>
-          <w:bottom w:val="single" w:sz="0" w:space="0" w:color="auto"/>
+          <w:bottom w:val="single" w:color="auto" w:sz="0" w:space="0"/>
         </w:tcBorders>
         <w:vAlign w:val="bottom"/>
       </w:tcPr>
     </w:tblStylePr>
   </w:style>
-  <w:style w:type="character" w:customStyle="1" w:styleId="1Char">
+  <w:style w:type="character" w:customStyle="1" w:styleId="39">
     <w:name w:val="柴_标题1 Char"/>
-    <w:link w:val="11"/>
-    <w:qFormat/>
-    <w:rsid w:val="00346313"/>
-    <w:rPr>
-      <w:rFonts w:ascii="Arial" w:eastAsia="宋体" w:hAnsi="Arial"/>
+    <w:link w:val="27"/>
+    <w:qFormat/>
+    <w:uiPriority w:val="0"/>
+    <w:rPr>
+      <w:rFonts w:ascii="Arial" w:hAnsi="Arial" w:eastAsia="宋体"/>
       <w:sz w:val="32"/>
     </w:rPr>
   </w:style>
-  <w:style w:type="table" w:customStyle="1" w:styleId="TableNormal1">
+  <w:style w:type="table" w:customStyle="1" w:styleId="40">
     <w:name w:val="Table Normal_1"/>
     <w:semiHidden/>
     <w:unhideWhenUsed/>
     <w:qFormat/>
-    <w:rsid w:val="00346313"/>
+    <w:uiPriority w:val="0"/>
     <w:tblPr>
       <w:tblCellMar>
         <w:top w:w="0" w:type="dxa"/>
@@ -2398,63 +2612,50 @@
       </w:tblCellMar>
     </w:tblPr>
   </w:style>
-  <w:style w:type="paragraph" w:customStyle="1" w:styleId="af">
+  <w:style w:type="paragraph" w:customStyle="1" w:styleId="41">
     <w:name w:val="柴_正文_无缩进"/>
-    <w:basedOn w:val="a"/>
-    <w:qFormat/>
-    <w:rsid w:val="00346313"/>
+    <w:basedOn w:val="1"/>
+    <w:qFormat/>
+    <w:uiPriority w:val="0"/>
     <w:rPr>
       <w:sz w:val="24"/>
       <w:lang w:eastAsia="zh-CN"/>
     </w:rPr>
   </w:style>
-  <w:style w:type="paragraph" w:customStyle="1" w:styleId="40">
+  <w:style w:type="paragraph" w:customStyle="1" w:styleId="42">
     <w:name w:val="柴_标题4"/>
-    <w:basedOn w:val="4"/>
-    <w:next w:val="a"/>
-    <w:qFormat/>
-    <w:rsid w:val="00346313"/>
+    <w:basedOn w:val="5"/>
+    <w:next w:val="1"/>
+    <w:qFormat/>
+    <w:uiPriority w:val="0"/>
     <w:pPr>
       <w:widowControl w:val="0"/>
       <w:spacing w:before="160" w:line="360" w:lineRule="auto"/>
-      <w:ind w:leftChars="300" w:left="981" w:hanging="862"/>
-    </w:pPr>
-    <w:rPr>
-      <w:rFonts w:ascii="Calibri" w:eastAsia="宋体" w:hAnsi="Calibri" w:cs="宋体" w:hint="eastAsia"/>
+      <w:ind w:left="981" w:leftChars="300" w:hanging="862"/>
+    </w:pPr>
+    <w:rPr>
+      <w:rFonts w:hint="eastAsia" w:ascii="Calibri" w:hAnsi="Calibri" w:eastAsia="宋体" w:cs="宋体"/>
       <w:sz w:val="24"/>
       <w:szCs w:val="24"/>
       <w:lang w:eastAsia="zh-CN" w:bidi="zh-CN"/>
     </w:rPr>
   </w:style>
-  <w:style w:type="character" w:customStyle="1" w:styleId="Char">
+  <w:style w:type="character" w:customStyle="1" w:styleId="43">
     <w:name w:val="柴_正文 Char"/>
-    <w:link w:val="ab"/>
-    <w:qFormat/>
-    <w:rsid w:val="00346313"/>
-    <w:rPr>
-      <w:rFonts w:ascii="Arial" w:eastAsia="宋体" w:hAnsi="Arial"/>
+    <w:link w:val="28"/>
+    <w:qFormat/>
+    <w:uiPriority w:val="0"/>
+    <w:rPr>
+      <w:rFonts w:ascii="Arial" w:hAnsi="Arial" w:eastAsia="宋体"/>
       <w:sz w:val="24"/>
       <w:lang w:eastAsia="zh-CN"/>
     </w:rPr>
   </w:style>
-  <w:style w:type="paragraph" w:styleId="af0">
-    <w:name w:val="Balloon Text"/>
-    <w:basedOn w:val="a"/>
-    <w:link w:val="Char0"/>
-    <w:rsid w:val="00034261"/>
-    <w:pPr>
-      <w:spacing w:line="240" w:lineRule="auto"/>
-    </w:pPr>
-    <w:rPr>
-      <w:sz w:val="18"/>
-      <w:szCs w:val="18"/>
-    </w:rPr>
-  </w:style>
-  <w:style w:type="character" w:customStyle="1" w:styleId="Char0">
+  <w:style w:type="character" w:customStyle="1" w:styleId="44">
     <w:name w:val="批注框文本 Char"/>
-    <w:basedOn w:val="a0"/>
-    <w:link w:val="af0"/>
-    <w:rsid w:val="00034261"/>
+    <w:basedOn w:val="23"/>
+    <w:link w:val="14"/>
+    <w:uiPriority w:val="0"/>
     <w:rPr>
       <w:rFonts w:eastAsia="宋体"/>
       <w:snapToGrid w:val="0"/>
@@ -2748,7 +2949,6 @@
     </a:fmtScheme>
   </a:themeElements>
   <a:objectDefaults/>
-  <a:extraClrSchemeLst/>
 </a:theme>
 </file>
 

--- a/8.资源管理/2.运行记录类文件/080202-服务台应用提升情况说明(截止2025年12月).docx
+++ b/8.资源管理/2.运行记录类文件/080202-服务台应用提升情况说明(截止2025年12月).docx
@@ -10,7 +10,6 @@
           <w:rFonts w:hint="default"/>
         </w:rPr>
       </w:pPr>
-      <w:bookmarkStart w:id="0" w:name="_Toc28766"/>
     </w:p>
     <w:p>
       <w:pPr>
@@ -29,6 +28,7 @@
           <w:rFonts w:hint="default"/>
         </w:rPr>
       </w:pPr>
+      <w:bookmarkStart w:id="0" w:name="_Toc25204"/>
       <w:r>
         <w:t>服务台应用提升情况说明</w:t>
       </w:r>
@@ -39,7 +39,7 @@
         <w:pStyle w:val="33"/>
         <w:spacing w:after="2160"/>
       </w:pPr>
-      <w:bookmarkStart w:id="1" w:name="_Toc13503"/>
+      <w:bookmarkStart w:id="1" w:name="_Toc21117"/>
       <w:r>
         <w:t>江苏云储智能科技有限公司</w:t>
       </w:r>
@@ -111,7 +111,7 @@
           <w:szCs w:val="28"/>
         </w:rPr>
       </w:pPr>
-      <w:bookmarkStart w:id="2" w:name="_Toc9532"/>
+      <w:bookmarkStart w:id="2" w:name="_Toc22616"/>
       <w:r>
         <w:rPr>
           <w:rFonts w:ascii="宋体" w:hAnsi="宋体" w:cs="宋体"/>
@@ -743,6 +743,8 @@
               <w:tab w:val="right" w:leader="dot" w:pos="9724"/>
             </w:tabs>
           </w:pPr>
+          <w:bookmarkStart w:id="9" w:name="_GoBack"/>
+          <w:bookmarkEnd w:id="9"/>
           <w:r>
             <w:rPr>
               <w:rFonts w:hint="eastAsia" w:ascii="Microsoft JhengHei" w:hAnsi="Microsoft JhengHei" w:cs="Microsoft JhengHei"/>
@@ -765,12 +767,24 @@
             <w:fldChar w:fldCharType="separate"/>
           </w:r>
           <w:r>
+            <w:rPr>
+              <w:rFonts w:hint="eastAsia" w:ascii="Microsoft JhengHei" w:hAnsi="Microsoft JhengHei" w:cs="Microsoft JhengHei"/>
+              <w:szCs w:val="24"/>
+            </w:rPr>
             <w:fldChar w:fldCharType="begin"/>
           </w:r>
           <w:r>
-            <w:instrText xml:space="preserve"> HYPERLINK \l "_Toc28766" </w:instrText>
-          </w:r>
-          <w:r>
+            <w:rPr>
+              <w:rFonts w:hint="eastAsia" w:ascii="Microsoft JhengHei" w:hAnsi="Microsoft JhengHei" w:cs="Microsoft JhengHei"/>
+              <w:szCs w:val="24"/>
+            </w:rPr>
+            <w:instrText xml:space="preserve"> HYPERLINK \l _Toc25204 </w:instrText>
+          </w:r>
+          <w:r>
+            <w:rPr>
+              <w:rFonts w:hint="eastAsia" w:ascii="Microsoft JhengHei" w:hAnsi="Microsoft JhengHei" w:cs="Microsoft JhengHei"/>
+              <w:szCs w:val="24"/>
+            </w:rPr>
             <w:fldChar w:fldCharType="separate"/>
           </w:r>
           <w:r>
@@ -783,7 +797,7 @@
             <w:fldChar w:fldCharType="begin"/>
           </w:r>
           <w:r>
-            <w:instrText xml:space="preserve"> PAGEREF _Toc28766 \h </w:instrText>
+            <w:instrText xml:space="preserve"> PAGEREF _Toc25204 \h </w:instrText>
           </w:r>
           <w:r>
             <w:fldChar w:fldCharType="separate"/>
@@ -795,6 +809,10 @@
             <w:fldChar w:fldCharType="end"/>
           </w:r>
           <w:r>
+            <w:rPr>
+              <w:rFonts w:hint="eastAsia" w:ascii="Microsoft JhengHei" w:hAnsi="Microsoft JhengHei" w:cs="Microsoft JhengHei"/>
+              <w:szCs w:val="24"/>
+            </w:rPr>
             <w:fldChar w:fldCharType="end"/>
           </w:r>
         </w:p>
@@ -806,12 +824,24 @@
             </w:tabs>
           </w:pPr>
           <w:r>
+            <w:rPr>
+              <w:rFonts w:hint="eastAsia" w:ascii="Microsoft JhengHei" w:hAnsi="Microsoft JhengHei" w:eastAsia="Microsoft JhengHei" w:cs="Microsoft JhengHei"/>
+              <w:szCs w:val="24"/>
+            </w:rPr>
             <w:fldChar w:fldCharType="begin"/>
           </w:r>
           <w:r>
-            <w:instrText xml:space="preserve"> HYPERLINK \l "_Toc13503" </w:instrText>
-          </w:r>
-          <w:r>
+            <w:rPr>
+              <w:rFonts w:hint="eastAsia" w:ascii="Microsoft JhengHei" w:hAnsi="Microsoft JhengHei" w:eastAsia="Microsoft JhengHei" w:cs="Microsoft JhengHei"/>
+              <w:szCs w:val="24"/>
+            </w:rPr>
+            <w:instrText xml:space="preserve"> HYPERLINK \l _Toc21117 </w:instrText>
+          </w:r>
+          <w:r>
+            <w:rPr>
+              <w:rFonts w:hint="eastAsia" w:ascii="Microsoft JhengHei" w:hAnsi="Microsoft JhengHei" w:eastAsia="Microsoft JhengHei" w:cs="Microsoft JhengHei"/>
+              <w:szCs w:val="24"/>
+            </w:rPr>
             <w:fldChar w:fldCharType="separate"/>
           </w:r>
           <w:r>
@@ -824,7 +854,7 @@
             <w:fldChar w:fldCharType="begin"/>
           </w:r>
           <w:r>
-            <w:instrText xml:space="preserve"> PAGEREF _Toc13503 \h </w:instrText>
+            <w:instrText xml:space="preserve"> PAGEREF _Toc21117 \h </w:instrText>
           </w:r>
           <w:r>
             <w:fldChar w:fldCharType="separate"/>
@@ -836,6 +866,10 @@
             <w:fldChar w:fldCharType="end"/>
           </w:r>
           <w:r>
+            <w:rPr>
+              <w:rFonts w:hint="eastAsia" w:ascii="Microsoft JhengHei" w:hAnsi="Microsoft JhengHei" w:eastAsia="Microsoft JhengHei" w:cs="Microsoft JhengHei"/>
+              <w:szCs w:val="24"/>
+            </w:rPr>
             <w:fldChar w:fldCharType="end"/>
           </w:r>
         </w:p>
@@ -847,17 +881,29 @@
             </w:tabs>
           </w:pPr>
           <w:r>
+            <w:rPr>
+              <w:rFonts w:hint="eastAsia" w:ascii="Microsoft JhengHei" w:hAnsi="Microsoft JhengHei" w:eastAsia="Microsoft JhengHei" w:cs="Microsoft JhengHei"/>
+              <w:szCs w:val="24"/>
+            </w:rPr>
             <w:fldChar w:fldCharType="begin"/>
           </w:r>
           <w:r>
-            <w:instrText xml:space="preserve"> HYPERLINK \l "_Toc9532" </w:instrText>
-          </w:r>
-          <w:r>
+            <w:rPr>
+              <w:rFonts w:hint="eastAsia" w:ascii="Microsoft JhengHei" w:hAnsi="Microsoft JhengHei" w:eastAsia="Microsoft JhengHei" w:cs="Microsoft JhengHei"/>
+              <w:szCs w:val="24"/>
+            </w:rPr>
+            <w:instrText xml:space="preserve"> HYPERLINK \l _Toc22616 </w:instrText>
+          </w:r>
+          <w:r>
+            <w:rPr>
+              <w:rFonts w:hint="eastAsia" w:ascii="Microsoft JhengHei" w:hAnsi="Microsoft JhengHei" w:eastAsia="Microsoft JhengHei" w:cs="Microsoft JhengHei"/>
+              <w:szCs w:val="24"/>
+            </w:rPr>
             <w:fldChar w:fldCharType="separate"/>
           </w:r>
           <w:r>
             <w:rPr>
-              <w:rFonts w:ascii="宋体" w:hAnsi="宋体" w:eastAsia="宋体" w:cs="宋体"/>
+              <w:rFonts w:ascii="宋体" w:hAnsi="宋体" w:cs="宋体"/>
               <w:spacing w:val="-3"/>
               <w:szCs w:val="28"/>
             </w:rPr>
@@ -870,7 +916,7 @@
             <w:fldChar w:fldCharType="begin"/>
           </w:r>
           <w:r>
-            <w:instrText xml:space="preserve"> PAGEREF _Toc9532 \h </w:instrText>
+            <w:instrText xml:space="preserve"> PAGEREF _Toc22616 \h </w:instrText>
           </w:r>
           <w:r>
             <w:fldChar w:fldCharType="separate"/>
@@ -882,6 +928,10 @@
             <w:fldChar w:fldCharType="end"/>
           </w:r>
           <w:r>
+            <w:rPr>
+              <w:rFonts w:hint="eastAsia" w:ascii="Microsoft JhengHei" w:hAnsi="Microsoft JhengHei" w:eastAsia="Microsoft JhengHei" w:cs="Microsoft JhengHei"/>
+              <w:szCs w:val="24"/>
+            </w:rPr>
             <w:fldChar w:fldCharType="end"/>
           </w:r>
         </w:p>
@@ -893,16 +943,34 @@
             </w:tabs>
           </w:pPr>
           <w:r>
+            <w:rPr>
+              <w:rFonts w:hint="eastAsia" w:ascii="Microsoft JhengHei" w:hAnsi="Microsoft JhengHei" w:eastAsia="Microsoft JhengHei" w:cs="Microsoft JhengHei"/>
+              <w:szCs w:val="24"/>
+            </w:rPr>
             <w:fldChar w:fldCharType="begin"/>
           </w:r>
           <w:r>
-            <w:instrText xml:space="preserve"> HYPERLINK \l "_Toc11543" </w:instrText>
-          </w:r>
-          <w:r>
+            <w:rPr>
+              <w:rFonts w:hint="eastAsia" w:ascii="Microsoft JhengHei" w:hAnsi="Microsoft JhengHei" w:eastAsia="Microsoft JhengHei" w:cs="Microsoft JhengHei"/>
+              <w:szCs w:val="24"/>
+            </w:rPr>
+            <w:instrText xml:space="preserve"> HYPERLINK \l _Toc30162 </w:instrText>
+          </w:r>
+          <w:r>
+            <w:rPr>
+              <w:rFonts w:hint="eastAsia" w:ascii="Microsoft JhengHei" w:hAnsi="Microsoft JhengHei" w:eastAsia="Microsoft JhengHei" w:cs="Microsoft JhengHei"/>
+              <w:szCs w:val="24"/>
+            </w:rPr>
             <w:fldChar w:fldCharType="separate"/>
           </w:r>
           <w:r>
-            <w:t>1. 服务台概况</w:t>
+            <w:rPr>
+              <w:rFonts w:hint="default"/>
+            </w:rPr>
+            <w:t xml:space="preserve">1. </w:t>
+          </w:r>
+          <w:r>
+            <w:t>服务台概况</w:t>
           </w:r>
           <w:r>
             <w:tab/>
@@ -911,7 +979,7 @@
             <w:fldChar w:fldCharType="begin"/>
           </w:r>
           <w:r>
-            <w:instrText xml:space="preserve"> PAGEREF _Toc11543 \h </w:instrText>
+            <w:instrText xml:space="preserve"> PAGEREF _Toc30162 \h </w:instrText>
           </w:r>
           <w:r>
             <w:fldChar w:fldCharType="separate"/>
@@ -923,6 +991,10 @@
             <w:fldChar w:fldCharType="end"/>
           </w:r>
           <w:r>
+            <w:rPr>
+              <w:rFonts w:hint="eastAsia" w:ascii="Microsoft JhengHei" w:hAnsi="Microsoft JhengHei" w:eastAsia="Microsoft JhengHei" w:cs="Microsoft JhengHei"/>
+              <w:szCs w:val="24"/>
+            </w:rPr>
             <w:fldChar w:fldCharType="end"/>
           </w:r>
         </w:p>
@@ -934,16 +1006,34 @@
             </w:tabs>
           </w:pPr>
           <w:r>
+            <w:rPr>
+              <w:rFonts w:hint="eastAsia" w:ascii="Microsoft JhengHei" w:hAnsi="Microsoft JhengHei" w:eastAsia="Microsoft JhengHei" w:cs="Microsoft JhengHei"/>
+              <w:szCs w:val="24"/>
+            </w:rPr>
             <w:fldChar w:fldCharType="begin"/>
           </w:r>
           <w:r>
-            <w:instrText xml:space="preserve"> HYPERLINK \l "_Toc4860" </w:instrText>
-          </w:r>
-          <w:r>
+            <w:rPr>
+              <w:rFonts w:hint="eastAsia" w:ascii="Microsoft JhengHei" w:hAnsi="Microsoft JhengHei" w:eastAsia="Microsoft JhengHei" w:cs="Microsoft JhengHei"/>
+              <w:szCs w:val="24"/>
+            </w:rPr>
+            <w:instrText xml:space="preserve"> HYPERLINK \l _Toc15733 </w:instrText>
+          </w:r>
+          <w:r>
+            <w:rPr>
+              <w:rFonts w:hint="eastAsia" w:ascii="Microsoft JhengHei" w:hAnsi="Microsoft JhengHei" w:eastAsia="Microsoft JhengHei" w:cs="Microsoft JhengHei"/>
+              <w:szCs w:val="24"/>
+            </w:rPr>
             <w:fldChar w:fldCharType="separate"/>
           </w:r>
           <w:r>
-            <w:t>2. 严格要求服务台工作</w:t>
+            <w:rPr>
+              <w:rFonts w:hint="default"/>
+            </w:rPr>
+            <w:t xml:space="preserve">2. </w:t>
+          </w:r>
+          <w:r>
+            <w:t>严格要求服务台工作</w:t>
           </w:r>
           <w:r>
             <w:tab/>
@@ -952,7 +1042,7 @@
             <w:fldChar w:fldCharType="begin"/>
           </w:r>
           <w:r>
-            <w:instrText xml:space="preserve"> PAGEREF _Toc4860 \h </w:instrText>
+            <w:instrText xml:space="preserve"> PAGEREF _Toc15733 \h </w:instrText>
           </w:r>
           <w:r>
             <w:fldChar w:fldCharType="separate"/>
@@ -964,6 +1054,10 @@
             <w:fldChar w:fldCharType="end"/>
           </w:r>
           <w:r>
+            <w:rPr>
+              <w:rFonts w:hint="eastAsia" w:ascii="Microsoft JhengHei" w:hAnsi="Microsoft JhengHei" w:eastAsia="Microsoft JhengHei" w:cs="Microsoft JhengHei"/>
+              <w:szCs w:val="24"/>
+            </w:rPr>
             <w:fldChar w:fldCharType="end"/>
           </w:r>
         </w:p>
@@ -975,16 +1069,34 @@
             </w:tabs>
           </w:pPr>
           <w:r>
+            <w:rPr>
+              <w:rFonts w:hint="eastAsia" w:ascii="Microsoft JhengHei" w:hAnsi="Microsoft JhengHei" w:eastAsia="Microsoft JhengHei" w:cs="Microsoft JhengHei"/>
+              <w:szCs w:val="24"/>
+            </w:rPr>
             <w:fldChar w:fldCharType="begin"/>
           </w:r>
           <w:r>
-            <w:instrText xml:space="preserve"> HYPERLINK \l "_Toc3229" </w:instrText>
-          </w:r>
-          <w:r>
+            <w:rPr>
+              <w:rFonts w:hint="eastAsia" w:ascii="Microsoft JhengHei" w:hAnsi="Microsoft JhengHei" w:eastAsia="Microsoft JhengHei" w:cs="Microsoft JhengHei"/>
+              <w:szCs w:val="24"/>
+            </w:rPr>
+            <w:instrText xml:space="preserve"> HYPERLINK \l _Toc16067 </w:instrText>
+          </w:r>
+          <w:r>
+            <w:rPr>
+              <w:rFonts w:hint="eastAsia" w:ascii="Microsoft JhengHei" w:hAnsi="Microsoft JhengHei" w:eastAsia="Microsoft JhengHei" w:cs="Microsoft JhengHei"/>
+              <w:szCs w:val="24"/>
+            </w:rPr>
             <w:fldChar w:fldCharType="separate"/>
           </w:r>
           <w:r>
-            <w:t>2.1. 提升服务台工作效率</w:t>
+            <w:rPr>
+              <w:rFonts w:hint="default"/>
+            </w:rPr>
+            <w:t xml:space="preserve">2.1. </w:t>
+          </w:r>
+          <w:r>
+            <w:t>提升服务台工作效率</w:t>
           </w:r>
           <w:r>
             <w:tab/>
@@ -993,7 +1105,7 @@
             <w:fldChar w:fldCharType="begin"/>
           </w:r>
           <w:r>
-            <w:instrText xml:space="preserve"> PAGEREF _Toc3229 \h </w:instrText>
+            <w:instrText xml:space="preserve"> PAGEREF _Toc16067 \h </w:instrText>
           </w:r>
           <w:r>
             <w:fldChar w:fldCharType="separate"/>
@@ -1005,6 +1117,10 @@
             <w:fldChar w:fldCharType="end"/>
           </w:r>
           <w:r>
+            <w:rPr>
+              <w:rFonts w:hint="eastAsia" w:ascii="Microsoft JhengHei" w:hAnsi="Microsoft JhengHei" w:eastAsia="Microsoft JhengHei" w:cs="Microsoft JhengHei"/>
+              <w:szCs w:val="24"/>
+            </w:rPr>
             <w:fldChar w:fldCharType="end"/>
           </w:r>
         </w:p>
@@ -1016,16 +1132,34 @@
             </w:tabs>
           </w:pPr>
           <w:r>
+            <w:rPr>
+              <w:rFonts w:hint="eastAsia" w:ascii="Microsoft JhengHei" w:hAnsi="Microsoft JhengHei" w:eastAsia="Microsoft JhengHei" w:cs="Microsoft JhengHei"/>
+              <w:szCs w:val="24"/>
+            </w:rPr>
             <w:fldChar w:fldCharType="begin"/>
           </w:r>
           <w:r>
-            <w:instrText xml:space="preserve"> HYPERLINK \l "_Toc29369" </w:instrText>
-          </w:r>
-          <w:r>
+            <w:rPr>
+              <w:rFonts w:hint="eastAsia" w:ascii="Microsoft JhengHei" w:hAnsi="Microsoft JhengHei" w:eastAsia="Microsoft JhengHei" w:cs="Microsoft JhengHei"/>
+              <w:szCs w:val="24"/>
+            </w:rPr>
+            <w:instrText xml:space="preserve"> HYPERLINK \l _Toc18665 </w:instrText>
+          </w:r>
+          <w:r>
+            <w:rPr>
+              <w:rFonts w:hint="eastAsia" w:ascii="Microsoft JhengHei" w:hAnsi="Microsoft JhengHei" w:eastAsia="Microsoft JhengHei" w:cs="Microsoft JhengHei"/>
+              <w:szCs w:val="24"/>
+            </w:rPr>
             <w:fldChar w:fldCharType="separate"/>
           </w:r>
           <w:r>
-            <w:t>2.2. 服务台</w:t>
+            <w:rPr>
+              <w:rFonts w:hint="default"/>
+            </w:rPr>
+            <w:t xml:space="preserve">2.2. </w:t>
+          </w:r>
+          <w:r>
+            <w:t>服务台</w:t>
           </w:r>
           <w:r>
             <w:rPr>
@@ -1041,7 +1175,7 @@
             <w:fldChar w:fldCharType="begin"/>
           </w:r>
           <w:r>
-            <w:instrText xml:space="preserve"> PAGEREF _Toc29369 \h </w:instrText>
+            <w:instrText xml:space="preserve"> PAGEREF _Toc18665 \h </w:instrText>
           </w:r>
           <w:r>
             <w:fldChar w:fldCharType="separate"/>
@@ -1053,6 +1187,10 @@
             <w:fldChar w:fldCharType="end"/>
           </w:r>
           <w:r>
+            <w:rPr>
+              <w:rFonts w:hint="eastAsia" w:ascii="Microsoft JhengHei" w:hAnsi="Microsoft JhengHei" w:eastAsia="Microsoft JhengHei" w:cs="Microsoft JhengHei"/>
+              <w:szCs w:val="24"/>
+            </w:rPr>
             <w:fldChar w:fldCharType="end"/>
           </w:r>
         </w:p>
@@ -1064,16 +1202,29 @@
             </w:tabs>
           </w:pPr>
           <w:r>
+            <w:rPr>
+              <w:rFonts w:hint="eastAsia" w:ascii="Microsoft JhengHei" w:hAnsi="Microsoft JhengHei" w:eastAsia="Microsoft JhengHei" w:cs="Microsoft JhengHei"/>
+              <w:szCs w:val="24"/>
+            </w:rPr>
             <w:fldChar w:fldCharType="begin"/>
           </w:r>
           <w:r>
-            <w:instrText xml:space="preserve"> HYPERLINK \l "_Toc2201" </w:instrText>
-          </w:r>
-          <w:r>
+            <w:rPr>
+              <w:rFonts w:hint="eastAsia" w:ascii="Microsoft JhengHei" w:hAnsi="Microsoft JhengHei" w:eastAsia="Microsoft JhengHei" w:cs="Microsoft JhengHei"/>
+              <w:szCs w:val="24"/>
+            </w:rPr>
+            <w:instrText xml:space="preserve"> HYPERLINK \l _Toc31803 </w:instrText>
+          </w:r>
+          <w:r>
+            <w:rPr>
+              <w:rFonts w:hint="eastAsia" w:ascii="Microsoft JhengHei" w:hAnsi="Microsoft JhengHei" w:eastAsia="Microsoft JhengHei" w:cs="Microsoft JhengHei"/>
+              <w:szCs w:val="24"/>
+            </w:rPr>
             <w:fldChar w:fldCharType="separate"/>
           </w:r>
           <w:r>
             <w:rPr>
+              <w:rFonts w:hint="default"/>
               <w:lang w:eastAsia="zh-CN"/>
             </w:rPr>
             <w:t xml:space="preserve">3. </w:t>
@@ -1092,7 +1243,7 @@
             <w:fldChar w:fldCharType="begin"/>
           </w:r>
           <w:r>
-            <w:instrText xml:space="preserve"> PAGEREF _Toc2201 \h </w:instrText>
+            <w:instrText xml:space="preserve"> PAGEREF _Toc31803 \h </w:instrText>
           </w:r>
           <w:r>
             <w:fldChar w:fldCharType="separate"/>
@@ -1104,6 +1255,10 @@
             <w:fldChar w:fldCharType="end"/>
           </w:r>
           <w:r>
+            <w:rPr>
+              <w:rFonts w:hint="eastAsia" w:ascii="Microsoft JhengHei" w:hAnsi="Microsoft JhengHei" w:eastAsia="Microsoft JhengHei" w:cs="Microsoft JhengHei"/>
+              <w:szCs w:val="24"/>
+            </w:rPr>
             <w:fldChar w:fldCharType="end"/>
           </w:r>
         </w:p>
@@ -1147,7 +1302,7 @@
       </w:pPr>
       <w:bookmarkStart w:id="3" w:name="bookmark1"/>
       <w:bookmarkEnd w:id="3"/>
-      <w:bookmarkStart w:id="4" w:name="_Toc11543"/>
+      <w:bookmarkStart w:id="4" w:name="_Toc30162"/>
       <w:r>
         <w:t>服务台概况</w:t>
       </w:r>
@@ -1217,7 +1372,7 @@
       <w:pPr>
         <w:pStyle w:val="27"/>
       </w:pPr>
-      <w:bookmarkStart w:id="5" w:name="_Toc4860"/>
+      <w:bookmarkStart w:id="5" w:name="_Toc15733"/>
       <w:r>
         <w:t>严格要求服务台工作</w:t>
       </w:r>
@@ -1247,7 +1402,7 @@
       <w:pPr>
         <w:pStyle w:val="29"/>
       </w:pPr>
-      <w:bookmarkStart w:id="6" w:name="_Toc3229"/>
+      <w:bookmarkStart w:id="6" w:name="_Toc16067"/>
       <w:r>
         <w:t>提升服务台工作效率</w:t>
       </w:r>
@@ -1337,9 +1492,7 @@
       <w:pPr>
         <w:pStyle w:val="29"/>
       </w:pPr>
-      <w:bookmarkStart w:id="7" w:name="_Toc29369"/>
-      <w:bookmarkStart w:id="9" w:name="_GoBack"/>
-      <w:bookmarkEnd w:id="9"/>
+      <w:bookmarkStart w:id="7" w:name="_Toc18665"/>
       <w:r>
         <w:t>服务台</w:t>
       </w:r>
@@ -1379,7 +1532,7 @@
           <w:lang w:eastAsia="zh-CN"/>
         </w:rPr>
       </w:pPr>
-      <w:bookmarkStart w:id="8" w:name="_Toc2201"/>
+      <w:bookmarkStart w:id="8" w:name="_Toc31803"/>
       <w:r>
         <w:rPr>
           <w:rFonts w:hint="eastAsia"/>
